--- a/docs/SRS.docx
+++ b/docs/SRS.docx
@@ -25,19 +25,11 @@
           <w:lang w:val="en-US"/>
         </w:rPr>
       </w:pPr>
-      <w:proofErr w:type="spellStart"/>
-      <w:r>
-        <w:rPr>
-          <w:lang w:val="en-US"/>
-        </w:rPr>
-        <w:t>TaxiTap</w:t>
-      </w:r>
-      <w:proofErr w:type="spellEnd"/>
-      <w:r>
-        <w:rPr>
-          <w:lang w:val="en-US"/>
-        </w:rPr>
-        <w:t xml:space="preserve"> by Git It Done</w:t>
+      <w:r>
+        <w:rPr>
+          <w:lang w:val="en-US"/>
+        </w:rPr>
+        <w:t>TaxiTap by Git It Done</w:t>
       </w:r>
     </w:p>
     <w:p>
@@ -63,79 +55,14 @@
           <w:lang w:val="en-US"/>
         </w:rPr>
       </w:pPr>
-      <w:proofErr w:type="spellStart"/>
-      <w:r>
-        <w:rPr>
-          <w:rFonts w:ascii="Arial" w:hAnsi="Arial" w:cs="Arial"/>
-          <w:sz w:val="28"/>
-          <w:szCs w:val="28"/>
-          <w:lang w:val="en-US"/>
-        </w:rPr>
-        <w:t>TaxiTap</w:t>
-      </w:r>
-      <w:proofErr w:type="spellEnd"/>
-      <w:r>
-        <w:rPr>
-          <w:rFonts w:ascii="Arial" w:hAnsi="Arial" w:cs="Arial"/>
-          <w:sz w:val="28"/>
-          <w:szCs w:val="28"/>
-          <w:lang w:val="en-US"/>
-        </w:rPr>
-        <w:t xml:space="preserve"> is a mobile platform designed to </w:t>
-      </w:r>
-      <w:r>
-        <w:rPr>
-          <w:rFonts w:ascii="Arial" w:hAnsi="Arial" w:cs="Arial"/>
-          <w:sz w:val="28"/>
-          <w:szCs w:val="28"/>
-          <w:lang w:val="en-US"/>
-        </w:rPr>
-        <w:t>revolutionize</w:t>
-      </w:r>
-      <w:r>
-        <w:rPr>
-          <w:rFonts w:ascii="Arial" w:hAnsi="Arial" w:cs="Arial"/>
-          <w:sz w:val="28"/>
-          <w:szCs w:val="28"/>
-          <w:lang w:val="en-US"/>
-        </w:rPr>
-        <w:t xml:space="preserve"> South Africa’s minibus taxi industry by </w:t>
-      </w:r>
-      <w:r>
-        <w:rPr>
-          <w:rFonts w:ascii="Arial" w:hAnsi="Arial" w:cs="Arial"/>
-          <w:sz w:val="28"/>
-          <w:szCs w:val="28"/>
-          <w:lang w:val="en-US"/>
-        </w:rPr>
-        <w:t>digitizing</w:t>
-      </w:r>
-      <w:r>
-        <w:rPr>
-          <w:rFonts w:ascii="Arial" w:hAnsi="Arial" w:cs="Arial"/>
-          <w:sz w:val="28"/>
-          <w:szCs w:val="28"/>
-          <w:lang w:val="en-US"/>
-        </w:rPr>
-        <w:t xml:space="preserve"> route information, eliminating the need for constant hooting, and creating a semi-structured booking system while preserving the flexibility that makes taxis an essential </w:t>
-      </w:r>
-      <w:r>
-        <w:rPr>
-          <w:rFonts w:ascii="Arial" w:hAnsi="Arial" w:cs="Arial"/>
-          <w:sz w:val="28"/>
-          <w:szCs w:val="28"/>
-          <w:lang w:val="en-US"/>
-        </w:rPr>
-        <w:t>mode of transport</w:t>
-      </w:r>
-      <w:r>
-        <w:rPr>
-          <w:rFonts w:ascii="Arial" w:hAnsi="Arial" w:cs="Arial"/>
-          <w:sz w:val="28"/>
-          <w:szCs w:val="28"/>
-          <w:lang w:val="en-US"/>
-        </w:rPr>
-        <w:t>. The system connects passengers and taxi operators through a location-aware mobile application that facilitates taxi requests, communicates passenger locations, manages payments, and provides real-time vehicle tracking – all without fundamentally changing the existing system's multi-passenger, flexible route nature.</w:t>
+      <w:r>
+        <w:rPr>
+          <w:rFonts w:ascii="Arial" w:hAnsi="Arial" w:cs="Arial"/>
+          <w:sz w:val="28"/>
+          <w:szCs w:val="28"/>
+          <w:lang w:val="en-US"/>
+        </w:rPr>
+        <w:t>TaxiTap is a mobile platform designed to revolutionize South Africa’s minibus taxi industry by digitizing route information, eliminating the need for constant hooting, and creating a semi-structured booking system while preserving the flexibility that makes taxis an essential mode of transport. The system connects passengers and taxi operators through a location-aware mobile application that facilitates taxi requests, communicates passenger locations, manages payments, and provides real-time vehicle tracking – all without fundamentally changing the existing system's multi-passenger, flexible route nature.</w:t>
       </w:r>
     </w:p>
     <w:p>
@@ -290,19 +217,7 @@
         <w:rPr>
           <w:lang w:val="en-US"/>
         </w:rPr>
-        <w:t xml:space="preserve">Service </w:t>
-      </w:r>
-      <w:r>
-        <w:rPr>
-          <w:lang w:val="en-US"/>
-        </w:rPr>
-        <w:t>C</w:t>
-      </w:r>
-      <w:r>
-        <w:rPr>
-          <w:lang w:val="en-US"/>
-        </w:rPr>
-        <w:t>ontracts</w:t>
+        <w:t>Service Contracts</w:t>
       </w:r>
     </w:p>
     <w:p>
@@ -316,19 +231,7 @@
         <w:rPr>
           <w:lang w:val="en-US"/>
         </w:rPr>
-        <w:t xml:space="preserve">Class </w:t>
-      </w:r>
-      <w:r>
-        <w:rPr>
-          <w:lang w:val="en-US"/>
-        </w:rPr>
-        <w:t>Dia</w:t>
-      </w:r>
-      <w:r>
-        <w:rPr>
-          <w:lang w:val="en-US"/>
-        </w:rPr>
-        <w:t>gram</w:t>
+        <w:t>Class Diagram</w:t>
       </w:r>
     </w:p>
     <w:p>
@@ -347,22 +250,103 @@
     </w:p>
     <w:p>
       <w:pPr>
-        <w:rPr>
-          <w:rFonts w:ascii="Arial" w:hAnsi="Arial" w:cs="Arial"/>
-          <w:sz w:val="28"/>
-          <w:szCs w:val="28"/>
-          <w:lang w:val="en-US"/>
-        </w:rPr>
-      </w:pPr>
-      <w:r>
-        <w:rPr>
-          <w:rFonts w:ascii="Arial" w:hAnsi="Arial" w:cs="Arial"/>
-          <w:sz w:val="28"/>
-          <w:szCs w:val="28"/>
-          <w:lang w:val="en-US"/>
-        </w:rPr>
-        <w:t>List all functional requirements and the sub requirements.</w:t>
-      </w:r>
+        <w:numPr>
+          <w:ilvl w:val="0"/>
+          <w:numId w:val="3"/>
+        </w:numPr>
+        <w:rPr>
+          <w:rFonts w:ascii="Arial" w:hAnsi="Arial" w:cs="Arial"/>
+          <w:sz w:val="28"/>
+          <w:szCs w:val="28"/>
+        </w:rPr>
+      </w:pPr>
+      <w:r>
+        <w:rPr>
+          <w:rFonts w:ascii="Arial" w:hAnsi="Arial" w:cs="Arial"/>
+          <w:sz w:val="28"/>
+          <w:szCs w:val="28"/>
+        </w:rPr>
+        <w:t>User Registration and Login</w:t>
+      </w:r>
+    </w:p>
+    <w:p>
+      <w:pPr>
+        <w:rPr>
+          <w:rFonts w:ascii="Arial" w:hAnsi="Arial" w:cs="Arial"/>
+          <w:sz w:val="28"/>
+          <w:szCs w:val="28"/>
+        </w:rPr>
+      </w:pPr>
+      <w:r>
+        <w:rPr>
+          <w:rFonts w:ascii="Arial" w:hAnsi="Arial" w:cs="Arial"/>
+          <w:sz w:val="28"/>
+          <w:szCs w:val="28"/>
+        </w:rPr>
+        <w:t>1.1 Users should be able to register on the app as either a taxi driver or a passenger.</w:t>
+      </w:r>
+    </w:p>
+    <w:p>
+      <w:pPr>
+        <w:rPr>
+          <w:rFonts w:ascii="Arial" w:hAnsi="Arial" w:cs="Arial"/>
+          <w:sz w:val="28"/>
+          <w:szCs w:val="28"/>
+        </w:rPr>
+      </w:pPr>
+      <w:r>
+        <w:rPr>
+          <w:rFonts w:ascii="Arial" w:hAnsi="Arial" w:cs="Arial"/>
+          <w:sz w:val="28"/>
+          <w:szCs w:val="28"/>
+        </w:rPr>
+        <w:lastRenderedPageBreak/>
+        <w:t>1.2 Users registered as a taxi driver should be able to register a vehicle, with its relevant details.</w:t>
+      </w:r>
+    </w:p>
+    <w:p>
+      <w:pPr>
+        <w:rPr>
+          <w:rFonts w:ascii="Arial" w:hAnsi="Arial" w:cs="Arial"/>
+          <w:sz w:val="28"/>
+          <w:szCs w:val="28"/>
+        </w:rPr>
+      </w:pPr>
+      <w:r>
+        <w:rPr>
+          <w:rFonts w:ascii="Arial" w:hAnsi="Arial" w:cs="Arial"/>
+          <w:sz w:val="28"/>
+          <w:szCs w:val="28"/>
+        </w:rPr>
+        <w:t>1.3 Users should be able to Login in to the system using a unique username and a password.</w:t>
+      </w:r>
+    </w:p>
+    <w:p>
+      <w:pPr>
+        <w:rPr>
+          <w:rFonts w:ascii="Arial" w:hAnsi="Arial" w:cs="Arial"/>
+          <w:sz w:val="28"/>
+          <w:szCs w:val="28"/>
+        </w:rPr>
+      </w:pPr>
+      <w:r>
+        <w:rPr>
+          <w:rFonts w:ascii="Arial" w:hAnsi="Arial" w:cs="Arial"/>
+          <w:sz w:val="28"/>
+          <w:szCs w:val="28"/>
+        </w:rPr>
+        <w:t>1.4 Users intending to register as passengers should be able to register their name, phone number and payment preferences</w:t>
+      </w:r>
+    </w:p>
+    <w:p>
+      <w:pPr>
+        <w:rPr>
+          <w:rFonts w:ascii="Arial" w:hAnsi="Arial" w:cs="Arial"/>
+          <w:sz w:val="28"/>
+          <w:szCs w:val="28"/>
+          <w:lang w:val="en-US"/>
+        </w:rPr>
+      </w:pPr>
     </w:p>
     <w:p>
       <w:pPr>
@@ -394,27 +378,7 @@
           <w:szCs w:val="28"/>
           <w:lang w:val="en-US"/>
         </w:rPr>
-        <w:t xml:space="preserve">Use case diagrams of different parts of </w:t>
-      </w:r>
-      <w:proofErr w:type="gramStart"/>
-      <w:r>
-        <w:rPr>
-          <w:rFonts w:ascii="Arial" w:hAnsi="Arial" w:cs="Arial"/>
-          <w:sz w:val="28"/>
-          <w:szCs w:val="28"/>
-          <w:lang w:val="en-US"/>
-        </w:rPr>
-        <w:t>system</w:t>
-      </w:r>
-      <w:proofErr w:type="gramEnd"/>
-      <w:r>
-        <w:rPr>
-          <w:rFonts w:ascii="Arial" w:hAnsi="Arial" w:cs="Arial"/>
-          <w:sz w:val="28"/>
-          <w:szCs w:val="28"/>
-          <w:lang w:val="en-US"/>
-        </w:rPr>
-        <w:t>.</w:t>
+        <w:t>Use case diagrams of different parts of system.</w:t>
       </w:r>
     </w:p>
     <w:p>
@@ -610,6 +574,7 @@
         <w:rPr>
           <w:lang w:val="en-US"/>
         </w:rPr>
+        <w:lastRenderedPageBreak/>
         <w:t>Architectural Requirements</w:t>
       </w:r>
     </w:p>
@@ -643,27 +608,7 @@
           <w:szCs w:val="28"/>
           <w:lang w:val="en-US"/>
         </w:rPr>
-        <w:t xml:space="preserve">Quality requirements determine the overall quality of </w:t>
-      </w:r>
-      <w:proofErr w:type="spellStart"/>
-      <w:r>
-        <w:rPr>
-          <w:rFonts w:ascii="Arial" w:hAnsi="Arial" w:cs="Arial"/>
-          <w:sz w:val="28"/>
-          <w:szCs w:val="28"/>
-          <w:lang w:val="en-US"/>
-        </w:rPr>
-        <w:t>TaxiTap</w:t>
-      </w:r>
-      <w:proofErr w:type="spellEnd"/>
-      <w:r>
-        <w:rPr>
-          <w:rFonts w:ascii="Arial" w:hAnsi="Arial" w:cs="Arial"/>
-          <w:sz w:val="28"/>
-          <w:szCs w:val="28"/>
-          <w:lang w:val="en-US"/>
-        </w:rPr>
-        <w:t xml:space="preserve"> by specifying criteria that define how well the system performs and behaves.</w:t>
+        <w:t>Quality requirements determine the overall quality of TaxiTap by specifying criteria that define how well the system performs and behaves.</w:t>
       </w:r>
     </w:p>
     <w:p>
@@ -964,27 +909,7 @@
           <w:szCs w:val="28"/>
           <w:lang w:val="en-US"/>
         </w:rPr>
-        <w:t xml:space="preserve">Constraints </w:t>
-      </w:r>
-      <w:proofErr w:type="gramStart"/>
-      <w:r>
-        <w:rPr>
-          <w:rFonts w:ascii="Arial" w:hAnsi="Arial" w:cs="Arial"/>
-          <w:sz w:val="28"/>
-          <w:szCs w:val="28"/>
-          <w:lang w:val="en-US"/>
-        </w:rPr>
-        <w:t>client</w:t>
-      </w:r>
-      <w:proofErr w:type="gramEnd"/>
-      <w:r>
-        <w:rPr>
-          <w:rFonts w:ascii="Arial" w:hAnsi="Arial" w:cs="Arial"/>
-          <w:sz w:val="28"/>
-          <w:szCs w:val="28"/>
-          <w:lang w:val="en-US"/>
-        </w:rPr>
-        <w:t xml:space="preserve"> laid out.</w:t>
+        <w:t>Constraints client laid out.</w:t>
       </w:r>
     </w:p>
     <w:sectPr>
@@ -1089,6 +1014,119 @@
     </w:lvl>
   </w:abstractNum>
   <w:abstractNum w:abstractNumId="1" w15:restartNumberingAfterBreak="0">
+    <w:nsid w:val="0E8361EF"/>
+    <w:multiLevelType w:val="multilevel"/>
+    <w:tmpl w:val="BCE4FDEE"/>
+    <w:lvl w:ilvl="0">
+      <w:start w:val="1"/>
+      <w:numFmt w:val="decimal"/>
+      <w:lvlText w:val="%1."/>
+      <w:lvlJc w:val="left"/>
+      <w:pPr>
+        <w:tabs>
+          <w:tab w:val="num" w:pos="720"/>
+        </w:tabs>
+        <w:ind w:left="720" w:hanging="360"/>
+      </w:pPr>
+    </w:lvl>
+    <w:lvl w:ilvl="1" w:tentative="1">
+      <w:start w:val="1"/>
+      <w:numFmt w:val="decimal"/>
+      <w:lvlText w:val="%2."/>
+      <w:lvlJc w:val="left"/>
+      <w:pPr>
+        <w:tabs>
+          <w:tab w:val="num" w:pos="1440"/>
+        </w:tabs>
+        <w:ind w:left="1440" w:hanging="360"/>
+      </w:pPr>
+    </w:lvl>
+    <w:lvl w:ilvl="2" w:tentative="1">
+      <w:start w:val="1"/>
+      <w:numFmt w:val="decimal"/>
+      <w:lvlText w:val="%3."/>
+      <w:lvlJc w:val="left"/>
+      <w:pPr>
+        <w:tabs>
+          <w:tab w:val="num" w:pos="2160"/>
+        </w:tabs>
+        <w:ind w:left="2160" w:hanging="360"/>
+      </w:pPr>
+    </w:lvl>
+    <w:lvl w:ilvl="3" w:tentative="1">
+      <w:start w:val="1"/>
+      <w:numFmt w:val="decimal"/>
+      <w:lvlText w:val="%4."/>
+      <w:lvlJc w:val="left"/>
+      <w:pPr>
+        <w:tabs>
+          <w:tab w:val="num" w:pos="2880"/>
+        </w:tabs>
+        <w:ind w:left="2880" w:hanging="360"/>
+      </w:pPr>
+    </w:lvl>
+    <w:lvl w:ilvl="4" w:tentative="1">
+      <w:start w:val="1"/>
+      <w:numFmt w:val="decimal"/>
+      <w:lvlText w:val="%5."/>
+      <w:lvlJc w:val="left"/>
+      <w:pPr>
+        <w:tabs>
+          <w:tab w:val="num" w:pos="3600"/>
+        </w:tabs>
+        <w:ind w:left="3600" w:hanging="360"/>
+      </w:pPr>
+    </w:lvl>
+    <w:lvl w:ilvl="5" w:tentative="1">
+      <w:start w:val="1"/>
+      <w:numFmt w:val="decimal"/>
+      <w:lvlText w:val="%6."/>
+      <w:lvlJc w:val="left"/>
+      <w:pPr>
+        <w:tabs>
+          <w:tab w:val="num" w:pos="4320"/>
+        </w:tabs>
+        <w:ind w:left="4320" w:hanging="360"/>
+      </w:pPr>
+    </w:lvl>
+    <w:lvl w:ilvl="6" w:tentative="1">
+      <w:start w:val="1"/>
+      <w:numFmt w:val="decimal"/>
+      <w:lvlText w:val="%7."/>
+      <w:lvlJc w:val="left"/>
+      <w:pPr>
+        <w:tabs>
+          <w:tab w:val="num" w:pos="5040"/>
+        </w:tabs>
+        <w:ind w:left="5040" w:hanging="360"/>
+      </w:pPr>
+    </w:lvl>
+    <w:lvl w:ilvl="7" w:tentative="1">
+      <w:start w:val="1"/>
+      <w:numFmt w:val="decimal"/>
+      <w:lvlText w:val="%8."/>
+      <w:lvlJc w:val="left"/>
+      <w:pPr>
+        <w:tabs>
+          <w:tab w:val="num" w:pos="5760"/>
+        </w:tabs>
+        <w:ind w:left="5760" w:hanging="360"/>
+      </w:pPr>
+    </w:lvl>
+    <w:lvl w:ilvl="8" w:tentative="1">
+      <w:start w:val="1"/>
+      <w:numFmt w:val="decimal"/>
+      <w:lvlText w:val="%9."/>
+      <w:lvlJc w:val="left"/>
+      <w:pPr>
+        <w:tabs>
+          <w:tab w:val="num" w:pos="6480"/>
+        </w:tabs>
+        <w:ind w:left="6480" w:hanging="360"/>
+      </w:pPr>
+    </w:lvl>
+  </w:abstractNum>
+  <w:abstractNum w:abstractNumId="2" w15:restartNumberingAfterBreak="0">
     <w:nsid w:val="174039FC"/>
     <w:multiLevelType w:val="hybridMultilevel"/>
     <w:tmpl w:val="C56670BE"/>
@@ -1178,10 +1216,13 @@
     </w:lvl>
   </w:abstractNum>
   <w:num w:numId="1" w16cid:durableId="1675918359">
-    <w:abstractNumId w:val="1"/>
+    <w:abstractNumId w:val="2"/>
   </w:num>
   <w:num w:numId="2" w16cid:durableId="2133210916">
     <w:abstractNumId w:val="0"/>
+  </w:num>
+  <w:num w:numId="3" w16cid:durableId="663699958">
+    <w:abstractNumId w:val="1"/>
   </w:num>
 </w:numbering>
 </file>

--- a/docs/SRS.docx
+++ b/docs/SRS.docx
@@ -25,11 +25,19 @@
           <w:lang w:val="en-US"/>
         </w:rPr>
       </w:pPr>
-      <w:r>
-        <w:rPr>
-          <w:lang w:val="en-US"/>
-        </w:rPr>
-        <w:t>TaxiTap by Git It Done</w:t>
+      <w:proofErr w:type="spellStart"/>
+      <w:r>
+        <w:rPr>
+          <w:lang w:val="en-US"/>
+        </w:rPr>
+        <w:t>TaxiTap</w:t>
+      </w:r>
+      <w:proofErr w:type="spellEnd"/>
+      <w:r>
+        <w:rPr>
+          <w:lang w:val="en-US"/>
+        </w:rPr>
+        <w:t xml:space="preserve"> by Git It Done</w:t>
       </w:r>
     </w:p>
     <w:p>
@@ -55,14 +63,25 @@
           <w:lang w:val="en-US"/>
         </w:rPr>
       </w:pPr>
-      <w:r>
-        <w:rPr>
-          <w:rFonts w:ascii="Arial" w:hAnsi="Arial" w:cs="Arial"/>
-          <w:sz w:val="28"/>
-          <w:szCs w:val="28"/>
-          <w:lang w:val="en-US"/>
-        </w:rPr>
-        <w:t>TaxiTap is a mobile platform designed to revolutionize South Africa’s minibus taxi industry by digitizing route information, eliminating the need for constant hooting, and creating a semi-structured booking system while preserving the flexibility that makes taxis an essential mode of transport. The system connects passengers and taxi operators through a location-aware mobile application that facilitates taxi requests, communicates passenger locations, manages payments, and provides real-time vehicle tracking – all without fundamentally changing the existing system's multi-passenger, flexible route nature.</w:t>
+      <w:proofErr w:type="spellStart"/>
+      <w:r>
+        <w:rPr>
+          <w:rFonts w:ascii="Arial" w:hAnsi="Arial" w:cs="Arial"/>
+          <w:sz w:val="28"/>
+          <w:szCs w:val="28"/>
+          <w:lang w:val="en-US"/>
+        </w:rPr>
+        <w:t>TaxiTap</w:t>
+      </w:r>
+      <w:proofErr w:type="spellEnd"/>
+      <w:r>
+        <w:rPr>
+          <w:rFonts w:ascii="Arial" w:hAnsi="Arial" w:cs="Arial"/>
+          <w:sz w:val="28"/>
+          <w:szCs w:val="28"/>
+          <w:lang w:val="en-US"/>
+        </w:rPr>
+        <w:t xml:space="preserve"> is a mobile platform designed to revolutionize South Africa’s minibus taxi industry by digitizing route information, eliminating the need for constant hooting, and creating a semi-structured booking system while preserving the flexibility that makes taxis an essential mode of transport. The system connects passengers and taxi operators through a location-aware mobile application that facilitates taxi requests, communicates passenger locations, manages payments, and provides real-time vehicle tracking – all without fundamentally changing the existing system's multi-passenger, flexible route nature.</w:t>
       </w:r>
     </w:p>
     <w:p>
@@ -318,7 +337,25 @@
           <w:sz w:val="28"/>
           <w:szCs w:val="28"/>
         </w:rPr>
-        <w:t>1.3 Users should be able to Login in to the system using a unique username and a password.</w:t>
+        <w:t xml:space="preserve">1.3 Users should be able to Login </w:t>
+      </w:r>
+      <w:proofErr w:type="gramStart"/>
+      <w:r>
+        <w:rPr>
+          <w:rFonts w:ascii="Arial" w:hAnsi="Arial" w:cs="Arial"/>
+          <w:sz w:val="28"/>
+          <w:szCs w:val="28"/>
+        </w:rPr>
+        <w:t>in to</w:t>
+      </w:r>
+      <w:proofErr w:type="gramEnd"/>
+      <w:r>
+        <w:rPr>
+          <w:rFonts w:ascii="Arial" w:hAnsi="Arial" w:cs="Arial"/>
+          <w:sz w:val="28"/>
+          <w:szCs w:val="28"/>
+        </w:rPr>
+        <w:t xml:space="preserve"> the system using a unique username and a password.</w:t>
       </w:r>
     </w:p>
     <w:p>
@@ -340,6 +377,123 @@
     </w:p>
     <w:p>
       <w:pPr>
+        <w:pStyle w:val="ListParagraph"/>
+        <w:numPr>
+          <w:ilvl w:val="0"/>
+          <w:numId w:val="3"/>
+        </w:numPr>
+        <w:rPr>
+          <w:rFonts w:ascii="Arial" w:hAnsi="Arial" w:cs="Arial"/>
+          <w:sz w:val="28"/>
+          <w:szCs w:val="28"/>
+        </w:rPr>
+      </w:pPr>
+      <w:r>
+        <w:rPr>
+          <w:rFonts w:ascii="Arial" w:hAnsi="Arial" w:cs="Arial"/>
+          <w:sz w:val="28"/>
+          <w:szCs w:val="28"/>
+        </w:rPr>
+        <w:t>Passenger System/Interface  </w:t>
+      </w:r>
+    </w:p>
+    <w:p>
+      <w:pPr>
+        <w:rPr>
+          <w:rFonts w:ascii="Arial" w:hAnsi="Arial" w:cs="Arial"/>
+          <w:sz w:val="28"/>
+          <w:szCs w:val="28"/>
+        </w:rPr>
+      </w:pPr>
+      <w:r>
+        <w:rPr>
+          <w:rFonts w:ascii="Arial" w:hAnsi="Arial" w:cs="Arial"/>
+          <w:sz w:val="28"/>
+          <w:szCs w:val="28"/>
+        </w:rPr>
+        <w:t>2.1 Passengers should be able to view nearby taxis.</w:t>
+      </w:r>
+    </w:p>
+    <w:p>
+      <w:pPr>
+        <w:rPr>
+          <w:rFonts w:ascii="Arial" w:hAnsi="Arial" w:cs="Arial"/>
+          <w:sz w:val="28"/>
+          <w:szCs w:val="28"/>
+        </w:rPr>
+      </w:pPr>
+      <w:r>
+        <w:rPr>
+          <w:rFonts w:ascii="Arial" w:hAnsi="Arial" w:cs="Arial"/>
+          <w:sz w:val="28"/>
+          <w:szCs w:val="28"/>
+        </w:rPr>
+        <w:t>2.2 Passengers should be able to receive a notification</w:t>
+      </w:r>
+    </w:p>
+    <w:p>
+      <w:pPr>
+        <w:rPr>
+          <w:rFonts w:ascii="Arial" w:hAnsi="Arial" w:cs="Arial"/>
+          <w:sz w:val="28"/>
+          <w:szCs w:val="28"/>
+        </w:rPr>
+      </w:pPr>
+      <w:r>
+        <w:rPr>
+          <w:rFonts w:ascii="Arial" w:hAnsi="Arial" w:cs="Arial"/>
+          <w:sz w:val="28"/>
+          <w:szCs w:val="28"/>
+        </w:rPr>
+        <w:t xml:space="preserve">2.3 Passengers should be able to request a </w:t>
+      </w:r>
+      <w:proofErr w:type="gramStart"/>
+      <w:r>
+        <w:rPr>
+          <w:rFonts w:ascii="Arial" w:hAnsi="Arial" w:cs="Arial"/>
+          <w:sz w:val="28"/>
+          <w:szCs w:val="28"/>
+        </w:rPr>
+        <w:t>pick up</w:t>
+      </w:r>
+      <w:proofErr w:type="gramEnd"/>
+      <w:r>
+        <w:rPr>
+          <w:rFonts w:ascii="Arial" w:hAnsi="Arial" w:cs="Arial"/>
+          <w:sz w:val="28"/>
+          <w:szCs w:val="28"/>
+        </w:rPr>
+        <w:t xml:space="preserve"> from an approximate location.</w:t>
+      </w:r>
+    </w:p>
+    <w:p>
+      <w:pPr>
+        <w:rPr>
+          <w:rFonts w:ascii="Arial" w:hAnsi="Arial" w:cs="Arial"/>
+          <w:sz w:val="28"/>
+          <w:szCs w:val="28"/>
+        </w:rPr>
+      </w:pPr>
+      <w:r>
+        <w:rPr>
+          <w:rFonts w:ascii="Arial" w:hAnsi="Arial" w:cs="Arial"/>
+          <w:sz w:val="28"/>
+          <w:szCs w:val="28"/>
+        </w:rPr>
+        <w:t>2.4 Passengers should be able request</w:t>
+      </w:r>
+    </w:p>
+    <w:p>
+      <w:pPr>
+        <w:rPr>
+          <w:rFonts w:ascii="Arial" w:hAnsi="Arial" w:cs="Arial"/>
+          <w:sz w:val="28"/>
+          <w:szCs w:val="28"/>
+        </w:rPr>
+      </w:pPr>
+    </w:p>
+    <w:p>
+      <w:pPr>
         <w:rPr>
           <w:rFonts w:ascii="Arial" w:hAnsi="Arial" w:cs="Arial"/>
           <w:sz w:val="28"/>
@@ -378,7 +532,27 @@
           <w:szCs w:val="28"/>
           <w:lang w:val="en-US"/>
         </w:rPr>
-        <w:t>Use case diagrams of different parts of system.</w:t>
+        <w:t xml:space="preserve">Use case diagrams of different parts of </w:t>
+      </w:r>
+      <w:proofErr w:type="gramStart"/>
+      <w:r>
+        <w:rPr>
+          <w:rFonts w:ascii="Arial" w:hAnsi="Arial" w:cs="Arial"/>
+          <w:sz w:val="28"/>
+          <w:szCs w:val="28"/>
+          <w:lang w:val="en-US"/>
+        </w:rPr>
+        <w:t>system</w:t>
+      </w:r>
+      <w:proofErr w:type="gramEnd"/>
+      <w:r>
+        <w:rPr>
+          <w:rFonts w:ascii="Arial" w:hAnsi="Arial" w:cs="Arial"/>
+          <w:sz w:val="28"/>
+          <w:szCs w:val="28"/>
+          <w:lang w:val="en-US"/>
+        </w:rPr>
+        <w:t>.</w:t>
       </w:r>
     </w:p>
     <w:p>
@@ -526,6 +700,7 @@
         <w:rPr>
           <w:lang w:val="en-US"/>
         </w:rPr>
+        <w:lastRenderedPageBreak/>
         <w:t>Version Control</w:t>
       </w:r>
     </w:p>
@@ -574,7 +749,6 @@
         <w:rPr>
           <w:lang w:val="en-US"/>
         </w:rPr>
-        <w:lastRenderedPageBreak/>
         <w:t>Architectural Requirements</w:t>
       </w:r>
     </w:p>
@@ -608,7 +782,27 @@
           <w:szCs w:val="28"/>
           <w:lang w:val="en-US"/>
         </w:rPr>
-        <w:t>Quality requirements determine the overall quality of TaxiTap by specifying criteria that define how well the system performs and behaves.</w:t>
+        <w:t xml:space="preserve">Quality requirements determine the overall quality of </w:t>
+      </w:r>
+      <w:proofErr w:type="spellStart"/>
+      <w:r>
+        <w:rPr>
+          <w:rFonts w:ascii="Arial" w:hAnsi="Arial" w:cs="Arial"/>
+          <w:sz w:val="28"/>
+          <w:szCs w:val="28"/>
+          <w:lang w:val="en-US"/>
+        </w:rPr>
+        <w:t>TaxiTap</w:t>
+      </w:r>
+      <w:proofErr w:type="spellEnd"/>
+      <w:r>
+        <w:rPr>
+          <w:rFonts w:ascii="Arial" w:hAnsi="Arial" w:cs="Arial"/>
+          <w:sz w:val="28"/>
+          <w:szCs w:val="28"/>
+          <w:lang w:val="en-US"/>
+        </w:rPr>
+        <w:t xml:space="preserve"> by specifying criteria that define how well the system performs and behaves.</w:t>
       </w:r>
     </w:p>
     <w:p>
@@ -909,7 +1103,27 @@
           <w:szCs w:val="28"/>
           <w:lang w:val="en-US"/>
         </w:rPr>
-        <w:t>Constraints client laid out.</w:t>
+        <w:t xml:space="preserve">Constraints </w:t>
+      </w:r>
+      <w:proofErr w:type="gramStart"/>
+      <w:r>
+        <w:rPr>
+          <w:rFonts w:ascii="Arial" w:hAnsi="Arial" w:cs="Arial"/>
+          <w:sz w:val="28"/>
+          <w:szCs w:val="28"/>
+          <w:lang w:val="en-US"/>
+        </w:rPr>
+        <w:t>client</w:t>
+      </w:r>
+      <w:proofErr w:type="gramEnd"/>
+      <w:r>
+        <w:rPr>
+          <w:rFonts w:ascii="Arial" w:hAnsi="Arial" w:cs="Arial"/>
+          <w:sz w:val="28"/>
+          <w:szCs w:val="28"/>
+          <w:lang w:val="en-US"/>
+        </w:rPr>
+        <w:t xml:space="preserve"> laid out.</w:t>
       </w:r>
     </w:p>
     <w:sectPr>
@@ -1215,6 +1429,119 @@
       </w:pPr>
     </w:lvl>
   </w:abstractNum>
+  <w:abstractNum w:abstractNumId="3" w15:restartNumberingAfterBreak="0">
+    <w:nsid w:val="3B752722"/>
+    <w:multiLevelType w:val="multilevel"/>
+    <w:tmpl w:val="D4CE5E54"/>
+    <w:lvl w:ilvl="0">
+      <w:start w:val="1"/>
+      <w:numFmt w:val="decimal"/>
+      <w:lvlText w:val="%1."/>
+      <w:lvlJc w:val="left"/>
+      <w:pPr>
+        <w:tabs>
+          <w:tab w:val="num" w:pos="720"/>
+        </w:tabs>
+        <w:ind w:left="720" w:hanging="360"/>
+      </w:pPr>
+    </w:lvl>
+    <w:lvl w:ilvl="1" w:tentative="1">
+      <w:start w:val="1"/>
+      <w:numFmt w:val="decimal"/>
+      <w:lvlText w:val="%2."/>
+      <w:lvlJc w:val="left"/>
+      <w:pPr>
+        <w:tabs>
+          <w:tab w:val="num" w:pos="1440"/>
+        </w:tabs>
+        <w:ind w:left="1440" w:hanging="360"/>
+      </w:pPr>
+    </w:lvl>
+    <w:lvl w:ilvl="2" w:tentative="1">
+      <w:start w:val="1"/>
+      <w:numFmt w:val="decimal"/>
+      <w:lvlText w:val="%3."/>
+      <w:lvlJc w:val="left"/>
+      <w:pPr>
+        <w:tabs>
+          <w:tab w:val="num" w:pos="2160"/>
+        </w:tabs>
+        <w:ind w:left="2160" w:hanging="360"/>
+      </w:pPr>
+    </w:lvl>
+    <w:lvl w:ilvl="3" w:tentative="1">
+      <w:start w:val="1"/>
+      <w:numFmt w:val="decimal"/>
+      <w:lvlText w:val="%4."/>
+      <w:lvlJc w:val="left"/>
+      <w:pPr>
+        <w:tabs>
+          <w:tab w:val="num" w:pos="2880"/>
+        </w:tabs>
+        <w:ind w:left="2880" w:hanging="360"/>
+      </w:pPr>
+    </w:lvl>
+    <w:lvl w:ilvl="4" w:tentative="1">
+      <w:start w:val="1"/>
+      <w:numFmt w:val="decimal"/>
+      <w:lvlText w:val="%5."/>
+      <w:lvlJc w:val="left"/>
+      <w:pPr>
+        <w:tabs>
+          <w:tab w:val="num" w:pos="3600"/>
+        </w:tabs>
+        <w:ind w:left="3600" w:hanging="360"/>
+      </w:pPr>
+    </w:lvl>
+    <w:lvl w:ilvl="5" w:tentative="1">
+      <w:start w:val="1"/>
+      <w:numFmt w:val="decimal"/>
+      <w:lvlText w:val="%6."/>
+      <w:lvlJc w:val="left"/>
+      <w:pPr>
+        <w:tabs>
+          <w:tab w:val="num" w:pos="4320"/>
+        </w:tabs>
+        <w:ind w:left="4320" w:hanging="360"/>
+      </w:pPr>
+    </w:lvl>
+    <w:lvl w:ilvl="6" w:tentative="1">
+      <w:start w:val="1"/>
+      <w:numFmt w:val="decimal"/>
+      <w:lvlText w:val="%7."/>
+      <w:lvlJc w:val="left"/>
+      <w:pPr>
+        <w:tabs>
+          <w:tab w:val="num" w:pos="5040"/>
+        </w:tabs>
+        <w:ind w:left="5040" w:hanging="360"/>
+      </w:pPr>
+    </w:lvl>
+    <w:lvl w:ilvl="7" w:tentative="1">
+      <w:start w:val="1"/>
+      <w:numFmt w:val="decimal"/>
+      <w:lvlText w:val="%8."/>
+      <w:lvlJc w:val="left"/>
+      <w:pPr>
+        <w:tabs>
+          <w:tab w:val="num" w:pos="5760"/>
+        </w:tabs>
+        <w:ind w:left="5760" w:hanging="360"/>
+      </w:pPr>
+    </w:lvl>
+    <w:lvl w:ilvl="8" w:tentative="1">
+      <w:start w:val="1"/>
+      <w:numFmt w:val="decimal"/>
+      <w:lvlText w:val="%9."/>
+      <w:lvlJc w:val="left"/>
+      <w:pPr>
+        <w:tabs>
+          <w:tab w:val="num" w:pos="6480"/>
+        </w:tabs>
+        <w:ind w:left="6480" w:hanging="360"/>
+      </w:pPr>
+    </w:lvl>
+  </w:abstractNum>
   <w:num w:numId="1" w16cid:durableId="1675918359">
     <w:abstractNumId w:val="2"/>
   </w:num>
@@ -1223,6 +1550,9 @@
   </w:num>
   <w:num w:numId="3" w16cid:durableId="663699958">
     <w:abstractNumId w:val="1"/>
+  </w:num>
+  <w:num w:numId="4" w16cid:durableId="720598500">
+    <w:abstractNumId w:val="3"/>
   </w:num>
 </w:numbering>
 </file>

--- a/docs/SRS.docx
+++ b/docs/SRS.docx
@@ -269,9 +269,30 @@
     </w:p>
     <w:p>
       <w:pPr>
+        <w:rPr>
+          <w:rFonts w:ascii="Arial" w:hAnsi="Arial" w:cs="Arial"/>
+          <w:b/>
+          <w:bCs/>
+          <w:sz w:val="28"/>
+          <w:szCs w:val="28"/>
+        </w:rPr>
+      </w:pPr>
+      <w:r>
+        <w:rPr>
+          <w:rFonts w:ascii="Arial" w:hAnsi="Arial" w:cs="Arial"/>
+          <w:b/>
+          <w:bCs/>
+          <w:sz w:val="28"/>
+          <w:szCs w:val="28"/>
+        </w:rPr>
+        <w:t>R1: User Account Management</w:t>
+      </w:r>
+    </w:p>
+    <w:p>
+      <w:pPr>
         <w:numPr>
           <w:ilvl w:val="0"/>
-          <w:numId w:val="3"/>
+          <w:numId w:val="9"/>
         </w:numPr>
         <w:rPr>
           <w:rFonts w:ascii="Arial" w:hAnsi="Arial" w:cs="Arial"/>
@@ -285,102 +306,22 @@
           <w:sz w:val="28"/>
           <w:szCs w:val="28"/>
         </w:rPr>
-        <w:t>User Registration and Login</w:t>
-      </w:r>
-    </w:p>
-    <w:p>
-      <w:pPr>
-        <w:rPr>
-          <w:rFonts w:ascii="Arial" w:hAnsi="Arial" w:cs="Arial"/>
-          <w:sz w:val="28"/>
-          <w:szCs w:val="28"/>
-        </w:rPr>
-      </w:pPr>
-      <w:r>
-        <w:rPr>
-          <w:rFonts w:ascii="Arial" w:hAnsi="Arial" w:cs="Arial"/>
-          <w:sz w:val="28"/>
-          <w:szCs w:val="28"/>
-        </w:rPr>
-        <w:t>1.1 Users should be able to register on the app as either a taxi driver or a passenger.</w:t>
-      </w:r>
-    </w:p>
-    <w:p>
-      <w:pPr>
-        <w:rPr>
-          <w:rFonts w:ascii="Arial" w:hAnsi="Arial" w:cs="Arial"/>
-          <w:sz w:val="28"/>
-          <w:szCs w:val="28"/>
-        </w:rPr>
-      </w:pPr>
-      <w:r>
-        <w:rPr>
-          <w:rFonts w:ascii="Arial" w:hAnsi="Arial" w:cs="Arial"/>
-          <w:sz w:val="28"/>
-          <w:szCs w:val="28"/>
-        </w:rPr>
-        <w:lastRenderedPageBreak/>
-        <w:t>1.2 Users registered as a taxi driver should be able to register a vehicle, with its relevant details.</w:t>
-      </w:r>
-    </w:p>
-    <w:p>
-      <w:pPr>
-        <w:rPr>
-          <w:rFonts w:ascii="Arial" w:hAnsi="Arial" w:cs="Arial"/>
-          <w:sz w:val="28"/>
-          <w:szCs w:val="28"/>
-        </w:rPr>
-      </w:pPr>
-      <w:r>
-        <w:rPr>
-          <w:rFonts w:ascii="Arial" w:hAnsi="Arial" w:cs="Arial"/>
-          <w:sz w:val="28"/>
-          <w:szCs w:val="28"/>
-        </w:rPr>
-        <w:t xml:space="preserve">1.3 Users should be able to Login </w:t>
-      </w:r>
-      <w:proofErr w:type="gramStart"/>
-      <w:r>
-        <w:rPr>
-          <w:rFonts w:ascii="Arial" w:hAnsi="Arial" w:cs="Arial"/>
-          <w:sz w:val="28"/>
-          <w:szCs w:val="28"/>
-        </w:rPr>
-        <w:t>in to</w:t>
-      </w:r>
-      <w:proofErr w:type="gramEnd"/>
-      <w:r>
-        <w:rPr>
-          <w:rFonts w:ascii="Arial" w:hAnsi="Arial" w:cs="Arial"/>
-          <w:sz w:val="28"/>
-          <w:szCs w:val="28"/>
-        </w:rPr>
-        <w:t xml:space="preserve"> the system using a unique username and a password.</w:t>
-      </w:r>
-    </w:p>
-    <w:p>
-      <w:pPr>
-        <w:rPr>
-          <w:rFonts w:ascii="Arial" w:hAnsi="Arial" w:cs="Arial"/>
-          <w:sz w:val="28"/>
-          <w:szCs w:val="28"/>
-        </w:rPr>
-      </w:pPr>
-      <w:r>
-        <w:rPr>
-          <w:rFonts w:ascii="Arial" w:hAnsi="Arial" w:cs="Arial"/>
-          <w:sz w:val="28"/>
-          <w:szCs w:val="28"/>
-        </w:rPr>
-        <w:t>1.4 Users intending to register as passengers should be able to register their name, phone number and payment preferences</w:t>
-      </w:r>
-    </w:p>
-    <w:p>
-      <w:pPr>
-        <w:pStyle w:val="ListParagraph"/>
+        <w:t xml:space="preserve">R1.1: </w:t>
+      </w:r>
+      <w:r>
+        <w:rPr>
+          <w:rFonts w:ascii="Arial" w:hAnsi="Arial" w:cs="Arial"/>
+          <w:sz w:val="28"/>
+          <w:szCs w:val="28"/>
+        </w:rPr>
+        <w:t>Users should be able to register as either a driver or a passenger</w:t>
+      </w:r>
+    </w:p>
+    <w:p>
+      <w:pPr>
         <w:numPr>
           <w:ilvl w:val="0"/>
-          <w:numId w:val="3"/>
+          <w:numId w:val="9"/>
         </w:numPr>
         <w:rPr>
           <w:rFonts w:ascii="Arial" w:hAnsi="Arial" w:cs="Arial"/>
@@ -394,58 +335,2402 @@
           <w:sz w:val="28"/>
           <w:szCs w:val="28"/>
         </w:rPr>
-        <w:t>Passenger System/Interface  </w:t>
-      </w:r>
-    </w:p>
-    <w:p>
-      <w:pPr>
-        <w:rPr>
-          <w:rFonts w:ascii="Arial" w:hAnsi="Arial" w:cs="Arial"/>
-          <w:sz w:val="28"/>
-          <w:szCs w:val="28"/>
-        </w:rPr>
-      </w:pPr>
-      <w:r>
-        <w:rPr>
-          <w:rFonts w:ascii="Arial" w:hAnsi="Arial" w:cs="Arial"/>
-          <w:sz w:val="28"/>
-          <w:szCs w:val="28"/>
-        </w:rPr>
-        <w:t>2.1 Passengers should be able to view nearby taxis.</w:t>
-      </w:r>
-    </w:p>
-    <w:p>
-      <w:pPr>
-        <w:rPr>
-          <w:rFonts w:ascii="Arial" w:hAnsi="Arial" w:cs="Arial"/>
-          <w:sz w:val="28"/>
-          <w:szCs w:val="28"/>
-        </w:rPr>
-      </w:pPr>
-      <w:r>
-        <w:rPr>
-          <w:rFonts w:ascii="Arial" w:hAnsi="Arial" w:cs="Arial"/>
-          <w:sz w:val="28"/>
-          <w:szCs w:val="28"/>
-        </w:rPr>
-        <w:t>2.2 Passengers should be able to receive a notification</w:t>
-      </w:r>
-    </w:p>
-    <w:p>
-      <w:pPr>
-        <w:rPr>
-          <w:rFonts w:ascii="Arial" w:hAnsi="Arial" w:cs="Arial"/>
-          <w:sz w:val="28"/>
-          <w:szCs w:val="28"/>
-        </w:rPr>
-      </w:pPr>
-      <w:r>
-        <w:rPr>
-          <w:rFonts w:ascii="Arial" w:hAnsi="Arial" w:cs="Arial"/>
-          <w:sz w:val="28"/>
-          <w:szCs w:val="28"/>
-        </w:rPr>
-        <w:t xml:space="preserve">2.3 Passengers should be able to request a </w:t>
+        <w:t>R1.</w:t>
+      </w:r>
+      <w:r>
+        <w:rPr>
+          <w:rFonts w:ascii="Arial" w:hAnsi="Arial" w:cs="Arial"/>
+          <w:sz w:val="28"/>
+          <w:szCs w:val="28"/>
+        </w:rPr>
+        <w:t>2</w:t>
+      </w:r>
+      <w:r>
+        <w:rPr>
+          <w:rFonts w:ascii="Arial" w:hAnsi="Arial" w:cs="Arial"/>
+          <w:sz w:val="28"/>
+          <w:szCs w:val="28"/>
+        </w:rPr>
+        <w:t xml:space="preserve">: </w:t>
+      </w:r>
+      <w:r>
+        <w:rPr>
+          <w:rFonts w:ascii="Arial" w:hAnsi="Arial" w:cs="Arial"/>
+          <w:sz w:val="28"/>
+          <w:szCs w:val="28"/>
+        </w:rPr>
+        <w:t>Users should be able to update their Profile information</w:t>
+      </w:r>
+    </w:p>
+    <w:p>
+      <w:pPr>
+        <w:numPr>
+          <w:ilvl w:val="0"/>
+          <w:numId w:val="9"/>
+        </w:numPr>
+        <w:rPr>
+          <w:rFonts w:ascii="Arial" w:hAnsi="Arial" w:cs="Arial"/>
+          <w:sz w:val="28"/>
+          <w:szCs w:val="28"/>
+        </w:rPr>
+      </w:pPr>
+      <w:r>
+        <w:rPr>
+          <w:rFonts w:ascii="Arial" w:hAnsi="Arial" w:cs="Arial"/>
+          <w:sz w:val="28"/>
+          <w:szCs w:val="28"/>
+        </w:rPr>
+        <w:lastRenderedPageBreak/>
+        <w:t>R1.</w:t>
+      </w:r>
+      <w:r>
+        <w:rPr>
+          <w:rFonts w:ascii="Arial" w:hAnsi="Arial" w:cs="Arial"/>
+          <w:sz w:val="28"/>
+          <w:szCs w:val="28"/>
+        </w:rPr>
+        <w:t>3</w:t>
+      </w:r>
+      <w:r>
+        <w:rPr>
+          <w:rFonts w:ascii="Arial" w:hAnsi="Arial" w:cs="Arial"/>
+          <w:sz w:val="28"/>
+          <w:szCs w:val="28"/>
+        </w:rPr>
+        <w:t xml:space="preserve">: The system </w:t>
+      </w:r>
+      <w:r>
+        <w:rPr>
+          <w:rFonts w:ascii="Arial" w:hAnsi="Arial" w:cs="Arial"/>
+          <w:sz w:val="28"/>
+          <w:szCs w:val="28"/>
+        </w:rPr>
+        <w:t>should</w:t>
+      </w:r>
+      <w:r>
+        <w:rPr>
+          <w:rFonts w:ascii="Arial" w:hAnsi="Arial" w:cs="Arial"/>
+          <w:sz w:val="28"/>
+          <w:szCs w:val="28"/>
+        </w:rPr>
+        <w:t xml:space="preserve"> support role-based access control for passenger and driver interfaces</w:t>
+      </w:r>
+    </w:p>
+    <w:p>
+      <w:pPr>
+        <w:numPr>
+          <w:ilvl w:val="0"/>
+          <w:numId w:val="9"/>
+        </w:numPr>
+        <w:rPr>
+          <w:rFonts w:ascii="Arial" w:hAnsi="Arial" w:cs="Arial"/>
+          <w:sz w:val="28"/>
+          <w:szCs w:val="28"/>
+        </w:rPr>
+      </w:pPr>
+      <w:r>
+        <w:rPr>
+          <w:rFonts w:ascii="Arial" w:hAnsi="Arial" w:cs="Arial"/>
+          <w:sz w:val="28"/>
+          <w:szCs w:val="28"/>
+        </w:rPr>
+        <w:t>R1.</w:t>
+      </w:r>
+      <w:r>
+        <w:rPr>
+          <w:rFonts w:ascii="Arial" w:hAnsi="Arial" w:cs="Arial"/>
+          <w:sz w:val="28"/>
+          <w:szCs w:val="28"/>
+        </w:rPr>
+        <w:t>4</w:t>
+      </w:r>
+      <w:r>
+        <w:rPr>
+          <w:rFonts w:ascii="Arial" w:hAnsi="Arial" w:cs="Arial"/>
+          <w:sz w:val="28"/>
+          <w:szCs w:val="28"/>
+        </w:rPr>
+        <w:t xml:space="preserve">: </w:t>
+      </w:r>
+      <w:r>
+        <w:rPr>
+          <w:rFonts w:ascii="Arial" w:hAnsi="Arial" w:cs="Arial"/>
+          <w:sz w:val="28"/>
+          <w:szCs w:val="28"/>
+        </w:rPr>
+        <w:t>Users should be able</w:t>
+      </w:r>
+      <w:r>
+        <w:rPr>
+          <w:rFonts w:ascii="Arial" w:hAnsi="Arial" w:cs="Arial"/>
+          <w:sz w:val="28"/>
+          <w:szCs w:val="28"/>
+        </w:rPr>
+        <w:t xml:space="preserve"> to reset </w:t>
+      </w:r>
+      <w:r>
+        <w:rPr>
+          <w:rFonts w:ascii="Arial" w:hAnsi="Arial" w:cs="Arial"/>
+          <w:sz w:val="28"/>
+          <w:szCs w:val="28"/>
+        </w:rPr>
+        <w:t xml:space="preserve">or change </w:t>
+      </w:r>
+      <w:r>
+        <w:rPr>
+          <w:rFonts w:ascii="Arial" w:hAnsi="Arial" w:cs="Arial"/>
+          <w:sz w:val="28"/>
+          <w:szCs w:val="28"/>
+        </w:rPr>
+        <w:t>their passwords</w:t>
+      </w:r>
+    </w:p>
+    <w:p>
+      <w:pPr>
+        <w:rPr>
+          <w:rFonts w:ascii="Arial" w:hAnsi="Arial" w:cs="Arial"/>
+          <w:b/>
+          <w:bCs/>
+          <w:sz w:val="28"/>
+          <w:szCs w:val="28"/>
+        </w:rPr>
+      </w:pPr>
+      <w:r>
+        <w:rPr>
+          <w:rFonts w:ascii="Arial" w:hAnsi="Arial" w:cs="Arial"/>
+          <w:b/>
+          <w:bCs/>
+          <w:sz w:val="28"/>
+          <w:szCs w:val="28"/>
+        </w:rPr>
+        <w:t>R2: Location Services</w:t>
+      </w:r>
+    </w:p>
+    <w:p>
+      <w:pPr>
+        <w:numPr>
+          <w:ilvl w:val="0"/>
+          <w:numId w:val="10"/>
+        </w:numPr>
+        <w:rPr>
+          <w:rFonts w:ascii="Arial" w:hAnsi="Arial" w:cs="Arial"/>
+          <w:sz w:val="28"/>
+          <w:szCs w:val="28"/>
+        </w:rPr>
+      </w:pPr>
+      <w:r>
+        <w:rPr>
+          <w:rFonts w:ascii="Arial" w:hAnsi="Arial" w:cs="Arial"/>
+          <w:sz w:val="28"/>
+          <w:szCs w:val="28"/>
+        </w:rPr>
+        <w:t xml:space="preserve">R2.1: The system </w:t>
+      </w:r>
+      <w:r>
+        <w:rPr>
+          <w:rFonts w:ascii="Arial" w:hAnsi="Arial" w:cs="Arial"/>
+          <w:sz w:val="28"/>
+          <w:szCs w:val="28"/>
+        </w:rPr>
+        <w:t>should</w:t>
+      </w:r>
+      <w:r>
+        <w:rPr>
+          <w:rFonts w:ascii="Arial" w:hAnsi="Arial" w:cs="Arial"/>
+          <w:sz w:val="28"/>
+          <w:szCs w:val="28"/>
+        </w:rPr>
+        <w:t xml:space="preserve"> track driver locations in real-time using GPS</w:t>
+      </w:r>
+    </w:p>
+    <w:p>
+      <w:pPr>
+        <w:numPr>
+          <w:ilvl w:val="0"/>
+          <w:numId w:val="10"/>
+        </w:numPr>
+        <w:rPr>
+          <w:rFonts w:ascii="Arial" w:hAnsi="Arial" w:cs="Arial"/>
+          <w:sz w:val="28"/>
+          <w:szCs w:val="28"/>
+        </w:rPr>
+      </w:pPr>
+      <w:r>
+        <w:rPr>
+          <w:rFonts w:ascii="Arial" w:hAnsi="Arial" w:cs="Arial"/>
+          <w:sz w:val="28"/>
+          <w:szCs w:val="28"/>
+        </w:rPr>
+        <w:t xml:space="preserve">R2.2: The system </w:t>
+      </w:r>
+      <w:r>
+        <w:rPr>
+          <w:rFonts w:ascii="Arial" w:hAnsi="Arial" w:cs="Arial"/>
+          <w:sz w:val="28"/>
+          <w:szCs w:val="28"/>
+        </w:rPr>
+        <w:t>should</w:t>
+      </w:r>
+      <w:r>
+        <w:rPr>
+          <w:rFonts w:ascii="Arial" w:hAnsi="Arial" w:cs="Arial"/>
+          <w:sz w:val="28"/>
+          <w:szCs w:val="28"/>
+        </w:rPr>
+        <w:t xml:space="preserve"> determine passenger locations for pickup requests</w:t>
+      </w:r>
+    </w:p>
+    <w:p>
+      <w:pPr>
+        <w:numPr>
+          <w:ilvl w:val="0"/>
+          <w:numId w:val="10"/>
+        </w:numPr>
+        <w:rPr>
+          <w:rFonts w:ascii="Arial" w:hAnsi="Arial" w:cs="Arial"/>
+          <w:sz w:val="28"/>
+          <w:szCs w:val="28"/>
+        </w:rPr>
+      </w:pPr>
+      <w:r>
+        <w:rPr>
+          <w:rFonts w:ascii="Arial" w:hAnsi="Arial" w:cs="Arial"/>
+          <w:sz w:val="28"/>
+          <w:szCs w:val="28"/>
+        </w:rPr>
+        <w:t xml:space="preserve">R2.3: The system </w:t>
+      </w:r>
+      <w:r>
+        <w:rPr>
+          <w:rFonts w:ascii="Arial" w:hAnsi="Arial" w:cs="Arial"/>
+          <w:sz w:val="28"/>
+          <w:szCs w:val="28"/>
+        </w:rPr>
+        <w:t>should</w:t>
+      </w:r>
+      <w:r>
+        <w:rPr>
+          <w:rFonts w:ascii="Arial" w:hAnsi="Arial" w:cs="Arial"/>
+          <w:sz w:val="28"/>
+          <w:szCs w:val="28"/>
+        </w:rPr>
+        <w:t xml:space="preserve"> calculate proximity between taxis and passengers</w:t>
+      </w:r>
+    </w:p>
+    <w:p>
+      <w:pPr>
+        <w:numPr>
+          <w:ilvl w:val="0"/>
+          <w:numId w:val="10"/>
+        </w:numPr>
+        <w:rPr>
+          <w:rFonts w:ascii="Arial" w:hAnsi="Arial" w:cs="Arial"/>
+          <w:sz w:val="28"/>
+          <w:szCs w:val="28"/>
+        </w:rPr>
+      </w:pPr>
+      <w:r>
+        <w:rPr>
+          <w:rFonts w:ascii="Arial" w:hAnsi="Arial" w:cs="Arial"/>
+          <w:sz w:val="28"/>
+          <w:szCs w:val="28"/>
+        </w:rPr>
+        <w:t xml:space="preserve">R2.4: The system </w:t>
+      </w:r>
+      <w:r>
+        <w:rPr>
+          <w:rFonts w:ascii="Arial" w:hAnsi="Arial" w:cs="Arial"/>
+          <w:sz w:val="28"/>
+          <w:szCs w:val="28"/>
+        </w:rPr>
+        <w:t>should</w:t>
+      </w:r>
+      <w:r>
+        <w:rPr>
+          <w:rFonts w:ascii="Arial" w:hAnsi="Arial" w:cs="Arial"/>
+          <w:sz w:val="28"/>
+          <w:szCs w:val="28"/>
+        </w:rPr>
+        <w:t xml:space="preserve"> send proximity alerts to notify passengers </w:t>
+      </w:r>
+      <w:r>
+        <w:rPr>
+          <w:rFonts w:ascii="Arial" w:hAnsi="Arial" w:cs="Arial"/>
+          <w:sz w:val="28"/>
+          <w:szCs w:val="28"/>
+        </w:rPr>
+        <w:t>when their requested taxi is approaching</w:t>
+      </w:r>
+    </w:p>
+    <w:p>
+      <w:pPr>
+        <w:numPr>
+          <w:ilvl w:val="0"/>
+          <w:numId w:val="10"/>
+        </w:numPr>
+        <w:rPr>
+          <w:rFonts w:ascii="Arial" w:hAnsi="Arial" w:cs="Arial"/>
+          <w:sz w:val="28"/>
+          <w:szCs w:val="28"/>
+        </w:rPr>
+      </w:pPr>
+      <w:r>
+        <w:rPr>
+          <w:rFonts w:ascii="Arial" w:hAnsi="Arial" w:cs="Arial"/>
+          <w:sz w:val="28"/>
+          <w:szCs w:val="28"/>
+        </w:rPr>
+        <w:t xml:space="preserve">R2.5: The system </w:t>
+      </w:r>
+      <w:r>
+        <w:rPr>
+          <w:rFonts w:ascii="Arial" w:hAnsi="Arial" w:cs="Arial"/>
+          <w:sz w:val="28"/>
+          <w:szCs w:val="28"/>
+        </w:rPr>
+        <w:t>should</w:t>
+      </w:r>
+      <w:r>
+        <w:rPr>
+          <w:rFonts w:ascii="Arial" w:hAnsi="Arial" w:cs="Arial"/>
+          <w:sz w:val="28"/>
+          <w:szCs w:val="28"/>
+        </w:rPr>
+        <w:t xml:space="preserve"> display estimated time of arrival for approaching taxis</w:t>
+      </w:r>
+      <w:r>
+        <w:rPr>
+          <w:rFonts w:ascii="Arial" w:hAnsi="Arial" w:cs="Arial"/>
+          <w:sz w:val="28"/>
+          <w:szCs w:val="28"/>
+        </w:rPr>
+        <w:t xml:space="preserve"> </w:t>
+      </w:r>
+    </w:p>
+    <w:p>
+      <w:pPr>
+        <w:rPr>
+          <w:rFonts w:ascii="Arial" w:hAnsi="Arial" w:cs="Arial"/>
+          <w:b/>
+          <w:bCs/>
+          <w:sz w:val="28"/>
+          <w:szCs w:val="28"/>
+        </w:rPr>
+      </w:pPr>
+      <w:r>
+        <w:rPr>
+          <w:rFonts w:ascii="Arial" w:hAnsi="Arial" w:cs="Arial"/>
+          <w:b/>
+          <w:bCs/>
+          <w:sz w:val="28"/>
+          <w:szCs w:val="28"/>
+        </w:rPr>
+        <w:t>R3: Taxi Request System</w:t>
+      </w:r>
+    </w:p>
+    <w:p>
+      <w:pPr>
+        <w:numPr>
+          <w:ilvl w:val="0"/>
+          <w:numId w:val="11"/>
+        </w:numPr>
+        <w:rPr>
+          <w:rFonts w:ascii="Arial" w:hAnsi="Arial" w:cs="Arial"/>
+          <w:sz w:val="28"/>
+          <w:szCs w:val="28"/>
+        </w:rPr>
+      </w:pPr>
+      <w:r>
+        <w:rPr>
+          <w:rFonts w:ascii="Arial" w:hAnsi="Arial" w:cs="Arial"/>
+          <w:sz w:val="28"/>
+          <w:szCs w:val="28"/>
+        </w:rPr>
+        <w:t xml:space="preserve">R3.1: </w:t>
+      </w:r>
+      <w:r>
+        <w:rPr>
+          <w:rFonts w:ascii="Arial" w:hAnsi="Arial" w:cs="Arial"/>
+          <w:sz w:val="28"/>
+          <w:szCs w:val="28"/>
+        </w:rPr>
+        <w:t>P</w:t>
+      </w:r>
+      <w:r>
+        <w:rPr>
+          <w:rFonts w:ascii="Arial" w:hAnsi="Arial" w:cs="Arial"/>
+          <w:sz w:val="28"/>
+          <w:szCs w:val="28"/>
+        </w:rPr>
+        <w:t>assengers</w:t>
+      </w:r>
+      <w:r>
+        <w:rPr>
+          <w:rFonts w:ascii="Arial" w:hAnsi="Arial" w:cs="Arial"/>
+          <w:sz w:val="28"/>
+          <w:szCs w:val="28"/>
+        </w:rPr>
+        <w:t xml:space="preserve"> should be able</w:t>
+      </w:r>
+      <w:r>
+        <w:rPr>
+          <w:rFonts w:ascii="Arial" w:hAnsi="Arial" w:cs="Arial"/>
+          <w:sz w:val="28"/>
+          <w:szCs w:val="28"/>
+        </w:rPr>
+        <w:t xml:space="preserve"> to request taxi pickups based on their location</w:t>
+      </w:r>
+    </w:p>
+    <w:p>
+      <w:pPr>
+        <w:numPr>
+          <w:ilvl w:val="0"/>
+          <w:numId w:val="11"/>
+        </w:numPr>
+        <w:rPr>
+          <w:rFonts w:ascii="Arial" w:hAnsi="Arial" w:cs="Arial"/>
+          <w:sz w:val="28"/>
+          <w:szCs w:val="28"/>
+        </w:rPr>
+      </w:pPr>
+      <w:r>
+        <w:rPr>
+          <w:rFonts w:ascii="Arial" w:hAnsi="Arial" w:cs="Arial"/>
+          <w:sz w:val="28"/>
+          <w:szCs w:val="28"/>
+        </w:rPr>
+        <w:t xml:space="preserve">R3.2: </w:t>
+      </w:r>
+      <w:r>
+        <w:rPr>
+          <w:rFonts w:ascii="Arial" w:hAnsi="Arial" w:cs="Arial"/>
+          <w:sz w:val="28"/>
+          <w:szCs w:val="28"/>
+        </w:rPr>
+        <w:t>P</w:t>
+      </w:r>
+      <w:r>
+        <w:rPr>
+          <w:rFonts w:ascii="Arial" w:hAnsi="Arial" w:cs="Arial"/>
+          <w:sz w:val="28"/>
+          <w:szCs w:val="28"/>
+        </w:rPr>
+        <w:t xml:space="preserve">assengers </w:t>
+      </w:r>
+      <w:r>
+        <w:rPr>
+          <w:rFonts w:ascii="Arial" w:hAnsi="Arial" w:cs="Arial"/>
+          <w:sz w:val="28"/>
+          <w:szCs w:val="28"/>
+        </w:rPr>
+        <w:t xml:space="preserve">should be able to see </w:t>
+      </w:r>
+      <w:r>
+        <w:rPr>
+          <w:rFonts w:ascii="Arial" w:hAnsi="Arial" w:cs="Arial"/>
+          <w:sz w:val="28"/>
+          <w:szCs w:val="28"/>
+        </w:rPr>
+        <w:t>nearby available taxis</w:t>
+      </w:r>
+    </w:p>
+    <w:p>
+      <w:pPr>
+        <w:numPr>
+          <w:ilvl w:val="0"/>
+          <w:numId w:val="11"/>
+        </w:numPr>
+        <w:rPr>
+          <w:rFonts w:ascii="Arial" w:hAnsi="Arial" w:cs="Arial"/>
+          <w:sz w:val="28"/>
+          <w:szCs w:val="28"/>
+        </w:rPr>
+      </w:pPr>
+      <w:r>
+        <w:rPr>
+          <w:rFonts w:ascii="Arial" w:hAnsi="Arial" w:cs="Arial"/>
+          <w:sz w:val="28"/>
+          <w:szCs w:val="28"/>
+        </w:rPr>
+        <w:t xml:space="preserve">R3.3: </w:t>
+      </w:r>
+      <w:r>
+        <w:rPr>
+          <w:rFonts w:ascii="Arial" w:hAnsi="Arial" w:cs="Arial"/>
+          <w:sz w:val="28"/>
+          <w:szCs w:val="28"/>
+        </w:rPr>
+        <w:t>D</w:t>
+      </w:r>
+      <w:r>
+        <w:rPr>
+          <w:rFonts w:ascii="Arial" w:hAnsi="Arial" w:cs="Arial"/>
+          <w:sz w:val="28"/>
+          <w:szCs w:val="28"/>
+        </w:rPr>
+        <w:t xml:space="preserve">rivers </w:t>
+      </w:r>
+      <w:r>
+        <w:rPr>
+          <w:rFonts w:ascii="Arial" w:hAnsi="Arial" w:cs="Arial"/>
+          <w:sz w:val="28"/>
+          <w:szCs w:val="28"/>
+        </w:rPr>
+        <w:t xml:space="preserve">should be notified </w:t>
+      </w:r>
+      <w:r>
+        <w:rPr>
+          <w:rFonts w:ascii="Arial" w:hAnsi="Arial" w:cs="Arial"/>
+          <w:sz w:val="28"/>
+          <w:szCs w:val="28"/>
+        </w:rPr>
+        <w:t>of nearby passenger pickup requests</w:t>
+      </w:r>
+    </w:p>
+    <w:p>
+      <w:pPr>
+        <w:numPr>
+          <w:ilvl w:val="0"/>
+          <w:numId w:val="11"/>
+        </w:numPr>
+        <w:rPr>
+          <w:rFonts w:ascii="Arial" w:hAnsi="Arial" w:cs="Arial"/>
+          <w:sz w:val="28"/>
+          <w:szCs w:val="28"/>
+        </w:rPr>
+      </w:pPr>
+      <w:r>
+        <w:rPr>
+          <w:rFonts w:ascii="Arial" w:hAnsi="Arial" w:cs="Arial"/>
+          <w:sz w:val="28"/>
+          <w:szCs w:val="28"/>
+        </w:rPr>
+        <w:t xml:space="preserve">R3.4: </w:t>
+      </w:r>
+      <w:r>
+        <w:rPr>
+          <w:rFonts w:ascii="Arial" w:hAnsi="Arial" w:cs="Arial"/>
+          <w:sz w:val="28"/>
+          <w:szCs w:val="28"/>
+        </w:rPr>
+        <w:t>D</w:t>
+      </w:r>
+      <w:r>
+        <w:rPr>
+          <w:rFonts w:ascii="Arial" w:hAnsi="Arial" w:cs="Arial"/>
+          <w:sz w:val="28"/>
+          <w:szCs w:val="28"/>
+        </w:rPr>
+        <w:t xml:space="preserve">rivers </w:t>
+      </w:r>
+      <w:r>
+        <w:rPr>
+          <w:rFonts w:ascii="Arial" w:hAnsi="Arial" w:cs="Arial"/>
+          <w:sz w:val="28"/>
+          <w:szCs w:val="28"/>
+        </w:rPr>
+        <w:t xml:space="preserve">should be able </w:t>
+      </w:r>
+      <w:r>
+        <w:rPr>
+          <w:rFonts w:ascii="Arial" w:hAnsi="Arial" w:cs="Arial"/>
+          <w:sz w:val="28"/>
+          <w:szCs w:val="28"/>
+        </w:rPr>
+        <w:t>to accept or decline pickup requests</w:t>
+      </w:r>
+    </w:p>
+    <w:p>
+      <w:pPr>
+        <w:numPr>
+          <w:ilvl w:val="0"/>
+          <w:numId w:val="11"/>
+        </w:numPr>
+        <w:rPr>
+          <w:rFonts w:ascii="Arial" w:hAnsi="Arial" w:cs="Arial"/>
+          <w:sz w:val="28"/>
+          <w:szCs w:val="28"/>
+        </w:rPr>
+      </w:pPr>
+      <w:r>
+        <w:rPr>
+          <w:rFonts w:ascii="Arial" w:hAnsi="Arial" w:cs="Arial"/>
+          <w:sz w:val="28"/>
+          <w:szCs w:val="28"/>
+        </w:rPr>
+        <w:t xml:space="preserve">R3.5: </w:t>
+      </w:r>
+      <w:r>
+        <w:rPr>
+          <w:rFonts w:ascii="Arial" w:hAnsi="Arial" w:cs="Arial"/>
+          <w:sz w:val="28"/>
+          <w:szCs w:val="28"/>
+        </w:rPr>
+        <w:t>P</w:t>
+      </w:r>
+      <w:r>
+        <w:rPr>
+          <w:rFonts w:ascii="Arial" w:hAnsi="Arial" w:cs="Arial"/>
+          <w:sz w:val="28"/>
+          <w:szCs w:val="28"/>
+        </w:rPr>
+        <w:t>assengers</w:t>
+      </w:r>
+      <w:r>
+        <w:rPr>
+          <w:rFonts w:ascii="Arial" w:hAnsi="Arial" w:cs="Arial"/>
+          <w:sz w:val="28"/>
+          <w:szCs w:val="28"/>
+        </w:rPr>
+        <w:t xml:space="preserve"> should be able</w:t>
+      </w:r>
+      <w:r>
+        <w:rPr>
+          <w:rFonts w:ascii="Arial" w:hAnsi="Arial" w:cs="Arial"/>
+          <w:sz w:val="28"/>
+          <w:szCs w:val="28"/>
+        </w:rPr>
+        <w:t xml:space="preserve"> to specify their destinations</w:t>
+      </w:r>
+    </w:p>
+    <w:p>
+      <w:pPr>
+        <w:rPr>
+          <w:rFonts w:ascii="Arial" w:hAnsi="Arial" w:cs="Arial"/>
+          <w:b/>
+          <w:bCs/>
+          <w:sz w:val="28"/>
+          <w:szCs w:val="28"/>
+        </w:rPr>
+      </w:pPr>
+      <w:r>
+        <w:rPr>
+          <w:rFonts w:ascii="Arial" w:hAnsi="Arial" w:cs="Arial"/>
+          <w:b/>
+          <w:bCs/>
+          <w:sz w:val="28"/>
+          <w:szCs w:val="28"/>
+        </w:rPr>
+        <w:t>R4: Route Management</w:t>
+      </w:r>
+    </w:p>
+    <w:p>
+      <w:pPr>
+        <w:numPr>
+          <w:ilvl w:val="0"/>
+          <w:numId w:val="12"/>
+        </w:numPr>
+        <w:rPr>
+          <w:rFonts w:ascii="Arial" w:hAnsi="Arial" w:cs="Arial"/>
+          <w:sz w:val="28"/>
+          <w:szCs w:val="28"/>
+        </w:rPr>
+      </w:pPr>
+      <w:r>
+        <w:rPr>
+          <w:rFonts w:ascii="Arial" w:hAnsi="Arial" w:cs="Arial"/>
+          <w:sz w:val="28"/>
+          <w:szCs w:val="28"/>
+        </w:rPr>
+        <w:t xml:space="preserve">R4.1: The system </w:t>
+      </w:r>
+      <w:r>
+        <w:rPr>
+          <w:rFonts w:ascii="Arial" w:hAnsi="Arial" w:cs="Arial"/>
+          <w:sz w:val="28"/>
+          <w:szCs w:val="28"/>
+        </w:rPr>
+        <w:t>should</w:t>
+      </w:r>
+      <w:r>
+        <w:rPr>
+          <w:rFonts w:ascii="Arial" w:hAnsi="Arial" w:cs="Arial"/>
+          <w:sz w:val="28"/>
+          <w:szCs w:val="28"/>
+        </w:rPr>
+        <w:t xml:space="preserve"> allow drivers to announce their routes</w:t>
+      </w:r>
+    </w:p>
+    <w:p>
+      <w:pPr>
+        <w:numPr>
+          <w:ilvl w:val="0"/>
+          <w:numId w:val="12"/>
+        </w:numPr>
+        <w:rPr>
+          <w:rFonts w:ascii="Arial" w:hAnsi="Arial" w:cs="Arial"/>
+          <w:sz w:val="28"/>
+          <w:szCs w:val="28"/>
+        </w:rPr>
+      </w:pPr>
+      <w:r>
+        <w:rPr>
+          <w:rFonts w:ascii="Arial" w:hAnsi="Arial" w:cs="Arial"/>
+          <w:sz w:val="28"/>
+          <w:szCs w:val="28"/>
+        </w:rPr>
+        <w:t xml:space="preserve">R4.2: The system </w:t>
+      </w:r>
+      <w:r>
+        <w:rPr>
+          <w:rFonts w:ascii="Arial" w:hAnsi="Arial" w:cs="Arial"/>
+          <w:sz w:val="28"/>
+          <w:szCs w:val="28"/>
+        </w:rPr>
+        <w:t>should</w:t>
+      </w:r>
+      <w:r>
+        <w:rPr>
+          <w:rFonts w:ascii="Arial" w:hAnsi="Arial" w:cs="Arial"/>
+          <w:sz w:val="28"/>
+          <w:szCs w:val="28"/>
+        </w:rPr>
+        <w:t xml:space="preserve"> display taxi routes to passengers</w:t>
+      </w:r>
+    </w:p>
+    <w:p>
+      <w:pPr>
+        <w:numPr>
+          <w:ilvl w:val="0"/>
+          <w:numId w:val="12"/>
+        </w:numPr>
+        <w:rPr>
+          <w:rFonts w:ascii="Arial" w:hAnsi="Arial" w:cs="Arial"/>
+          <w:sz w:val="28"/>
+          <w:szCs w:val="28"/>
+        </w:rPr>
+      </w:pPr>
+      <w:r>
+        <w:rPr>
+          <w:rFonts w:ascii="Arial" w:hAnsi="Arial" w:cs="Arial"/>
+          <w:sz w:val="28"/>
+          <w:szCs w:val="28"/>
+        </w:rPr>
+        <w:t xml:space="preserve">R4.3: The system </w:t>
+      </w:r>
+      <w:r>
+        <w:rPr>
+          <w:rFonts w:ascii="Arial" w:hAnsi="Arial" w:cs="Arial"/>
+          <w:sz w:val="28"/>
+          <w:szCs w:val="28"/>
+        </w:rPr>
+        <w:t>should</w:t>
+      </w:r>
+      <w:r>
+        <w:rPr>
+          <w:rFonts w:ascii="Arial" w:hAnsi="Arial" w:cs="Arial"/>
+          <w:sz w:val="28"/>
+          <w:szCs w:val="28"/>
+        </w:rPr>
+        <w:t xml:space="preserve"> allow drivers to indicate their destinations</w:t>
+      </w:r>
+    </w:p>
+    <w:p>
+      <w:pPr>
+        <w:numPr>
+          <w:ilvl w:val="0"/>
+          <w:numId w:val="12"/>
+        </w:numPr>
+        <w:rPr>
+          <w:rFonts w:ascii="Arial" w:hAnsi="Arial" w:cs="Arial"/>
+          <w:sz w:val="28"/>
+          <w:szCs w:val="28"/>
+        </w:rPr>
+      </w:pPr>
+      <w:r>
+        <w:rPr>
+          <w:rFonts w:ascii="Arial" w:hAnsi="Arial" w:cs="Arial"/>
+          <w:sz w:val="28"/>
+          <w:szCs w:val="28"/>
+        </w:rPr>
+        <w:t xml:space="preserve">R4.4: The system </w:t>
+      </w:r>
+      <w:r>
+        <w:rPr>
+          <w:rFonts w:ascii="Arial" w:hAnsi="Arial" w:cs="Arial"/>
+          <w:sz w:val="28"/>
+          <w:szCs w:val="28"/>
+        </w:rPr>
+        <w:t>should</w:t>
+      </w:r>
+      <w:r>
+        <w:rPr>
+          <w:rFonts w:ascii="Arial" w:hAnsi="Arial" w:cs="Arial"/>
+          <w:sz w:val="28"/>
+          <w:szCs w:val="28"/>
+        </w:rPr>
+        <w:t xml:space="preserve"> support flexible drop-off points along routes</w:t>
+      </w:r>
+    </w:p>
+    <w:p>
+      <w:pPr>
+        <w:numPr>
+          <w:ilvl w:val="0"/>
+          <w:numId w:val="12"/>
+        </w:numPr>
+        <w:rPr>
+          <w:rFonts w:ascii="Arial" w:hAnsi="Arial" w:cs="Arial"/>
+          <w:sz w:val="28"/>
+          <w:szCs w:val="28"/>
+        </w:rPr>
+      </w:pPr>
+      <w:r>
+        <w:rPr>
+          <w:rFonts w:ascii="Arial" w:hAnsi="Arial" w:cs="Arial"/>
+          <w:sz w:val="28"/>
+          <w:szCs w:val="28"/>
+        </w:rPr>
+        <w:t xml:space="preserve">R4.5: The system </w:t>
+      </w:r>
+      <w:r>
+        <w:rPr>
+          <w:rFonts w:ascii="Arial" w:hAnsi="Arial" w:cs="Arial"/>
+          <w:sz w:val="28"/>
+          <w:szCs w:val="28"/>
+        </w:rPr>
+        <w:t>should</w:t>
+      </w:r>
+      <w:r>
+        <w:rPr>
+          <w:rFonts w:ascii="Arial" w:hAnsi="Arial" w:cs="Arial"/>
+          <w:sz w:val="28"/>
+          <w:szCs w:val="28"/>
+        </w:rPr>
+        <w:t xml:space="preserve"> optimize routes based on multiple passenger pickup/drop-off points</w:t>
+      </w:r>
+    </w:p>
+    <w:p>
+      <w:pPr>
+        <w:numPr>
+          <w:ilvl w:val="0"/>
+          <w:numId w:val="12"/>
+        </w:numPr>
+        <w:rPr>
+          <w:rFonts w:ascii="Arial" w:hAnsi="Arial" w:cs="Arial"/>
+          <w:sz w:val="28"/>
+          <w:szCs w:val="28"/>
+        </w:rPr>
+      </w:pPr>
+      <w:r>
+        <w:rPr>
+          <w:rFonts w:ascii="Arial" w:hAnsi="Arial" w:cs="Arial"/>
+          <w:sz w:val="28"/>
+          <w:szCs w:val="28"/>
+        </w:rPr>
+        <w:lastRenderedPageBreak/>
+        <w:t xml:space="preserve">R4.6: The system </w:t>
+      </w:r>
+      <w:r>
+        <w:rPr>
+          <w:rFonts w:ascii="Arial" w:hAnsi="Arial" w:cs="Arial"/>
+          <w:sz w:val="28"/>
+          <w:szCs w:val="28"/>
+        </w:rPr>
+        <w:t>should</w:t>
+      </w:r>
+      <w:r>
+        <w:rPr>
+          <w:rFonts w:ascii="Arial" w:hAnsi="Arial" w:cs="Arial"/>
+          <w:sz w:val="28"/>
+          <w:szCs w:val="28"/>
+        </w:rPr>
+        <w:t xml:space="preserve"> display route information in a visual format suitable for quick comprehension</w:t>
+      </w:r>
+    </w:p>
+    <w:p>
+      <w:pPr>
+        <w:rPr>
+          <w:rFonts w:ascii="Arial" w:hAnsi="Arial" w:cs="Arial"/>
+          <w:b/>
+          <w:bCs/>
+          <w:sz w:val="28"/>
+          <w:szCs w:val="28"/>
+        </w:rPr>
+      </w:pPr>
+      <w:r>
+        <w:rPr>
+          <w:rFonts w:ascii="Arial" w:hAnsi="Arial" w:cs="Arial"/>
+          <w:b/>
+          <w:bCs/>
+          <w:sz w:val="28"/>
+          <w:szCs w:val="28"/>
+        </w:rPr>
+        <w:t>R5: Taxi Status Information</w:t>
+      </w:r>
+    </w:p>
+    <w:p>
+      <w:pPr>
+        <w:numPr>
+          <w:ilvl w:val="0"/>
+          <w:numId w:val="13"/>
+        </w:numPr>
+        <w:rPr>
+          <w:rFonts w:ascii="Arial" w:hAnsi="Arial" w:cs="Arial"/>
+          <w:sz w:val="28"/>
+          <w:szCs w:val="28"/>
+        </w:rPr>
+      </w:pPr>
+      <w:r>
+        <w:rPr>
+          <w:rFonts w:ascii="Arial" w:hAnsi="Arial" w:cs="Arial"/>
+          <w:sz w:val="28"/>
+          <w:szCs w:val="28"/>
+        </w:rPr>
+        <w:t xml:space="preserve">R5.1: The system </w:t>
+      </w:r>
+      <w:r>
+        <w:rPr>
+          <w:rFonts w:ascii="Arial" w:hAnsi="Arial" w:cs="Arial"/>
+          <w:sz w:val="28"/>
+          <w:szCs w:val="28"/>
+        </w:rPr>
+        <w:t>should</w:t>
+      </w:r>
+      <w:r>
+        <w:rPr>
+          <w:rFonts w:ascii="Arial" w:hAnsi="Arial" w:cs="Arial"/>
+          <w:sz w:val="28"/>
+          <w:szCs w:val="28"/>
+        </w:rPr>
+        <w:t xml:space="preserve"> display real-time taxi tracking showing vehicle location</w:t>
+      </w:r>
+    </w:p>
+    <w:p>
+      <w:pPr>
+        <w:numPr>
+          <w:ilvl w:val="0"/>
+          <w:numId w:val="13"/>
+        </w:numPr>
+        <w:rPr>
+          <w:rFonts w:ascii="Arial" w:hAnsi="Arial" w:cs="Arial"/>
+          <w:sz w:val="28"/>
+          <w:szCs w:val="28"/>
+        </w:rPr>
+      </w:pPr>
+      <w:r>
+        <w:rPr>
+          <w:rFonts w:ascii="Arial" w:hAnsi="Arial" w:cs="Arial"/>
+          <w:sz w:val="28"/>
+          <w:szCs w:val="28"/>
+        </w:rPr>
+        <w:t xml:space="preserve">R5.2: The system </w:t>
+      </w:r>
+      <w:r>
+        <w:rPr>
+          <w:rFonts w:ascii="Arial" w:hAnsi="Arial" w:cs="Arial"/>
+          <w:sz w:val="28"/>
+          <w:szCs w:val="28"/>
+        </w:rPr>
+        <w:t>should</w:t>
+      </w:r>
+      <w:r>
+        <w:rPr>
+          <w:rFonts w:ascii="Arial" w:hAnsi="Arial" w:cs="Arial"/>
+          <w:sz w:val="28"/>
+          <w:szCs w:val="28"/>
+        </w:rPr>
+        <w:t xml:space="preserve"> show available seats in approaching taxis</w:t>
+      </w:r>
+    </w:p>
+    <w:p>
+      <w:pPr>
+        <w:numPr>
+          <w:ilvl w:val="0"/>
+          <w:numId w:val="13"/>
+        </w:numPr>
+        <w:rPr>
+          <w:rFonts w:ascii="Arial" w:hAnsi="Arial" w:cs="Arial"/>
+          <w:sz w:val="28"/>
+          <w:szCs w:val="28"/>
+        </w:rPr>
+      </w:pPr>
+      <w:r>
+        <w:rPr>
+          <w:rFonts w:ascii="Arial" w:hAnsi="Arial" w:cs="Arial"/>
+          <w:sz w:val="28"/>
+          <w:szCs w:val="28"/>
+        </w:rPr>
+        <w:t xml:space="preserve">R5.3: The system </w:t>
+      </w:r>
+      <w:r>
+        <w:rPr>
+          <w:rFonts w:ascii="Arial" w:hAnsi="Arial" w:cs="Arial"/>
+          <w:sz w:val="28"/>
+          <w:szCs w:val="28"/>
+        </w:rPr>
+        <w:t>should</w:t>
+      </w:r>
+      <w:r>
+        <w:rPr>
+          <w:rFonts w:ascii="Arial" w:hAnsi="Arial" w:cs="Arial"/>
+          <w:sz w:val="28"/>
+          <w:szCs w:val="28"/>
+        </w:rPr>
+        <w:t xml:space="preserve"> allow drivers to update their seat availability status</w:t>
+      </w:r>
+    </w:p>
+    <w:p>
+      <w:pPr>
+        <w:numPr>
+          <w:ilvl w:val="0"/>
+          <w:numId w:val="13"/>
+        </w:numPr>
+        <w:rPr>
+          <w:rFonts w:ascii="Arial" w:hAnsi="Arial" w:cs="Arial"/>
+          <w:sz w:val="28"/>
+          <w:szCs w:val="28"/>
+        </w:rPr>
+      </w:pPr>
+      <w:r>
+        <w:rPr>
+          <w:rFonts w:ascii="Arial" w:hAnsi="Arial" w:cs="Arial"/>
+          <w:sz w:val="28"/>
+          <w:szCs w:val="28"/>
+        </w:rPr>
+        <w:t xml:space="preserve">R5.4: The system </w:t>
+      </w:r>
+      <w:r>
+        <w:rPr>
+          <w:rFonts w:ascii="Arial" w:hAnsi="Arial" w:cs="Arial"/>
+          <w:sz w:val="28"/>
+          <w:szCs w:val="28"/>
+        </w:rPr>
+        <w:t>should</w:t>
+      </w:r>
+      <w:r>
+        <w:rPr>
+          <w:rFonts w:ascii="Arial" w:hAnsi="Arial" w:cs="Arial"/>
+          <w:sz w:val="28"/>
+          <w:szCs w:val="28"/>
+        </w:rPr>
+        <w:t xml:space="preserve"> indicate taxi status (</w:t>
+      </w:r>
+      <w:proofErr w:type="spellStart"/>
+      <w:r>
+        <w:rPr>
+          <w:rFonts w:ascii="Arial" w:hAnsi="Arial" w:cs="Arial"/>
+          <w:sz w:val="28"/>
+          <w:szCs w:val="28"/>
+        </w:rPr>
+        <w:t>en</w:t>
+      </w:r>
+      <w:proofErr w:type="spellEnd"/>
+      <w:r>
+        <w:rPr>
+          <w:rFonts w:ascii="Arial" w:hAnsi="Arial" w:cs="Arial"/>
+          <w:sz w:val="28"/>
+          <w:szCs w:val="28"/>
+        </w:rPr>
+        <w:t xml:space="preserve"> route, picking up, full, etc.)</w:t>
+      </w:r>
+    </w:p>
+    <w:p>
+      <w:pPr>
+        <w:numPr>
+          <w:ilvl w:val="0"/>
+          <w:numId w:val="13"/>
+        </w:numPr>
+        <w:rPr>
+          <w:rFonts w:ascii="Arial" w:hAnsi="Arial" w:cs="Arial"/>
+          <w:sz w:val="28"/>
+          <w:szCs w:val="28"/>
+        </w:rPr>
+      </w:pPr>
+      <w:r>
+        <w:rPr>
+          <w:rFonts w:ascii="Arial" w:hAnsi="Arial" w:cs="Arial"/>
+          <w:sz w:val="28"/>
+          <w:szCs w:val="28"/>
+        </w:rPr>
+        <w:t xml:space="preserve">R5.5: The system </w:t>
+      </w:r>
+      <w:r>
+        <w:rPr>
+          <w:rFonts w:ascii="Arial" w:hAnsi="Arial" w:cs="Arial"/>
+          <w:sz w:val="28"/>
+          <w:szCs w:val="28"/>
+        </w:rPr>
+        <w:t>should</w:t>
+      </w:r>
+      <w:r>
+        <w:rPr>
+          <w:rFonts w:ascii="Arial" w:hAnsi="Arial" w:cs="Arial"/>
+          <w:sz w:val="28"/>
+          <w:szCs w:val="28"/>
+        </w:rPr>
+        <w:t xml:space="preserve"> notify waiting passengers when taxis reach capacity</w:t>
+      </w:r>
+    </w:p>
+    <w:p>
+      <w:pPr>
+        <w:rPr>
+          <w:rFonts w:ascii="Arial" w:hAnsi="Arial" w:cs="Arial"/>
+          <w:b/>
+          <w:bCs/>
+          <w:sz w:val="28"/>
+          <w:szCs w:val="28"/>
+        </w:rPr>
+      </w:pPr>
+      <w:r>
+        <w:rPr>
+          <w:rFonts w:ascii="Arial" w:hAnsi="Arial" w:cs="Arial"/>
+          <w:b/>
+          <w:bCs/>
+          <w:sz w:val="28"/>
+          <w:szCs w:val="28"/>
+        </w:rPr>
+        <w:t>R6: Notifications</w:t>
+      </w:r>
+    </w:p>
+    <w:p>
+      <w:pPr>
+        <w:numPr>
+          <w:ilvl w:val="0"/>
+          <w:numId w:val="14"/>
+        </w:numPr>
+        <w:rPr>
+          <w:rFonts w:ascii="Arial" w:hAnsi="Arial" w:cs="Arial"/>
+          <w:sz w:val="28"/>
+          <w:szCs w:val="28"/>
+        </w:rPr>
+      </w:pPr>
+      <w:r>
+        <w:rPr>
+          <w:rFonts w:ascii="Arial" w:hAnsi="Arial" w:cs="Arial"/>
+          <w:sz w:val="28"/>
+          <w:szCs w:val="28"/>
+        </w:rPr>
+        <w:t xml:space="preserve">R6.1: The system </w:t>
+      </w:r>
+      <w:r>
+        <w:rPr>
+          <w:rFonts w:ascii="Arial" w:hAnsi="Arial" w:cs="Arial"/>
+          <w:sz w:val="28"/>
+          <w:szCs w:val="28"/>
+        </w:rPr>
+        <w:t>should</w:t>
+      </w:r>
+      <w:r>
+        <w:rPr>
+          <w:rFonts w:ascii="Arial" w:hAnsi="Arial" w:cs="Arial"/>
+          <w:sz w:val="28"/>
+          <w:szCs w:val="28"/>
+        </w:rPr>
+        <w:t xml:space="preserve"> send push notifications for taxi proximity alerts</w:t>
+      </w:r>
+    </w:p>
+    <w:p>
+      <w:pPr>
+        <w:numPr>
+          <w:ilvl w:val="0"/>
+          <w:numId w:val="14"/>
+        </w:numPr>
+        <w:rPr>
+          <w:rFonts w:ascii="Arial" w:hAnsi="Arial" w:cs="Arial"/>
+          <w:sz w:val="28"/>
+          <w:szCs w:val="28"/>
+        </w:rPr>
+      </w:pPr>
+      <w:r>
+        <w:rPr>
+          <w:rFonts w:ascii="Arial" w:hAnsi="Arial" w:cs="Arial"/>
+          <w:sz w:val="28"/>
+          <w:szCs w:val="28"/>
+        </w:rPr>
+        <w:t xml:space="preserve">R6.2: The system </w:t>
+      </w:r>
+      <w:r>
+        <w:rPr>
+          <w:rFonts w:ascii="Arial" w:hAnsi="Arial" w:cs="Arial"/>
+          <w:sz w:val="28"/>
+          <w:szCs w:val="28"/>
+        </w:rPr>
+        <w:t>should</w:t>
+      </w:r>
+      <w:r>
+        <w:rPr>
+          <w:rFonts w:ascii="Arial" w:hAnsi="Arial" w:cs="Arial"/>
+          <w:sz w:val="28"/>
+          <w:szCs w:val="28"/>
+        </w:rPr>
+        <w:t xml:space="preserve"> notify passengers when their requested taxi accepts </w:t>
+      </w:r>
+      <w:r>
+        <w:rPr>
+          <w:rFonts w:ascii="Arial" w:hAnsi="Arial" w:cs="Arial"/>
+          <w:sz w:val="28"/>
+          <w:szCs w:val="28"/>
+        </w:rPr>
+        <w:t xml:space="preserve">or declines </w:t>
+      </w:r>
+      <w:r>
+        <w:rPr>
+          <w:rFonts w:ascii="Arial" w:hAnsi="Arial" w:cs="Arial"/>
+          <w:sz w:val="28"/>
+          <w:szCs w:val="28"/>
+        </w:rPr>
+        <w:t>the pickup</w:t>
+      </w:r>
+    </w:p>
+    <w:p>
+      <w:pPr>
+        <w:numPr>
+          <w:ilvl w:val="0"/>
+          <w:numId w:val="14"/>
+        </w:numPr>
+        <w:rPr>
+          <w:rFonts w:ascii="Arial" w:hAnsi="Arial" w:cs="Arial"/>
+          <w:sz w:val="28"/>
+          <w:szCs w:val="28"/>
+        </w:rPr>
+      </w:pPr>
+      <w:r>
+        <w:rPr>
+          <w:rFonts w:ascii="Arial" w:hAnsi="Arial" w:cs="Arial"/>
+          <w:sz w:val="28"/>
+          <w:szCs w:val="28"/>
+        </w:rPr>
+        <w:t xml:space="preserve">R6.3: The system </w:t>
+      </w:r>
+      <w:r>
+        <w:rPr>
+          <w:rFonts w:ascii="Arial" w:hAnsi="Arial" w:cs="Arial"/>
+          <w:sz w:val="28"/>
+          <w:szCs w:val="28"/>
+        </w:rPr>
+        <w:t>should</w:t>
+      </w:r>
+      <w:r>
+        <w:rPr>
+          <w:rFonts w:ascii="Arial" w:hAnsi="Arial" w:cs="Arial"/>
+          <w:sz w:val="28"/>
+          <w:szCs w:val="28"/>
+        </w:rPr>
+        <w:t xml:space="preserve"> notify drivers of new nearby passenger requests</w:t>
+      </w:r>
+    </w:p>
+    <w:p>
+      <w:pPr>
+        <w:numPr>
+          <w:ilvl w:val="0"/>
+          <w:numId w:val="14"/>
+        </w:numPr>
+        <w:rPr>
+          <w:rFonts w:ascii="Arial" w:hAnsi="Arial" w:cs="Arial"/>
+          <w:sz w:val="28"/>
+          <w:szCs w:val="28"/>
+        </w:rPr>
+      </w:pPr>
+      <w:r>
+        <w:rPr>
+          <w:rFonts w:ascii="Arial" w:hAnsi="Arial" w:cs="Arial"/>
+          <w:sz w:val="28"/>
+          <w:szCs w:val="28"/>
+        </w:rPr>
+        <w:t xml:space="preserve">R6.4: The system </w:t>
+      </w:r>
+      <w:r>
+        <w:rPr>
+          <w:rFonts w:ascii="Arial" w:hAnsi="Arial" w:cs="Arial"/>
+          <w:sz w:val="28"/>
+          <w:szCs w:val="28"/>
+        </w:rPr>
+        <w:t>should</w:t>
+      </w:r>
+      <w:r>
+        <w:rPr>
+          <w:rFonts w:ascii="Arial" w:hAnsi="Arial" w:cs="Arial"/>
+          <w:sz w:val="28"/>
+          <w:szCs w:val="28"/>
+        </w:rPr>
+        <w:t xml:space="preserve"> provide ETA updates to waiting passengers</w:t>
+      </w:r>
+      <w:r>
+        <w:rPr>
+          <w:rFonts w:ascii="Arial" w:hAnsi="Arial" w:cs="Arial"/>
+          <w:sz w:val="28"/>
+          <w:szCs w:val="28"/>
+        </w:rPr>
+        <w:t xml:space="preserve"> </w:t>
+      </w:r>
+    </w:p>
+    <w:p>
+      <w:pPr>
+        <w:numPr>
+          <w:ilvl w:val="0"/>
+          <w:numId w:val="14"/>
+        </w:numPr>
+        <w:rPr>
+          <w:rFonts w:ascii="Arial" w:hAnsi="Arial" w:cs="Arial"/>
+          <w:sz w:val="28"/>
+          <w:szCs w:val="28"/>
+        </w:rPr>
+      </w:pPr>
+      <w:r>
+        <w:rPr>
+          <w:rFonts w:ascii="Arial" w:hAnsi="Arial" w:cs="Arial"/>
+          <w:sz w:val="28"/>
+          <w:szCs w:val="28"/>
+        </w:rPr>
+        <w:t xml:space="preserve">R6.5: The system </w:t>
+      </w:r>
+      <w:r>
+        <w:rPr>
+          <w:rFonts w:ascii="Arial" w:hAnsi="Arial" w:cs="Arial"/>
+          <w:sz w:val="28"/>
+          <w:szCs w:val="28"/>
+        </w:rPr>
+        <w:t>should</w:t>
+      </w:r>
+      <w:r>
+        <w:rPr>
+          <w:rFonts w:ascii="Arial" w:hAnsi="Arial" w:cs="Arial"/>
+          <w:sz w:val="28"/>
+          <w:szCs w:val="28"/>
+        </w:rPr>
+        <w:t xml:space="preserve"> send notifications even with limited connectivity</w:t>
+      </w:r>
+      <w:r>
+        <w:rPr>
+          <w:rFonts w:ascii="Arial" w:hAnsi="Arial" w:cs="Arial"/>
+          <w:sz w:val="28"/>
+          <w:szCs w:val="28"/>
+        </w:rPr>
+        <w:t xml:space="preserve"> </w:t>
+      </w:r>
+    </w:p>
+    <w:p>
+      <w:pPr>
+        <w:numPr>
+          <w:ilvl w:val="0"/>
+          <w:numId w:val="14"/>
+        </w:numPr>
+        <w:rPr>
+          <w:rFonts w:ascii="Arial" w:hAnsi="Arial" w:cs="Arial"/>
+          <w:sz w:val="28"/>
+          <w:szCs w:val="28"/>
+        </w:rPr>
+      </w:pPr>
+      <w:r>
+        <w:rPr>
+          <w:rFonts w:ascii="Arial" w:hAnsi="Arial" w:cs="Arial"/>
+          <w:sz w:val="28"/>
+          <w:szCs w:val="28"/>
+        </w:rPr>
+        <w:t xml:space="preserve">R6.6: The system </w:t>
+      </w:r>
+      <w:r>
+        <w:rPr>
+          <w:rFonts w:ascii="Arial" w:hAnsi="Arial" w:cs="Arial"/>
+          <w:sz w:val="28"/>
+          <w:szCs w:val="28"/>
+        </w:rPr>
+        <w:t>should</w:t>
+      </w:r>
+      <w:r>
+        <w:rPr>
+          <w:rFonts w:ascii="Arial" w:hAnsi="Arial" w:cs="Arial"/>
+          <w:sz w:val="28"/>
+          <w:szCs w:val="28"/>
+        </w:rPr>
+        <w:t xml:space="preserve"> allow users to customize notification preferences</w:t>
+      </w:r>
+    </w:p>
+    <w:p>
+      <w:pPr>
+        <w:rPr>
+          <w:rFonts w:ascii="Arial" w:hAnsi="Arial" w:cs="Arial"/>
+          <w:b/>
+          <w:bCs/>
+          <w:sz w:val="28"/>
+          <w:szCs w:val="28"/>
+        </w:rPr>
+      </w:pPr>
+      <w:r>
+        <w:rPr>
+          <w:rFonts w:ascii="Arial" w:hAnsi="Arial" w:cs="Arial"/>
+          <w:b/>
+          <w:bCs/>
+          <w:sz w:val="28"/>
+          <w:szCs w:val="28"/>
+        </w:rPr>
+        <w:t>R7: Passenger Destination Management</w:t>
+      </w:r>
+    </w:p>
+    <w:p>
+      <w:pPr>
+        <w:numPr>
+          <w:ilvl w:val="0"/>
+          <w:numId w:val="15"/>
+        </w:numPr>
+        <w:rPr>
+          <w:rFonts w:ascii="Arial" w:hAnsi="Arial" w:cs="Arial"/>
+          <w:sz w:val="28"/>
+          <w:szCs w:val="28"/>
+        </w:rPr>
+      </w:pPr>
+      <w:r>
+        <w:rPr>
+          <w:rFonts w:ascii="Arial" w:hAnsi="Arial" w:cs="Arial"/>
+          <w:sz w:val="28"/>
+          <w:szCs w:val="28"/>
+        </w:rPr>
+        <w:t xml:space="preserve">R7.1: The system </w:t>
+      </w:r>
+      <w:r>
+        <w:rPr>
+          <w:rFonts w:ascii="Arial" w:hAnsi="Arial" w:cs="Arial"/>
+          <w:sz w:val="28"/>
+          <w:szCs w:val="28"/>
+        </w:rPr>
+        <w:t>should</w:t>
+      </w:r>
+      <w:r>
+        <w:rPr>
+          <w:rFonts w:ascii="Arial" w:hAnsi="Arial" w:cs="Arial"/>
+          <w:sz w:val="28"/>
+          <w:szCs w:val="28"/>
+        </w:rPr>
+        <w:t xml:space="preserve"> allow passengers to specify their drop-off locations</w:t>
+      </w:r>
+    </w:p>
+    <w:p>
+      <w:pPr>
+        <w:numPr>
+          <w:ilvl w:val="0"/>
+          <w:numId w:val="15"/>
+        </w:numPr>
+        <w:rPr>
+          <w:rFonts w:ascii="Arial" w:hAnsi="Arial" w:cs="Arial"/>
+          <w:sz w:val="28"/>
+          <w:szCs w:val="28"/>
+        </w:rPr>
+      </w:pPr>
+      <w:r>
+        <w:rPr>
+          <w:rFonts w:ascii="Arial" w:hAnsi="Arial" w:cs="Arial"/>
+          <w:sz w:val="28"/>
+          <w:szCs w:val="28"/>
+        </w:rPr>
+        <w:t xml:space="preserve">R7.2: The system </w:t>
+      </w:r>
+      <w:r>
+        <w:rPr>
+          <w:rFonts w:ascii="Arial" w:hAnsi="Arial" w:cs="Arial"/>
+          <w:sz w:val="28"/>
+          <w:szCs w:val="28"/>
+        </w:rPr>
+        <w:t>should</w:t>
+      </w:r>
+      <w:r>
+        <w:rPr>
+          <w:rFonts w:ascii="Arial" w:hAnsi="Arial" w:cs="Arial"/>
+          <w:sz w:val="28"/>
+          <w:szCs w:val="28"/>
+        </w:rPr>
+        <w:t xml:space="preserve"> support grouping passengers by similar destinations</w:t>
+      </w:r>
+    </w:p>
+    <w:p>
+      <w:pPr>
+        <w:numPr>
+          <w:ilvl w:val="0"/>
+          <w:numId w:val="15"/>
+        </w:numPr>
+        <w:rPr>
+          <w:rFonts w:ascii="Arial" w:hAnsi="Arial" w:cs="Arial"/>
+          <w:sz w:val="28"/>
+          <w:szCs w:val="28"/>
+        </w:rPr>
+      </w:pPr>
+      <w:r>
+        <w:rPr>
+          <w:rFonts w:ascii="Arial" w:hAnsi="Arial" w:cs="Arial"/>
+          <w:sz w:val="28"/>
+          <w:szCs w:val="28"/>
+        </w:rPr>
+        <w:t>R7.</w:t>
+      </w:r>
+      <w:r>
+        <w:rPr>
+          <w:rFonts w:ascii="Arial" w:hAnsi="Arial" w:cs="Arial"/>
+          <w:sz w:val="28"/>
+          <w:szCs w:val="28"/>
+        </w:rPr>
+        <w:t>4</w:t>
+      </w:r>
+      <w:r>
+        <w:rPr>
+          <w:rFonts w:ascii="Arial" w:hAnsi="Arial" w:cs="Arial"/>
+          <w:sz w:val="28"/>
+          <w:szCs w:val="28"/>
+        </w:rPr>
+        <w:t xml:space="preserve">: The system </w:t>
+      </w:r>
+      <w:r>
+        <w:rPr>
+          <w:rFonts w:ascii="Arial" w:hAnsi="Arial" w:cs="Arial"/>
+          <w:sz w:val="28"/>
+          <w:szCs w:val="28"/>
+        </w:rPr>
+        <w:t>should</w:t>
+      </w:r>
+      <w:r>
+        <w:rPr>
+          <w:rFonts w:ascii="Arial" w:hAnsi="Arial" w:cs="Arial"/>
+          <w:sz w:val="28"/>
+          <w:szCs w:val="28"/>
+        </w:rPr>
+        <w:t xml:space="preserve"> suggest optimal drop-off order to drivers</w:t>
+      </w:r>
+    </w:p>
+    <w:p>
+      <w:pPr>
+        <w:ind w:left="360"/>
+        <w:rPr>
+          <w:rFonts w:ascii="Arial" w:hAnsi="Arial" w:cs="Arial"/>
+          <w:sz w:val="28"/>
+          <w:szCs w:val="28"/>
+        </w:rPr>
+      </w:pPr>
+    </w:p>
+    <w:p>
+      <w:pPr>
+        <w:rPr>
+          <w:rFonts w:ascii="Arial" w:hAnsi="Arial" w:cs="Arial"/>
+          <w:b/>
+          <w:bCs/>
+          <w:sz w:val="28"/>
+          <w:szCs w:val="28"/>
+        </w:rPr>
+      </w:pPr>
+      <w:r>
+        <w:rPr>
+          <w:rFonts w:ascii="Arial" w:hAnsi="Arial" w:cs="Arial"/>
+          <w:b/>
+          <w:bCs/>
+          <w:sz w:val="28"/>
+          <w:szCs w:val="28"/>
+        </w:rPr>
+        <w:t>R8: User Interface</w:t>
+      </w:r>
+    </w:p>
+    <w:p>
+      <w:pPr>
+        <w:numPr>
+          <w:ilvl w:val="0"/>
+          <w:numId w:val="16"/>
+        </w:numPr>
+        <w:rPr>
+          <w:rFonts w:ascii="Arial" w:hAnsi="Arial" w:cs="Arial"/>
+          <w:sz w:val="28"/>
+          <w:szCs w:val="28"/>
+        </w:rPr>
+      </w:pPr>
+      <w:r>
+        <w:rPr>
+          <w:rFonts w:ascii="Arial" w:hAnsi="Arial" w:cs="Arial"/>
+          <w:sz w:val="28"/>
+          <w:szCs w:val="28"/>
+        </w:rPr>
+        <w:t xml:space="preserve">R8.1: The system </w:t>
+      </w:r>
+      <w:r>
+        <w:rPr>
+          <w:rFonts w:ascii="Arial" w:hAnsi="Arial" w:cs="Arial"/>
+          <w:sz w:val="28"/>
+          <w:szCs w:val="28"/>
+        </w:rPr>
+        <w:t>should</w:t>
+      </w:r>
+      <w:r>
+        <w:rPr>
+          <w:rFonts w:ascii="Arial" w:hAnsi="Arial" w:cs="Arial"/>
+          <w:sz w:val="28"/>
+          <w:szCs w:val="28"/>
+        </w:rPr>
+        <w:t xml:space="preserve"> provide separate interfaces for passengers and drivers</w:t>
+      </w:r>
+    </w:p>
+    <w:p>
+      <w:pPr>
+        <w:numPr>
+          <w:ilvl w:val="0"/>
+          <w:numId w:val="16"/>
+        </w:numPr>
+        <w:rPr>
+          <w:rFonts w:ascii="Arial" w:hAnsi="Arial" w:cs="Arial"/>
+          <w:sz w:val="28"/>
+          <w:szCs w:val="28"/>
+        </w:rPr>
+      </w:pPr>
+      <w:r>
+        <w:rPr>
+          <w:rFonts w:ascii="Arial" w:hAnsi="Arial" w:cs="Arial"/>
+          <w:sz w:val="28"/>
+          <w:szCs w:val="28"/>
+        </w:rPr>
+        <w:t xml:space="preserve">R8.2: The system </w:t>
+      </w:r>
+      <w:r>
+        <w:rPr>
+          <w:rFonts w:ascii="Arial" w:hAnsi="Arial" w:cs="Arial"/>
+          <w:sz w:val="28"/>
+          <w:szCs w:val="28"/>
+        </w:rPr>
+        <w:t>should</w:t>
+      </w:r>
+      <w:r>
+        <w:rPr>
+          <w:rFonts w:ascii="Arial" w:hAnsi="Arial" w:cs="Arial"/>
+          <w:sz w:val="28"/>
+          <w:szCs w:val="28"/>
+        </w:rPr>
+        <w:t xml:space="preserve"> offer a clean, easy-to-use interface with visual elements</w:t>
+      </w:r>
+    </w:p>
+    <w:p>
+      <w:pPr>
+        <w:numPr>
+          <w:ilvl w:val="0"/>
+          <w:numId w:val="16"/>
+        </w:numPr>
+        <w:rPr>
+          <w:rFonts w:ascii="Arial" w:hAnsi="Arial" w:cs="Arial"/>
+          <w:sz w:val="28"/>
+          <w:szCs w:val="28"/>
+        </w:rPr>
+      </w:pPr>
+      <w:r>
+        <w:rPr>
+          <w:rFonts w:ascii="Arial" w:hAnsi="Arial" w:cs="Arial"/>
+          <w:sz w:val="28"/>
+          <w:szCs w:val="28"/>
+        </w:rPr>
+        <w:t xml:space="preserve">R8.3: The system </w:t>
+      </w:r>
+      <w:r>
+        <w:rPr>
+          <w:rFonts w:ascii="Arial" w:hAnsi="Arial" w:cs="Arial"/>
+          <w:sz w:val="28"/>
+          <w:szCs w:val="28"/>
+        </w:rPr>
+        <w:t>should</w:t>
+      </w:r>
+      <w:r>
+        <w:rPr>
+          <w:rFonts w:ascii="Arial" w:hAnsi="Arial" w:cs="Arial"/>
+          <w:sz w:val="28"/>
+          <w:szCs w:val="28"/>
+        </w:rPr>
+        <w:t xml:space="preserve"> support multiple South African languages</w:t>
+      </w:r>
+      <w:r>
+        <w:rPr>
+          <w:rFonts w:ascii="Arial" w:hAnsi="Arial" w:cs="Arial"/>
+          <w:sz w:val="28"/>
+          <w:szCs w:val="28"/>
+        </w:rPr>
+        <w:t xml:space="preserve"> </w:t>
+      </w:r>
+    </w:p>
+    <w:p>
+      <w:pPr>
+        <w:rPr>
+          <w:rFonts w:ascii="Arial" w:hAnsi="Arial" w:cs="Arial"/>
+          <w:b/>
+          <w:bCs/>
+          <w:sz w:val="28"/>
+          <w:szCs w:val="28"/>
+        </w:rPr>
+      </w:pPr>
+      <w:r>
+        <w:rPr>
+          <w:rFonts w:ascii="Arial" w:hAnsi="Arial" w:cs="Arial"/>
+          <w:b/>
+          <w:bCs/>
+          <w:sz w:val="28"/>
+          <w:szCs w:val="28"/>
+        </w:rPr>
+        <w:t>R9: Rating and Feedback</w:t>
+      </w:r>
+    </w:p>
+    <w:p>
+      <w:pPr>
+        <w:numPr>
+          <w:ilvl w:val="0"/>
+          <w:numId w:val="17"/>
+        </w:numPr>
+        <w:rPr>
+          <w:rFonts w:ascii="Arial" w:hAnsi="Arial" w:cs="Arial"/>
+          <w:sz w:val="28"/>
+          <w:szCs w:val="28"/>
+        </w:rPr>
+      </w:pPr>
+      <w:r>
+        <w:rPr>
+          <w:rFonts w:ascii="Arial" w:hAnsi="Arial" w:cs="Arial"/>
+          <w:sz w:val="28"/>
+          <w:szCs w:val="28"/>
+        </w:rPr>
+        <w:t xml:space="preserve">R9.1: </w:t>
+      </w:r>
+      <w:r>
+        <w:rPr>
+          <w:rFonts w:ascii="Arial" w:hAnsi="Arial" w:cs="Arial"/>
+          <w:sz w:val="28"/>
+          <w:szCs w:val="28"/>
+        </w:rPr>
+        <w:t>P</w:t>
+      </w:r>
+      <w:r>
+        <w:rPr>
+          <w:rFonts w:ascii="Arial" w:hAnsi="Arial" w:cs="Arial"/>
+          <w:sz w:val="28"/>
+          <w:szCs w:val="28"/>
+        </w:rPr>
+        <w:t>assengers</w:t>
+      </w:r>
+      <w:r>
+        <w:rPr>
+          <w:rFonts w:ascii="Arial" w:hAnsi="Arial" w:cs="Arial"/>
+          <w:sz w:val="28"/>
+          <w:szCs w:val="28"/>
+        </w:rPr>
+        <w:t xml:space="preserve"> should be able</w:t>
+      </w:r>
+      <w:r>
+        <w:rPr>
+          <w:rFonts w:ascii="Arial" w:hAnsi="Arial" w:cs="Arial"/>
+          <w:sz w:val="28"/>
+          <w:szCs w:val="28"/>
+        </w:rPr>
+        <w:t xml:space="preserve"> to rate drivers/taxis</w:t>
+      </w:r>
+    </w:p>
+    <w:p>
+      <w:pPr>
+        <w:numPr>
+          <w:ilvl w:val="0"/>
+          <w:numId w:val="17"/>
+        </w:numPr>
+        <w:rPr>
+          <w:rFonts w:ascii="Arial" w:hAnsi="Arial" w:cs="Arial"/>
+          <w:sz w:val="28"/>
+          <w:szCs w:val="28"/>
+        </w:rPr>
+      </w:pPr>
+      <w:r>
+        <w:rPr>
+          <w:rFonts w:ascii="Arial" w:hAnsi="Arial" w:cs="Arial"/>
+          <w:sz w:val="28"/>
+          <w:szCs w:val="28"/>
+        </w:rPr>
+        <w:t>R9.</w:t>
+      </w:r>
+      <w:r>
+        <w:rPr>
+          <w:rFonts w:ascii="Arial" w:hAnsi="Arial" w:cs="Arial"/>
+          <w:sz w:val="28"/>
+          <w:szCs w:val="28"/>
+        </w:rPr>
+        <w:t>2</w:t>
+      </w:r>
+      <w:r>
+        <w:rPr>
+          <w:rFonts w:ascii="Arial" w:hAnsi="Arial" w:cs="Arial"/>
+          <w:sz w:val="28"/>
+          <w:szCs w:val="28"/>
+        </w:rPr>
+        <w:t xml:space="preserve">: The system </w:t>
+      </w:r>
+      <w:r>
+        <w:rPr>
+          <w:rFonts w:ascii="Arial" w:hAnsi="Arial" w:cs="Arial"/>
+          <w:sz w:val="28"/>
+          <w:szCs w:val="28"/>
+        </w:rPr>
+        <w:t>should</w:t>
+      </w:r>
+      <w:r>
+        <w:rPr>
+          <w:rFonts w:ascii="Arial" w:hAnsi="Arial" w:cs="Arial"/>
+          <w:sz w:val="28"/>
+          <w:szCs w:val="28"/>
+        </w:rPr>
+        <w:t xml:space="preserve"> collect feedback on routes and service</w:t>
+      </w:r>
+    </w:p>
+    <w:p>
+      <w:pPr>
+        <w:numPr>
+          <w:ilvl w:val="0"/>
+          <w:numId w:val="17"/>
+        </w:numPr>
+        <w:rPr>
+          <w:rFonts w:ascii="Arial" w:hAnsi="Arial" w:cs="Arial"/>
+          <w:sz w:val="28"/>
+          <w:szCs w:val="28"/>
+        </w:rPr>
+      </w:pPr>
+      <w:r>
+        <w:rPr>
+          <w:rFonts w:ascii="Arial" w:hAnsi="Arial" w:cs="Arial"/>
+          <w:sz w:val="28"/>
+          <w:szCs w:val="28"/>
+        </w:rPr>
+        <w:t>R9.</w:t>
+      </w:r>
+      <w:r>
+        <w:rPr>
+          <w:rFonts w:ascii="Arial" w:hAnsi="Arial" w:cs="Arial"/>
+          <w:sz w:val="28"/>
+          <w:szCs w:val="28"/>
+        </w:rPr>
+        <w:t>3</w:t>
+      </w:r>
+      <w:r>
+        <w:rPr>
+          <w:rFonts w:ascii="Arial" w:hAnsi="Arial" w:cs="Arial"/>
+          <w:sz w:val="28"/>
+          <w:szCs w:val="28"/>
+        </w:rPr>
+        <w:t xml:space="preserve">: </w:t>
+      </w:r>
+      <w:r>
+        <w:rPr>
+          <w:rFonts w:ascii="Arial" w:hAnsi="Arial" w:cs="Arial"/>
+          <w:sz w:val="28"/>
+          <w:szCs w:val="28"/>
+        </w:rPr>
+        <w:t xml:space="preserve">Users should be able to </w:t>
+      </w:r>
+      <w:r>
+        <w:rPr>
+          <w:rFonts w:ascii="Arial" w:hAnsi="Arial" w:cs="Arial"/>
+          <w:sz w:val="28"/>
+          <w:szCs w:val="28"/>
+        </w:rPr>
+        <w:t>anonymous</w:t>
+      </w:r>
+      <w:r>
+        <w:rPr>
+          <w:rFonts w:ascii="Arial" w:hAnsi="Arial" w:cs="Arial"/>
+          <w:sz w:val="28"/>
+          <w:szCs w:val="28"/>
+        </w:rPr>
+        <w:t>ly</w:t>
+      </w:r>
+      <w:r>
+        <w:rPr>
+          <w:rFonts w:ascii="Arial" w:hAnsi="Arial" w:cs="Arial"/>
+          <w:sz w:val="28"/>
+          <w:szCs w:val="28"/>
+        </w:rPr>
+        <w:t xml:space="preserve"> report</w:t>
+      </w:r>
+      <w:r>
+        <w:rPr>
+          <w:rFonts w:ascii="Arial" w:hAnsi="Arial" w:cs="Arial"/>
+          <w:sz w:val="28"/>
+          <w:szCs w:val="28"/>
+        </w:rPr>
+        <w:t xml:space="preserve"> </w:t>
+      </w:r>
+      <w:r>
+        <w:rPr>
+          <w:rFonts w:ascii="Arial" w:hAnsi="Arial" w:cs="Arial"/>
+          <w:sz w:val="28"/>
+          <w:szCs w:val="28"/>
+        </w:rPr>
+        <w:t>safety incidents</w:t>
+      </w:r>
+    </w:p>
+    <w:p>
+      <w:pPr>
+        <w:rPr>
+          <w:rFonts w:ascii="Arial" w:hAnsi="Arial" w:cs="Arial"/>
+          <w:b/>
+          <w:bCs/>
+          <w:sz w:val="28"/>
+          <w:szCs w:val="28"/>
+        </w:rPr>
+      </w:pPr>
+      <w:r>
+        <w:rPr>
+          <w:rFonts w:ascii="Arial" w:hAnsi="Arial" w:cs="Arial"/>
+          <w:b/>
+          <w:bCs/>
+          <w:sz w:val="28"/>
+          <w:szCs w:val="28"/>
+        </w:rPr>
+        <w:t>R10: Fare Management</w:t>
+      </w:r>
+      <w:r>
+        <w:rPr>
+          <w:rFonts w:ascii="Arial" w:hAnsi="Arial" w:cs="Arial"/>
+          <w:b/>
+          <w:bCs/>
+          <w:sz w:val="28"/>
+          <w:szCs w:val="28"/>
+        </w:rPr>
+        <w:t xml:space="preserve"> </w:t>
+      </w:r>
+    </w:p>
+    <w:p>
+      <w:pPr>
+        <w:numPr>
+          <w:ilvl w:val="0"/>
+          <w:numId w:val="18"/>
+        </w:numPr>
+        <w:rPr>
+          <w:rFonts w:ascii="Arial" w:hAnsi="Arial" w:cs="Arial"/>
+          <w:sz w:val="28"/>
+          <w:szCs w:val="28"/>
+        </w:rPr>
+      </w:pPr>
+      <w:r>
+        <w:rPr>
+          <w:rFonts w:ascii="Arial" w:hAnsi="Arial" w:cs="Arial"/>
+          <w:sz w:val="28"/>
+          <w:szCs w:val="28"/>
+        </w:rPr>
+        <w:t xml:space="preserve">R10.1: The system </w:t>
+      </w:r>
+      <w:r>
+        <w:rPr>
+          <w:rFonts w:ascii="Arial" w:hAnsi="Arial" w:cs="Arial"/>
+          <w:sz w:val="28"/>
+          <w:szCs w:val="28"/>
+        </w:rPr>
+        <w:t>should</w:t>
+      </w:r>
+      <w:r>
+        <w:rPr>
+          <w:rFonts w:ascii="Arial" w:hAnsi="Arial" w:cs="Arial"/>
+          <w:sz w:val="28"/>
+          <w:szCs w:val="28"/>
+        </w:rPr>
+        <w:t xml:space="preserve"> calculate fare estimates based on route and distance</w:t>
+      </w:r>
+    </w:p>
+    <w:p>
+      <w:pPr>
+        <w:numPr>
+          <w:ilvl w:val="0"/>
+          <w:numId w:val="18"/>
+        </w:numPr>
+        <w:rPr>
+          <w:rFonts w:ascii="Arial" w:hAnsi="Arial" w:cs="Arial"/>
+          <w:sz w:val="28"/>
+          <w:szCs w:val="28"/>
+        </w:rPr>
+      </w:pPr>
+      <w:r>
+        <w:rPr>
+          <w:rFonts w:ascii="Arial" w:hAnsi="Arial" w:cs="Arial"/>
+          <w:sz w:val="28"/>
+          <w:szCs w:val="28"/>
+        </w:rPr>
+        <w:t xml:space="preserve">R10.2: The system </w:t>
+      </w:r>
+      <w:r>
+        <w:rPr>
+          <w:rFonts w:ascii="Arial" w:hAnsi="Arial" w:cs="Arial"/>
+          <w:sz w:val="28"/>
+          <w:szCs w:val="28"/>
+        </w:rPr>
+        <w:t>should</w:t>
+      </w:r>
+      <w:r>
+        <w:rPr>
+          <w:rFonts w:ascii="Arial" w:hAnsi="Arial" w:cs="Arial"/>
+          <w:sz w:val="28"/>
+          <w:szCs w:val="28"/>
+        </w:rPr>
+        <w:t xml:space="preserve"> support both digital and cash payment options</w:t>
+      </w:r>
+    </w:p>
+    <w:p>
+      <w:pPr>
+        <w:numPr>
+          <w:ilvl w:val="0"/>
+          <w:numId w:val="18"/>
+        </w:numPr>
+        <w:rPr>
+          <w:rFonts w:ascii="Arial" w:hAnsi="Arial" w:cs="Arial"/>
+          <w:sz w:val="28"/>
+          <w:szCs w:val="28"/>
+        </w:rPr>
+      </w:pPr>
+      <w:r>
+        <w:rPr>
+          <w:rFonts w:ascii="Arial" w:hAnsi="Arial" w:cs="Arial"/>
+          <w:sz w:val="28"/>
+          <w:szCs w:val="28"/>
+        </w:rPr>
+        <w:t xml:space="preserve">R10.3: The system </w:t>
+      </w:r>
+      <w:r>
+        <w:rPr>
+          <w:rFonts w:ascii="Arial" w:hAnsi="Arial" w:cs="Arial"/>
+          <w:sz w:val="28"/>
+          <w:szCs w:val="28"/>
+        </w:rPr>
+        <w:t>should</w:t>
+      </w:r>
+      <w:r>
+        <w:rPr>
+          <w:rFonts w:ascii="Arial" w:hAnsi="Arial" w:cs="Arial"/>
+          <w:sz w:val="28"/>
+          <w:szCs w:val="28"/>
+        </w:rPr>
+        <w:t xml:space="preserve"> provide payment confirmation receipts</w:t>
+      </w:r>
+    </w:p>
+    <w:p>
+      <w:pPr>
+        <w:numPr>
+          <w:ilvl w:val="0"/>
+          <w:numId w:val="18"/>
+        </w:numPr>
+        <w:rPr>
+          <w:rFonts w:ascii="Arial" w:hAnsi="Arial" w:cs="Arial"/>
+          <w:sz w:val="28"/>
+          <w:szCs w:val="28"/>
+        </w:rPr>
+      </w:pPr>
+      <w:r>
+        <w:rPr>
+          <w:rFonts w:ascii="Arial" w:hAnsi="Arial" w:cs="Arial"/>
+          <w:sz w:val="28"/>
+          <w:szCs w:val="28"/>
+        </w:rPr>
+        <w:t xml:space="preserve">R10.4: The system </w:t>
+      </w:r>
+      <w:r>
+        <w:rPr>
+          <w:rFonts w:ascii="Arial" w:hAnsi="Arial" w:cs="Arial"/>
+          <w:sz w:val="28"/>
+          <w:szCs w:val="28"/>
+        </w:rPr>
+        <w:t>should</w:t>
+      </w:r>
+      <w:r>
+        <w:rPr>
+          <w:rFonts w:ascii="Arial" w:hAnsi="Arial" w:cs="Arial"/>
+          <w:sz w:val="28"/>
+          <w:szCs w:val="28"/>
+        </w:rPr>
+        <w:t xml:space="preserve"> track payment status for trips</w:t>
+      </w:r>
+    </w:p>
+    <w:p>
+      <w:pPr>
+        <w:rPr>
+          <w:rFonts w:ascii="Arial" w:hAnsi="Arial" w:cs="Arial"/>
+          <w:b/>
+          <w:bCs/>
+          <w:sz w:val="28"/>
+          <w:szCs w:val="28"/>
+        </w:rPr>
+      </w:pPr>
+      <w:r>
+        <w:rPr>
+          <w:rFonts w:ascii="Arial" w:hAnsi="Arial" w:cs="Arial"/>
+          <w:b/>
+          <w:bCs/>
+          <w:sz w:val="28"/>
+          <w:szCs w:val="28"/>
+        </w:rPr>
+        <w:t>R11: Taxi Identification</w:t>
+      </w:r>
+    </w:p>
+    <w:p>
+      <w:pPr>
+        <w:numPr>
+          <w:ilvl w:val="0"/>
+          <w:numId w:val="19"/>
+        </w:numPr>
+        <w:rPr>
+          <w:rFonts w:ascii="Arial" w:hAnsi="Arial" w:cs="Arial"/>
+          <w:sz w:val="28"/>
+          <w:szCs w:val="28"/>
+        </w:rPr>
+      </w:pPr>
+      <w:r>
+        <w:rPr>
+          <w:rFonts w:ascii="Arial" w:hAnsi="Arial" w:cs="Arial"/>
+          <w:sz w:val="28"/>
+          <w:szCs w:val="28"/>
+        </w:rPr>
+        <w:t xml:space="preserve">R11.1: The system </w:t>
+      </w:r>
+      <w:r>
+        <w:rPr>
+          <w:rFonts w:ascii="Arial" w:hAnsi="Arial" w:cs="Arial"/>
+          <w:sz w:val="28"/>
+          <w:szCs w:val="28"/>
+        </w:rPr>
+        <w:t>should</w:t>
+      </w:r>
+      <w:r>
+        <w:rPr>
+          <w:rFonts w:ascii="Arial" w:hAnsi="Arial" w:cs="Arial"/>
+          <w:sz w:val="28"/>
+          <w:szCs w:val="28"/>
+        </w:rPr>
+        <w:t xml:space="preserve"> provide unique identifiers for each taxi</w:t>
+      </w:r>
+    </w:p>
+    <w:p>
+      <w:pPr>
+        <w:numPr>
+          <w:ilvl w:val="0"/>
+          <w:numId w:val="19"/>
+        </w:numPr>
+        <w:rPr>
+          <w:rFonts w:ascii="Arial" w:hAnsi="Arial" w:cs="Arial"/>
+          <w:sz w:val="28"/>
+          <w:szCs w:val="28"/>
+        </w:rPr>
+      </w:pPr>
+      <w:r>
+        <w:rPr>
+          <w:rFonts w:ascii="Arial" w:hAnsi="Arial" w:cs="Arial"/>
+          <w:sz w:val="28"/>
+          <w:szCs w:val="28"/>
+        </w:rPr>
+        <w:t xml:space="preserve">R11.2: The system </w:t>
+      </w:r>
+      <w:r>
+        <w:rPr>
+          <w:rFonts w:ascii="Arial" w:hAnsi="Arial" w:cs="Arial"/>
+          <w:sz w:val="28"/>
+          <w:szCs w:val="28"/>
+        </w:rPr>
+        <w:t>should</w:t>
+      </w:r>
+      <w:r>
+        <w:rPr>
+          <w:rFonts w:ascii="Arial" w:hAnsi="Arial" w:cs="Arial"/>
+          <w:sz w:val="28"/>
+          <w:szCs w:val="28"/>
+        </w:rPr>
+        <w:t xml:space="preserve"> support QR code-based taxi identification and verification</w:t>
+      </w:r>
+    </w:p>
+    <w:p>
+      <w:pPr>
+        <w:numPr>
+          <w:ilvl w:val="0"/>
+          <w:numId w:val="19"/>
+        </w:numPr>
+        <w:rPr>
+          <w:rFonts w:ascii="Arial" w:hAnsi="Arial" w:cs="Arial"/>
+          <w:sz w:val="28"/>
+          <w:szCs w:val="28"/>
+        </w:rPr>
+      </w:pPr>
+      <w:r>
+        <w:rPr>
+          <w:rFonts w:ascii="Arial" w:hAnsi="Arial" w:cs="Arial"/>
+          <w:sz w:val="28"/>
+          <w:szCs w:val="28"/>
+        </w:rPr>
+        <w:t xml:space="preserve">R11.3: The system </w:t>
+      </w:r>
+      <w:r>
+        <w:rPr>
+          <w:rFonts w:ascii="Arial" w:hAnsi="Arial" w:cs="Arial"/>
+          <w:sz w:val="28"/>
+          <w:szCs w:val="28"/>
+        </w:rPr>
+        <w:t>should</w:t>
+      </w:r>
+      <w:r>
+        <w:rPr>
+          <w:rFonts w:ascii="Arial" w:hAnsi="Arial" w:cs="Arial"/>
+          <w:sz w:val="28"/>
+          <w:szCs w:val="28"/>
+        </w:rPr>
+        <w:t xml:space="preserve"> display taxi information (registration, operator) to passengers</w:t>
+      </w:r>
+    </w:p>
+    <w:p>
+      <w:pPr>
+        <w:numPr>
+          <w:ilvl w:val="0"/>
+          <w:numId w:val="19"/>
+        </w:numPr>
+        <w:rPr>
+          <w:rFonts w:ascii="Arial" w:hAnsi="Arial" w:cs="Arial"/>
+          <w:sz w:val="28"/>
+          <w:szCs w:val="28"/>
+        </w:rPr>
+      </w:pPr>
+      <w:r>
+        <w:rPr>
+          <w:rFonts w:ascii="Arial" w:hAnsi="Arial" w:cs="Arial"/>
+          <w:sz w:val="28"/>
+          <w:szCs w:val="28"/>
+        </w:rPr>
+        <w:t xml:space="preserve">R11.4: The system </w:t>
+      </w:r>
+      <w:r>
+        <w:rPr>
+          <w:rFonts w:ascii="Arial" w:hAnsi="Arial" w:cs="Arial"/>
+          <w:sz w:val="28"/>
+          <w:szCs w:val="28"/>
+        </w:rPr>
+        <w:t>should</w:t>
+      </w:r>
+      <w:r>
+        <w:rPr>
+          <w:rFonts w:ascii="Arial" w:hAnsi="Arial" w:cs="Arial"/>
+          <w:sz w:val="28"/>
+          <w:szCs w:val="28"/>
+        </w:rPr>
+        <w:t xml:space="preserve"> verify taxi authenticity through the system</w:t>
+      </w:r>
+    </w:p>
+    <w:p>
+      <w:pPr>
+        <w:rPr>
+          <w:rFonts w:ascii="Arial" w:hAnsi="Arial" w:cs="Arial"/>
+          <w:b/>
+          <w:bCs/>
+          <w:sz w:val="28"/>
+          <w:szCs w:val="28"/>
+        </w:rPr>
+      </w:pPr>
+      <w:r>
+        <w:rPr>
+          <w:rFonts w:ascii="Arial" w:hAnsi="Arial" w:cs="Arial"/>
+          <w:b/>
+          <w:bCs/>
+          <w:sz w:val="28"/>
+          <w:szCs w:val="28"/>
+        </w:rPr>
+        <w:t>R12: Safety Features</w:t>
+      </w:r>
+      <w:r>
+        <w:rPr>
+          <w:rFonts w:ascii="Arial" w:hAnsi="Arial" w:cs="Arial"/>
+          <w:b/>
+          <w:bCs/>
+          <w:sz w:val="28"/>
+          <w:szCs w:val="28"/>
+        </w:rPr>
+        <w:t xml:space="preserve"> </w:t>
+      </w:r>
+    </w:p>
+    <w:p>
+      <w:pPr>
+        <w:numPr>
+          <w:ilvl w:val="0"/>
+          <w:numId w:val="20"/>
+        </w:numPr>
+        <w:rPr>
+          <w:rFonts w:ascii="Arial" w:hAnsi="Arial" w:cs="Arial"/>
+          <w:sz w:val="28"/>
+          <w:szCs w:val="28"/>
+        </w:rPr>
+      </w:pPr>
+      <w:r>
+        <w:rPr>
+          <w:rFonts w:ascii="Arial" w:hAnsi="Arial" w:cs="Arial"/>
+          <w:sz w:val="28"/>
+          <w:szCs w:val="28"/>
+        </w:rPr>
+        <w:t xml:space="preserve">R12.1: The system </w:t>
+      </w:r>
+      <w:r>
+        <w:rPr>
+          <w:rFonts w:ascii="Arial" w:hAnsi="Arial" w:cs="Arial"/>
+          <w:sz w:val="28"/>
+          <w:szCs w:val="28"/>
+        </w:rPr>
+        <w:t>should</w:t>
+      </w:r>
+      <w:r>
+        <w:rPr>
+          <w:rFonts w:ascii="Arial" w:hAnsi="Arial" w:cs="Arial"/>
+          <w:sz w:val="28"/>
+          <w:szCs w:val="28"/>
+        </w:rPr>
+        <w:t xml:space="preserve"> provide an anonymous crime reporting tool</w:t>
+      </w:r>
+    </w:p>
+    <w:p>
+      <w:pPr>
+        <w:numPr>
+          <w:ilvl w:val="0"/>
+          <w:numId w:val="20"/>
+        </w:numPr>
+        <w:rPr>
+          <w:rFonts w:ascii="Arial" w:hAnsi="Arial" w:cs="Arial"/>
+          <w:sz w:val="28"/>
+          <w:szCs w:val="28"/>
+        </w:rPr>
+      </w:pPr>
+      <w:r>
+        <w:rPr>
+          <w:rFonts w:ascii="Arial" w:hAnsi="Arial" w:cs="Arial"/>
+          <w:sz w:val="28"/>
+          <w:szCs w:val="28"/>
+        </w:rPr>
+        <w:t xml:space="preserve">R12.2: The system </w:t>
+      </w:r>
+      <w:r>
+        <w:rPr>
+          <w:rFonts w:ascii="Arial" w:hAnsi="Arial" w:cs="Arial"/>
+          <w:sz w:val="28"/>
+          <w:szCs w:val="28"/>
+        </w:rPr>
+        <w:t>should</w:t>
+      </w:r>
+      <w:r>
+        <w:rPr>
+          <w:rFonts w:ascii="Arial" w:hAnsi="Arial" w:cs="Arial"/>
+          <w:sz w:val="28"/>
+          <w:szCs w:val="28"/>
+        </w:rPr>
+        <w:t xml:space="preserve"> include emergency contact features</w:t>
+      </w:r>
+    </w:p>
+    <w:p>
+      <w:pPr>
+        <w:pStyle w:val="Heading1"/>
+        <w:rPr>
+          <w:lang w:val="en-US"/>
+        </w:rPr>
+      </w:pPr>
+      <w:r>
+        <w:rPr>
+          <w:lang w:val="en-US"/>
+        </w:rPr>
+        <w:lastRenderedPageBreak/>
+        <w:t>Use Case Diagrams</w:t>
+      </w:r>
+    </w:p>
+    <w:p>
+      <w:pPr>
+        <w:rPr>
+          <w:rFonts w:ascii="Arial" w:hAnsi="Arial" w:cs="Arial"/>
+          <w:sz w:val="28"/>
+          <w:szCs w:val="28"/>
+          <w:lang w:val="en-US"/>
+        </w:rPr>
+      </w:pPr>
+      <w:r>
+        <w:rPr>
+          <w:rFonts w:ascii="Arial" w:hAnsi="Arial" w:cs="Arial"/>
+          <w:sz w:val="28"/>
+          <w:szCs w:val="28"/>
+          <w:lang w:val="en-US"/>
+        </w:rPr>
+        <w:t xml:space="preserve">Use case diagrams of different parts of </w:t>
       </w:r>
       <w:proofErr w:type="gramStart"/>
       <w:r>
@@ -453,8 +2738,9 @@
           <w:rFonts w:ascii="Arial" w:hAnsi="Arial" w:cs="Arial"/>
           <w:sz w:val="28"/>
           <w:szCs w:val="28"/>
-        </w:rPr>
-        <w:t>pick up</w:t>
+          <w:lang w:val="en-US"/>
+        </w:rPr>
+        <w:t>system</w:t>
       </w:r>
       <w:proofErr w:type="gramEnd"/>
       <w:r>
@@ -462,45 +2748,10 @@
           <w:rFonts w:ascii="Arial" w:hAnsi="Arial" w:cs="Arial"/>
           <w:sz w:val="28"/>
           <w:szCs w:val="28"/>
-        </w:rPr>
-        <w:t xml:space="preserve"> from an approximate location.</w:t>
-      </w:r>
-    </w:p>
-    <w:p>
-      <w:pPr>
-        <w:rPr>
-          <w:rFonts w:ascii="Arial" w:hAnsi="Arial" w:cs="Arial"/>
-          <w:sz w:val="28"/>
-          <w:szCs w:val="28"/>
-        </w:rPr>
-      </w:pPr>
-      <w:r>
-        <w:rPr>
-          <w:rFonts w:ascii="Arial" w:hAnsi="Arial" w:cs="Arial"/>
-          <w:sz w:val="28"/>
-          <w:szCs w:val="28"/>
-        </w:rPr>
-        <w:t>2.4 Passengers should be able request</w:t>
-      </w:r>
-    </w:p>
-    <w:p>
-      <w:pPr>
-        <w:rPr>
-          <w:rFonts w:ascii="Arial" w:hAnsi="Arial" w:cs="Arial"/>
-          <w:sz w:val="28"/>
-          <w:szCs w:val="28"/>
-        </w:rPr>
-      </w:pPr>
-    </w:p>
-    <w:p>
-      <w:pPr>
-        <w:rPr>
-          <w:rFonts w:ascii="Arial" w:hAnsi="Arial" w:cs="Arial"/>
-          <w:sz w:val="28"/>
-          <w:szCs w:val="28"/>
-          <w:lang w:val="en-US"/>
-        </w:rPr>
-      </w:pPr>
+          <w:lang w:val="en-US"/>
+        </w:rPr>
+        <w:t>.</w:t>
+      </w:r>
     </w:p>
     <w:p>
       <w:pPr>
@@ -513,59 +2764,6 @@
         <w:rPr>
           <w:lang w:val="en-US"/>
         </w:rPr>
-        <w:t>Use Case Diagrams</w:t>
-      </w:r>
-    </w:p>
-    <w:p>
-      <w:pPr>
-        <w:rPr>
-          <w:rFonts w:ascii="Arial" w:hAnsi="Arial" w:cs="Arial"/>
-          <w:sz w:val="28"/>
-          <w:szCs w:val="28"/>
-          <w:lang w:val="en-US"/>
-        </w:rPr>
-      </w:pPr>
-      <w:r>
-        <w:rPr>
-          <w:rFonts w:ascii="Arial" w:hAnsi="Arial" w:cs="Arial"/>
-          <w:sz w:val="28"/>
-          <w:szCs w:val="28"/>
-          <w:lang w:val="en-US"/>
-        </w:rPr>
-        <w:t xml:space="preserve">Use case diagrams of different parts of </w:t>
-      </w:r>
-      <w:proofErr w:type="gramStart"/>
-      <w:r>
-        <w:rPr>
-          <w:rFonts w:ascii="Arial" w:hAnsi="Arial" w:cs="Arial"/>
-          <w:sz w:val="28"/>
-          <w:szCs w:val="28"/>
-          <w:lang w:val="en-US"/>
-        </w:rPr>
-        <w:t>system</w:t>
-      </w:r>
-      <w:proofErr w:type="gramEnd"/>
-      <w:r>
-        <w:rPr>
-          <w:rFonts w:ascii="Arial" w:hAnsi="Arial" w:cs="Arial"/>
-          <w:sz w:val="28"/>
-          <w:szCs w:val="28"/>
-          <w:lang w:val="en-US"/>
-        </w:rPr>
-        <w:t>.</w:t>
-      </w:r>
-    </w:p>
-    <w:p>
-      <w:pPr>
-        <w:pStyle w:val="Heading1"/>
-        <w:rPr>
-          <w:lang w:val="en-US"/>
-        </w:rPr>
-      </w:pPr>
-      <w:r>
-        <w:rPr>
-          <w:lang w:val="en-US"/>
-        </w:rPr>
         <w:t>Technology Requirements</w:t>
       </w:r>
     </w:p>
@@ -700,7 +2898,6 @@
         <w:rPr>
           <w:lang w:val="en-US"/>
         </w:rPr>
-        <w:lastRenderedPageBreak/>
         <w:t>Version Control</w:t>
       </w:r>
     </w:p>
@@ -970,6 +3167,7 @@
           <w:szCs w:val="28"/>
           <w:lang w:val="en-US"/>
         </w:rPr>
+        <w:lastRenderedPageBreak/>
         <w:t>Accessibility</w:t>
       </w:r>
     </w:p>
@@ -1139,6 +3337,453 @@
 <file path=word/numbering.xml><?xml version="1.0" encoding="utf-8"?>
 <w:numbering xmlns:wpc="http://schemas.microsoft.com/office/word/2010/wordprocessingCanvas" xmlns:cx="http://schemas.microsoft.com/office/drawing/2014/chartex" xmlns:cx1="http://schemas.microsoft.com/office/drawing/2015/9/8/chartex" xmlns:cx2="http://schemas.microsoft.com/office/drawing/2015/10/21/chartex" xmlns:cx3="http://schemas.microsoft.com/office/drawing/2016/5/9/chartex" xmlns:cx4="http://schemas.microsoft.com/office/drawing/2016/5/10/chartex" xmlns:cx5="http://schemas.microsoft.com/office/drawing/2016/5/11/chartex" xmlns:cx6="http://schemas.microsoft.com/office/drawing/2016/5/12/chartex" xmlns:cx7="http://schemas.microsoft.com/office/drawing/2016/5/13/chartex" xmlns:cx8="http://schemas.microsoft.com/office/drawing/2016/5/14/chartex" xmlns:mc="http://schemas.openxmlformats.org/markup-compatibility/2006" xmlns:aink="http://schemas.microsoft.com/office/drawing/2016/ink" xmlns:am3d="http://schemas.microsoft.com/office/drawing/2017/model3d" xmlns:o="urn:schemas-microsoft-com:office:office" xmlns:oel="http://schemas.microsoft.com/office/2019/extlst" xmlns:r="http://schemas.openxmlformats.org/officeDocument/2006/relationships" xmlns:m="http://schemas.openxmlformats.org/officeDocument/2006/math" xmlns:v="urn:schemas-microsoft-com:vml" xmlns:wp14="http://schemas.microsoft.com/office/word/2010/wordprocessingDrawing" xmlns:wp="http://schemas.openxmlformats.org/drawingml/2006/wordprocessingDrawing" xmlns:w10="urn:schemas-microsoft-com:office:word" xmlns:w="http://schemas.openxmlformats.org/wordprocessingml/2006/main" xmlns:w14="http://schemas.microsoft.com/office/word/2010/wordml" xmlns:w15="http://schemas.microsoft.com/office/word/2012/wordml" xmlns:w16cex="http://schemas.microsoft.com/office/word/2018/wordml/cex" xmlns:w16cid="http://schemas.microsoft.com/office/word/2016/wordml/cid" xmlns:w16="http://schemas.microsoft.com/office/word/2018/wordml" xmlns:w16du="http://schemas.microsoft.com/office/word/2023/wordml/word16du" xmlns:w16sdtdh="http://schemas.microsoft.com/office/word/2020/wordml/sdtdatahash" xmlns:w16sdtfl="http://schemas.microsoft.com/office/word/2024/wordml/sdtformatlock" xmlns:w16se="http://schemas.microsoft.com/office/word/2015/wordml/symex" xmlns:wpg="http://schemas.microsoft.com/office/word/2010/wordprocessingGroup" xmlns:wpi="http://schemas.microsoft.com/office/word/2010/wordprocessingInk" xmlns:wne="http://schemas.microsoft.com/office/word/2006/wordml" xmlns:wps="http://schemas.microsoft.com/office/word/2010/wordprocessingShape" mc:Ignorable="w14 w15 w16se w16cid w16 w16cex w16sdtdh w16sdtfl w16du wp14">
   <w:abstractNum w:abstractNumId="0" w15:restartNumberingAfterBreak="0">
+    <w:nsid w:val="0839179D"/>
+    <w:multiLevelType w:val="multilevel"/>
+    <w:tmpl w:val="1756B90A"/>
+    <w:lvl w:ilvl="0">
+      <w:start w:val="1"/>
+      <w:numFmt w:val="bullet"/>
+      <w:lvlText w:val=""/>
+      <w:lvlJc w:val="left"/>
+      <w:pPr>
+        <w:tabs>
+          <w:tab w:val="num" w:pos="720"/>
+        </w:tabs>
+        <w:ind w:left="720" w:hanging="360"/>
+      </w:pPr>
+      <w:rPr>
+        <w:rFonts w:ascii="Symbol" w:hAnsi="Symbol" w:hint="default"/>
+        <w:sz w:val="20"/>
+      </w:rPr>
+    </w:lvl>
+    <w:lvl w:ilvl="1" w:tentative="1">
+      <w:start w:val="1"/>
+      <w:numFmt w:val="bullet"/>
+      <w:lvlText w:val="o"/>
+      <w:lvlJc w:val="left"/>
+      <w:pPr>
+        <w:tabs>
+          <w:tab w:val="num" w:pos="1440"/>
+        </w:tabs>
+        <w:ind w:left="1440" w:hanging="360"/>
+      </w:pPr>
+      <w:rPr>
+        <w:rFonts w:ascii="Courier New" w:hAnsi="Courier New" w:hint="default"/>
+        <w:sz w:val="20"/>
+      </w:rPr>
+    </w:lvl>
+    <w:lvl w:ilvl="2" w:tentative="1">
+      <w:start w:val="1"/>
+      <w:numFmt w:val="bullet"/>
+      <w:lvlText w:val=""/>
+      <w:lvlJc w:val="left"/>
+      <w:pPr>
+        <w:tabs>
+          <w:tab w:val="num" w:pos="2160"/>
+        </w:tabs>
+        <w:ind w:left="2160" w:hanging="360"/>
+      </w:pPr>
+      <w:rPr>
+        <w:rFonts w:ascii="Wingdings" w:hAnsi="Wingdings" w:hint="default"/>
+        <w:sz w:val="20"/>
+      </w:rPr>
+    </w:lvl>
+    <w:lvl w:ilvl="3" w:tentative="1">
+      <w:start w:val="1"/>
+      <w:numFmt w:val="bullet"/>
+      <w:lvlText w:val=""/>
+      <w:lvlJc w:val="left"/>
+      <w:pPr>
+        <w:tabs>
+          <w:tab w:val="num" w:pos="2880"/>
+        </w:tabs>
+        <w:ind w:left="2880" w:hanging="360"/>
+      </w:pPr>
+      <w:rPr>
+        <w:rFonts w:ascii="Wingdings" w:hAnsi="Wingdings" w:hint="default"/>
+        <w:sz w:val="20"/>
+      </w:rPr>
+    </w:lvl>
+    <w:lvl w:ilvl="4" w:tentative="1">
+      <w:start w:val="1"/>
+      <w:numFmt w:val="bullet"/>
+      <w:lvlText w:val=""/>
+      <w:lvlJc w:val="left"/>
+      <w:pPr>
+        <w:tabs>
+          <w:tab w:val="num" w:pos="3600"/>
+        </w:tabs>
+        <w:ind w:left="3600" w:hanging="360"/>
+      </w:pPr>
+      <w:rPr>
+        <w:rFonts w:ascii="Wingdings" w:hAnsi="Wingdings" w:hint="default"/>
+        <w:sz w:val="20"/>
+      </w:rPr>
+    </w:lvl>
+    <w:lvl w:ilvl="5" w:tentative="1">
+      <w:start w:val="1"/>
+      <w:numFmt w:val="bullet"/>
+      <w:lvlText w:val=""/>
+      <w:lvlJc w:val="left"/>
+      <w:pPr>
+        <w:tabs>
+          <w:tab w:val="num" w:pos="4320"/>
+        </w:tabs>
+        <w:ind w:left="4320" w:hanging="360"/>
+      </w:pPr>
+      <w:rPr>
+        <w:rFonts w:ascii="Wingdings" w:hAnsi="Wingdings" w:hint="default"/>
+        <w:sz w:val="20"/>
+      </w:rPr>
+    </w:lvl>
+    <w:lvl w:ilvl="6" w:tentative="1">
+      <w:start w:val="1"/>
+      <w:numFmt w:val="bullet"/>
+      <w:lvlText w:val=""/>
+      <w:lvlJc w:val="left"/>
+      <w:pPr>
+        <w:tabs>
+          <w:tab w:val="num" w:pos="5040"/>
+        </w:tabs>
+        <w:ind w:left="5040" w:hanging="360"/>
+      </w:pPr>
+      <w:rPr>
+        <w:rFonts w:ascii="Wingdings" w:hAnsi="Wingdings" w:hint="default"/>
+        <w:sz w:val="20"/>
+      </w:rPr>
+    </w:lvl>
+    <w:lvl w:ilvl="7" w:tentative="1">
+      <w:start w:val="1"/>
+      <w:numFmt w:val="bullet"/>
+      <w:lvlText w:val=""/>
+      <w:lvlJc w:val="left"/>
+      <w:pPr>
+        <w:tabs>
+          <w:tab w:val="num" w:pos="5760"/>
+        </w:tabs>
+        <w:ind w:left="5760" w:hanging="360"/>
+      </w:pPr>
+      <w:rPr>
+        <w:rFonts w:ascii="Wingdings" w:hAnsi="Wingdings" w:hint="default"/>
+        <w:sz w:val="20"/>
+      </w:rPr>
+    </w:lvl>
+    <w:lvl w:ilvl="8" w:tentative="1">
+      <w:start w:val="1"/>
+      <w:numFmt w:val="bullet"/>
+      <w:lvlText w:val=""/>
+      <w:lvlJc w:val="left"/>
+      <w:pPr>
+        <w:tabs>
+          <w:tab w:val="num" w:pos="6480"/>
+        </w:tabs>
+        <w:ind w:left="6480" w:hanging="360"/>
+      </w:pPr>
+      <w:rPr>
+        <w:rFonts w:ascii="Wingdings" w:hAnsi="Wingdings" w:hint="default"/>
+        <w:sz w:val="20"/>
+      </w:rPr>
+    </w:lvl>
+  </w:abstractNum>
+  <w:abstractNum w:abstractNumId="1" w15:restartNumberingAfterBreak="0">
+    <w:nsid w:val="0A1C07ED"/>
+    <w:multiLevelType w:val="multilevel"/>
+    <w:tmpl w:val="A1A81DC0"/>
+    <w:lvl w:ilvl="0">
+      <w:start w:val="1"/>
+      <w:numFmt w:val="bullet"/>
+      <w:lvlText w:val=""/>
+      <w:lvlJc w:val="left"/>
+      <w:pPr>
+        <w:tabs>
+          <w:tab w:val="num" w:pos="720"/>
+        </w:tabs>
+        <w:ind w:left="720" w:hanging="360"/>
+      </w:pPr>
+      <w:rPr>
+        <w:rFonts w:ascii="Symbol" w:hAnsi="Symbol" w:hint="default"/>
+        <w:sz w:val="20"/>
+      </w:rPr>
+    </w:lvl>
+    <w:lvl w:ilvl="1" w:tentative="1">
+      <w:start w:val="1"/>
+      <w:numFmt w:val="bullet"/>
+      <w:lvlText w:val="o"/>
+      <w:lvlJc w:val="left"/>
+      <w:pPr>
+        <w:tabs>
+          <w:tab w:val="num" w:pos="1440"/>
+        </w:tabs>
+        <w:ind w:left="1440" w:hanging="360"/>
+      </w:pPr>
+      <w:rPr>
+        <w:rFonts w:ascii="Courier New" w:hAnsi="Courier New" w:hint="default"/>
+        <w:sz w:val="20"/>
+      </w:rPr>
+    </w:lvl>
+    <w:lvl w:ilvl="2" w:tentative="1">
+      <w:start w:val="1"/>
+      <w:numFmt w:val="bullet"/>
+      <w:lvlText w:val=""/>
+      <w:lvlJc w:val="left"/>
+      <w:pPr>
+        <w:tabs>
+          <w:tab w:val="num" w:pos="2160"/>
+        </w:tabs>
+        <w:ind w:left="2160" w:hanging="360"/>
+      </w:pPr>
+      <w:rPr>
+        <w:rFonts w:ascii="Wingdings" w:hAnsi="Wingdings" w:hint="default"/>
+        <w:sz w:val="20"/>
+      </w:rPr>
+    </w:lvl>
+    <w:lvl w:ilvl="3" w:tentative="1">
+      <w:start w:val="1"/>
+      <w:numFmt w:val="bullet"/>
+      <w:lvlText w:val=""/>
+      <w:lvlJc w:val="left"/>
+      <w:pPr>
+        <w:tabs>
+          <w:tab w:val="num" w:pos="2880"/>
+        </w:tabs>
+        <w:ind w:left="2880" w:hanging="360"/>
+      </w:pPr>
+      <w:rPr>
+        <w:rFonts w:ascii="Wingdings" w:hAnsi="Wingdings" w:hint="default"/>
+        <w:sz w:val="20"/>
+      </w:rPr>
+    </w:lvl>
+    <w:lvl w:ilvl="4" w:tentative="1">
+      <w:start w:val="1"/>
+      <w:numFmt w:val="bullet"/>
+      <w:lvlText w:val=""/>
+      <w:lvlJc w:val="left"/>
+      <w:pPr>
+        <w:tabs>
+          <w:tab w:val="num" w:pos="3600"/>
+        </w:tabs>
+        <w:ind w:left="3600" w:hanging="360"/>
+      </w:pPr>
+      <w:rPr>
+        <w:rFonts w:ascii="Wingdings" w:hAnsi="Wingdings" w:hint="default"/>
+        <w:sz w:val="20"/>
+      </w:rPr>
+    </w:lvl>
+    <w:lvl w:ilvl="5" w:tentative="1">
+      <w:start w:val="1"/>
+      <w:numFmt w:val="bullet"/>
+      <w:lvlText w:val=""/>
+      <w:lvlJc w:val="left"/>
+      <w:pPr>
+        <w:tabs>
+          <w:tab w:val="num" w:pos="4320"/>
+        </w:tabs>
+        <w:ind w:left="4320" w:hanging="360"/>
+      </w:pPr>
+      <w:rPr>
+        <w:rFonts w:ascii="Wingdings" w:hAnsi="Wingdings" w:hint="default"/>
+        <w:sz w:val="20"/>
+      </w:rPr>
+    </w:lvl>
+    <w:lvl w:ilvl="6" w:tentative="1">
+      <w:start w:val="1"/>
+      <w:numFmt w:val="bullet"/>
+      <w:lvlText w:val=""/>
+      <w:lvlJc w:val="left"/>
+      <w:pPr>
+        <w:tabs>
+          <w:tab w:val="num" w:pos="5040"/>
+        </w:tabs>
+        <w:ind w:left="5040" w:hanging="360"/>
+      </w:pPr>
+      <w:rPr>
+        <w:rFonts w:ascii="Wingdings" w:hAnsi="Wingdings" w:hint="default"/>
+        <w:sz w:val="20"/>
+      </w:rPr>
+    </w:lvl>
+    <w:lvl w:ilvl="7" w:tentative="1">
+      <w:start w:val="1"/>
+      <w:numFmt w:val="bullet"/>
+      <w:lvlText w:val=""/>
+      <w:lvlJc w:val="left"/>
+      <w:pPr>
+        <w:tabs>
+          <w:tab w:val="num" w:pos="5760"/>
+        </w:tabs>
+        <w:ind w:left="5760" w:hanging="360"/>
+      </w:pPr>
+      <w:rPr>
+        <w:rFonts w:ascii="Wingdings" w:hAnsi="Wingdings" w:hint="default"/>
+        <w:sz w:val="20"/>
+      </w:rPr>
+    </w:lvl>
+    <w:lvl w:ilvl="8" w:tentative="1">
+      <w:start w:val="1"/>
+      <w:numFmt w:val="bullet"/>
+      <w:lvlText w:val=""/>
+      <w:lvlJc w:val="left"/>
+      <w:pPr>
+        <w:tabs>
+          <w:tab w:val="num" w:pos="6480"/>
+        </w:tabs>
+        <w:ind w:left="6480" w:hanging="360"/>
+      </w:pPr>
+      <w:rPr>
+        <w:rFonts w:ascii="Wingdings" w:hAnsi="Wingdings" w:hint="default"/>
+        <w:sz w:val="20"/>
+      </w:rPr>
+    </w:lvl>
+  </w:abstractNum>
+  <w:abstractNum w:abstractNumId="2" w15:restartNumberingAfterBreak="0">
+    <w:nsid w:val="0BF02CE5"/>
+    <w:multiLevelType w:val="multilevel"/>
+    <w:tmpl w:val="27705894"/>
+    <w:lvl w:ilvl="0">
+      <w:start w:val="1"/>
+      <w:numFmt w:val="bullet"/>
+      <w:lvlText w:val=""/>
+      <w:lvlJc w:val="left"/>
+      <w:pPr>
+        <w:tabs>
+          <w:tab w:val="num" w:pos="720"/>
+        </w:tabs>
+        <w:ind w:left="720" w:hanging="360"/>
+      </w:pPr>
+      <w:rPr>
+        <w:rFonts w:ascii="Symbol" w:hAnsi="Symbol" w:hint="default"/>
+        <w:sz w:val="20"/>
+      </w:rPr>
+    </w:lvl>
+    <w:lvl w:ilvl="1" w:tentative="1">
+      <w:start w:val="1"/>
+      <w:numFmt w:val="bullet"/>
+      <w:lvlText w:val="o"/>
+      <w:lvlJc w:val="left"/>
+      <w:pPr>
+        <w:tabs>
+          <w:tab w:val="num" w:pos="1440"/>
+        </w:tabs>
+        <w:ind w:left="1440" w:hanging="360"/>
+      </w:pPr>
+      <w:rPr>
+        <w:rFonts w:ascii="Courier New" w:hAnsi="Courier New" w:hint="default"/>
+        <w:sz w:val="20"/>
+      </w:rPr>
+    </w:lvl>
+    <w:lvl w:ilvl="2" w:tentative="1">
+      <w:start w:val="1"/>
+      <w:numFmt w:val="bullet"/>
+      <w:lvlText w:val=""/>
+      <w:lvlJc w:val="left"/>
+      <w:pPr>
+        <w:tabs>
+          <w:tab w:val="num" w:pos="2160"/>
+        </w:tabs>
+        <w:ind w:left="2160" w:hanging="360"/>
+      </w:pPr>
+      <w:rPr>
+        <w:rFonts w:ascii="Wingdings" w:hAnsi="Wingdings" w:hint="default"/>
+        <w:sz w:val="20"/>
+      </w:rPr>
+    </w:lvl>
+    <w:lvl w:ilvl="3" w:tentative="1">
+      <w:start w:val="1"/>
+      <w:numFmt w:val="bullet"/>
+      <w:lvlText w:val=""/>
+      <w:lvlJc w:val="left"/>
+      <w:pPr>
+        <w:tabs>
+          <w:tab w:val="num" w:pos="2880"/>
+        </w:tabs>
+        <w:ind w:left="2880" w:hanging="360"/>
+      </w:pPr>
+      <w:rPr>
+        <w:rFonts w:ascii="Wingdings" w:hAnsi="Wingdings" w:hint="default"/>
+        <w:sz w:val="20"/>
+      </w:rPr>
+    </w:lvl>
+    <w:lvl w:ilvl="4" w:tentative="1">
+      <w:start w:val="1"/>
+      <w:numFmt w:val="bullet"/>
+      <w:lvlText w:val=""/>
+      <w:lvlJc w:val="left"/>
+      <w:pPr>
+        <w:tabs>
+          <w:tab w:val="num" w:pos="3600"/>
+        </w:tabs>
+        <w:ind w:left="3600" w:hanging="360"/>
+      </w:pPr>
+      <w:rPr>
+        <w:rFonts w:ascii="Wingdings" w:hAnsi="Wingdings" w:hint="default"/>
+        <w:sz w:val="20"/>
+      </w:rPr>
+    </w:lvl>
+    <w:lvl w:ilvl="5" w:tentative="1">
+      <w:start w:val="1"/>
+      <w:numFmt w:val="bullet"/>
+      <w:lvlText w:val=""/>
+      <w:lvlJc w:val="left"/>
+      <w:pPr>
+        <w:tabs>
+          <w:tab w:val="num" w:pos="4320"/>
+        </w:tabs>
+        <w:ind w:left="4320" w:hanging="360"/>
+      </w:pPr>
+      <w:rPr>
+        <w:rFonts w:ascii="Wingdings" w:hAnsi="Wingdings" w:hint="default"/>
+        <w:sz w:val="20"/>
+      </w:rPr>
+    </w:lvl>
+    <w:lvl w:ilvl="6" w:tentative="1">
+      <w:start w:val="1"/>
+      <w:numFmt w:val="bullet"/>
+      <w:lvlText w:val=""/>
+      <w:lvlJc w:val="left"/>
+      <w:pPr>
+        <w:tabs>
+          <w:tab w:val="num" w:pos="5040"/>
+        </w:tabs>
+        <w:ind w:left="5040" w:hanging="360"/>
+      </w:pPr>
+      <w:rPr>
+        <w:rFonts w:ascii="Wingdings" w:hAnsi="Wingdings" w:hint="default"/>
+        <w:sz w:val="20"/>
+      </w:rPr>
+    </w:lvl>
+    <w:lvl w:ilvl="7" w:tentative="1">
+      <w:start w:val="1"/>
+      <w:numFmt w:val="bullet"/>
+      <w:lvlText w:val=""/>
+      <w:lvlJc w:val="left"/>
+      <w:pPr>
+        <w:tabs>
+          <w:tab w:val="num" w:pos="5760"/>
+        </w:tabs>
+        <w:ind w:left="5760" w:hanging="360"/>
+      </w:pPr>
+      <w:rPr>
+        <w:rFonts w:ascii="Wingdings" w:hAnsi="Wingdings" w:hint="default"/>
+        <w:sz w:val="20"/>
+      </w:rPr>
+    </w:lvl>
+    <w:lvl w:ilvl="8" w:tentative="1">
+      <w:start w:val="1"/>
+      <w:numFmt w:val="bullet"/>
+      <w:lvlText w:val=""/>
+      <w:lvlJc w:val="left"/>
+      <w:pPr>
+        <w:tabs>
+          <w:tab w:val="num" w:pos="6480"/>
+        </w:tabs>
+        <w:ind w:left="6480" w:hanging="360"/>
+      </w:pPr>
+      <w:rPr>
+        <w:rFonts w:ascii="Wingdings" w:hAnsi="Wingdings" w:hint="default"/>
+        <w:sz w:val="20"/>
+      </w:rPr>
+    </w:lvl>
+  </w:abstractNum>
+  <w:abstractNum w:abstractNumId="3" w15:restartNumberingAfterBreak="0">
     <w:nsid w:val="0D5348BD"/>
     <w:multiLevelType w:val="hybridMultilevel"/>
     <w:tmpl w:val="178E1362"/>
@@ -1227,7 +3872,7 @@
       </w:pPr>
     </w:lvl>
   </w:abstractNum>
-  <w:abstractNum w:abstractNumId="1" w15:restartNumberingAfterBreak="0">
+  <w:abstractNum w:abstractNumId="4" w15:restartNumberingAfterBreak="0">
     <w:nsid w:val="0E8361EF"/>
     <w:multiLevelType w:val="multilevel"/>
     <w:tmpl w:val="BCE4FDEE"/>
@@ -1340,7 +3985,156 @@
       </w:pPr>
     </w:lvl>
   </w:abstractNum>
-  <w:abstractNum w:abstractNumId="2" w15:restartNumberingAfterBreak="0">
+  <w:abstractNum w:abstractNumId="5" w15:restartNumberingAfterBreak="0">
+    <w:nsid w:val="14983952"/>
+    <w:multiLevelType w:val="multilevel"/>
+    <w:tmpl w:val="6D12A958"/>
+    <w:lvl w:ilvl="0">
+      <w:start w:val="1"/>
+      <w:numFmt w:val="bullet"/>
+      <w:lvlText w:val=""/>
+      <w:lvlJc w:val="left"/>
+      <w:pPr>
+        <w:tabs>
+          <w:tab w:val="num" w:pos="720"/>
+        </w:tabs>
+        <w:ind w:left="720" w:hanging="360"/>
+      </w:pPr>
+      <w:rPr>
+        <w:rFonts w:ascii="Symbol" w:hAnsi="Symbol" w:hint="default"/>
+        <w:sz w:val="20"/>
+      </w:rPr>
+    </w:lvl>
+    <w:lvl w:ilvl="1" w:tentative="1">
+      <w:start w:val="1"/>
+      <w:numFmt w:val="bullet"/>
+      <w:lvlText w:val="o"/>
+      <w:lvlJc w:val="left"/>
+      <w:pPr>
+        <w:tabs>
+          <w:tab w:val="num" w:pos="1440"/>
+        </w:tabs>
+        <w:ind w:left="1440" w:hanging="360"/>
+      </w:pPr>
+      <w:rPr>
+        <w:rFonts w:ascii="Courier New" w:hAnsi="Courier New" w:hint="default"/>
+        <w:sz w:val="20"/>
+      </w:rPr>
+    </w:lvl>
+    <w:lvl w:ilvl="2" w:tentative="1">
+      <w:start w:val="1"/>
+      <w:numFmt w:val="bullet"/>
+      <w:lvlText w:val=""/>
+      <w:lvlJc w:val="left"/>
+      <w:pPr>
+        <w:tabs>
+          <w:tab w:val="num" w:pos="2160"/>
+        </w:tabs>
+        <w:ind w:left="2160" w:hanging="360"/>
+      </w:pPr>
+      <w:rPr>
+        <w:rFonts w:ascii="Wingdings" w:hAnsi="Wingdings" w:hint="default"/>
+        <w:sz w:val="20"/>
+      </w:rPr>
+    </w:lvl>
+    <w:lvl w:ilvl="3" w:tentative="1">
+      <w:start w:val="1"/>
+      <w:numFmt w:val="bullet"/>
+      <w:lvlText w:val=""/>
+      <w:lvlJc w:val="left"/>
+      <w:pPr>
+        <w:tabs>
+          <w:tab w:val="num" w:pos="2880"/>
+        </w:tabs>
+        <w:ind w:left="2880" w:hanging="360"/>
+      </w:pPr>
+      <w:rPr>
+        <w:rFonts w:ascii="Wingdings" w:hAnsi="Wingdings" w:hint="default"/>
+        <w:sz w:val="20"/>
+      </w:rPr>
+    </w:lvl>
+    <w:lvl w:ilvl="4" w:tentative="1">
+      <w:start w:val="1"/>
+      <w:numFmt w:val="bullet"/>
+      <w:lvlText w:val=""/>
+      <w:lvlJc w:val="left"/>
+      <w:pPr>
+        <w:tabs>
+          <w:tab w:val="num" w:pos="3600"/>
+        </w:tabs>
+        <w:ind w:left="3600" w:hanging="360"/>
+      </w:pPr>
+      <w:rPr>
+        <w:rFonts w:ascii="Wingdings" w:hAnsi="Wingdings" w:hint="default"/>
+        <w:sz w:val="20"/>
+      </w:rPr>
+    </w:lvl>
+    <w:lvl w:ilvl="5" w:tentative="1">
+      <w:start w:val="1"/>
+      <w:numFmt w:val="bullet"/>
+      <w:lvlText w:val=""/>
+      <w:lvlJc w:val="left"/>
+      <w:pPr>
+        <w:tabs>
+          <w:tab w:val="num" w:pos="4320"/>
+        </w:tabs>
+        <w:ind w:left="4320" w:hanging="360"/>
+      </w:pPr>
+      <w:rPr>
+        <w:rFonts w:ascii="Wingdings" w:hAnsi="Wingdings" w:hint="default"/>
+        <w:sz w:val="20"/>
+      </w:rPr>
+    </w:lvl>
+    <w:lvl w:ilvl="6" w:tentative="1">
+      <w:start w:val="1"/>
+      <w:numFmt w:val="bullet"/>
+      <w:lvlText w:val=""/>
+      <w:lvlJc w:val="left"/>
+      <w:pPr>
+        <w:tabs>
+          <w:tab w:val="num" w:pos="5040"/>
+        </w:tabs>
+        <w:ind w:left="5040" w:hanging="360"/>
+      </w:pPr>
+      <w:rPr>
+        <w:rFonts w:ascii="Wingdings" w:hAnsi="Wingdings" w:hint="default"/>
+        <w:sz w:val="20"/>
+      </w:rPr>
+    </w:lvl>
+    <w:lvl w:ilvl="7" w:tentative="1">
+      <w:start w:val="1"/>
+      <w:numFmt w:val="bullet"/>
+      <w:lvlText w:val=""/>
+      <w:lvlJc w:val="left"/>
+      <w:pPr>
+        <w:tabs>
+          <w:tab w:val="num" w:pos="5760"/>
+        </w:tabs>
+        <w:ind w:left="5760" w:hanging="360"/>
+      </w:pPr>
+      <w:rPr>
+        <w:rFonts w:ascii="Wingdings" w:hAnsi="Wingdings" w:hint="default"/>
+        <w:sz w:val="20"/>
+      </w:rPr>
+    </w:lvl>
+    <w:lvl w:ilvl="8" w:tentative="1">
+      <w:start w:val="1"/>
+      <w:numFmt w:val="bullet"/>
+      <w:lvlText w:val=""/>
+      <w:lvlJc w:val="left"/>
+      <w:pPr>
+        <w:tabs>
+          <w:tab w:val="num" w:pos="6480"/>
+        </w:tabs>
+        <w:ind w:left="6480" w:hanging="360"/>
+      </w:pPr>
+      <w:rPr>
+        <w:rFonts w:ascii="Wingdings" w:hAnsi="Wingdings" w:hint="default"/>
+        <w:sz w:val="20"/>
+      </w:rPr>
+    </w:lvl>
+  </w:abstractNum>
+  <w:abstractNum w:abstractNumId="6" w15:restartNumberingAfterBreak="0">
     <w:nsid w:val="174039FC"/>
     <w:multiLevelType w:val="hybridMultilevel"/>
     <w:tmpl w:val="C56670BE"/>
@@ -1429,7 +4223,716 @@
       </w:pPr>
     </w:lvl>
   </w:abstractNum>
-  <w:abstractNum w:abstractNumId="3" w15:restartNumberingAfterBreak="0">
+  <w:abstractNum w:abstractNumId="7" w15:restartNumberingAfterBreak="0">
+    <w:nsid w:val="214A5EBC"/>
+    <w:multiLevelType w:val="multilevel"/>
+    <w:tmpl w:val="47DC217C"/>
+    <w:lvl w:ilvl="0">
+      <w:start w:val="1"/>
+      <w:numFmt w:val="bullet"/>
+      <w:lvlText w:val=""/>
+      <w:lvlJc w:val="left"/>
+      <w:pPr>
+        <w:tabs>
+          <w:tab w:val="num" w:pos="720"/>
+        </w:tabs>
+        <w:ind w:left="720" w:hanging="360"/>
+      </w:pPr>
+      <w:rPr>
+        <w:rFonts w:ascii="Symbol" w:hAnsi="Symbol" w:hint="default"/>
+        <w:sz w:val="20"/>
+      </w:rPr>
+    </w:lvl>
+    <w:lvl w:ilvl="1" w:tentative="1">
+      <w:start w:val="1"/>
+      <w:numFmt w:val="bullet"/>
+      <w:lvlText w:val="o"/>
+      <w:lvlJc w:val="left"/>
+      <w:pPr>
+        <w:tabs>
+          <w:tab w:val="num" w:pos="1440"/>
+        </w:tabs>
+        <w:ind w:left="1440" w:hanging="360"/>
+      </w:pPr>
+      <w:rPr>
+        <w:rFonts w:ascii="Courier New" w:hAnsi="Courier New" w:hint="default"/>
+        <w:sz w:val="20"/>
+      </w:rPr>
+    </w:lvl>
+    <w:lvl w:ilvl="2" w:tentative="1">
+      <w:start w:val="1"/>
+      <w:numFmt w:val="bullet"/>
+      <w:lvlText w:val=""/>
+      <w:lvlJc w:val="left"/>
+      <w:pPr>
+        <w:tabs>
+          <w:tab w:val="num" w:pos="2160"/>
+        </w:tabs>
+        <w:ind w:left="2160" w:hanging="360"/>
+      </w:pPr>
+      <w:rPr>
+        <w:rFonts w:ascii="Wingdings" w:hAnsi="Wingdings" w:hint="default"/>
+        <w:sz w:val="20"/>
+      </w:rPr>
+    </w:lvl>
+    <w:lvl w:ilvl="3" w:tentative="1">
+      <w:start w:val="1"/>
+      <w:numFmt w:val="bullet"/>
+      <w:lvlText w:val=""/>
+      <w:lvlJc w:val="left"/>
+      <w:pPr>
+        <w:tabs>
+          <w:tab w:val="num" w:pos="2880"/>
+        </w:tabs>
+        <w:ind w:left="2880" w:hanging="360"/>
+      </w:pPr>
+      <w:rPr>
+        <w:rFonts w:ascii="Wingdings" w:hAnsi="Wingdings" w:hint="default"/>
+        <w:sz w:val="20"/>
+      </w:rPr>
+    </w:lvl>
+    <w:lvl w:ilvl="4" w:tentative="1">
+      <w:start w:val="1"/>
+      <w:numFmt w:val="bullet"/>
+      <w:lvlText w:val=""/>
+      <w:lvlJc w:val="left"/>
+      <w:pPr>
+        <w:tabs>
+          <w:tab w:val="num" w:pos="3600"/>
+        </w:tabs>
+        <w:ind w:left="3600" w:hanging="360"/>
+      </w:pPr>
+      <w:rPr>
+        <w:rFonts w:ascii="Wingdings" w:hAnsi="Wingdings" w:hint="default"/>
+        <w:sz w:val="20"/>
+      </w:rPr>
+    </w:lvl>
+    <w:lvl w:ilvl="5" w:tentative="1">
+      <w:start w:val="1"/>
+      <w:numFmt w:val="bullet"/>
+      <w:lvlText w:val=""/>
+      <w:lvlJc w:val="left"/>
+      <w:pPr>
+        <w:tabs>
+          <w:tab w:val="num" w:pos="4320"/>
+        </w:tabs>
+        <w:ind w:left="4320" w:hanging="360"/>
+      </w:pPr>
+      <w:rPr>
+        <w:rFonts w:ascii="Wingdings" w:hAnsi="Wingdings" w:hint="default"/>
+        <w:sz w:val="20"/>
+      </w:rPr>
+    </w:lvl>
+    <w:lvl w:ilvl="6" w:tentative="1">
+      <w:start w:val="1"/>
+      <w:numFmt w:val="bullet"/>
+      <w:lvlText w:val=""/>
+      <w:lvlJc w:val="left"/>
+      <w:pPr>
+        <w:tabs>
+          <w:tab w:val="num" w:pos="5040"/>
+        </w:tabs>
+        <w:ind w:left="5040" w:hanging="360"/>
+      </w:pPr>
+      <w:rPr>
+        <w:rFonts w:ascii="Wingdings" w:hAnsi="Wingdings" w:hint="default"/>
+        <w:sz w:val="20"/>
+      </w:rPr>
+    </w:lvl>
+    <w:lvl w:ilvl="7" w:tentative="1">
+      <w:start w:val="1"/>
+      <w:numFmt w:val="bullet"/>
+      <w:lvlText w:val=""/>
+      <w:lvlJc w:val="left"/>
+      <w:pPr>
+        <w:tabs>
+          <w:tab w:val="num" w:pos="5760"/>
+        </w:tabs>
+        <w:ind w:left="5760" w:hanging="360"/>
+      </w:pPr>
+      <w:rPr>
+        <w:rFonts w:ascii="Wingdings" w:hAnsi="Wingdings" w:hint="default"/>
+        <w:sz w:val="20"/>
+      </w:rPr>
+    </w:lvl>
+    <w:lvl w:ilvl="8" w:tentative="1">
+      <w:start w:val="1"/>
+      <w:numFmt w:val="bullet"/>
+      <w:lvlText w:val=""/>
+      <w:lvlJc w:val="left"/>
+      <w:pPr>
+        <w:tabs>
+          <w:tab w:val="num" w:pos="6480"/>
+        </w:tabs>
+        <w:ind w:left="6480" w:hanging="360"/>
+      </w:pPr>
+      <w:rPr>
+        <w:rFonts w:ascii="Wingdings" w:hAnsi="Wingdings" w:hint="default"/>
+        <w:sz w:val="20"/>
+      </w:rPr>
+    </w:lvl>
+  </w:abstractNum>
+  <w:abstractNum w:abstractNumId="8" w15:restartNumberingAfterBreak="0">
+    <w:nsid w:val="275354CA"/>
+    <w:multiLevelType w:val="multilevel"/>
+    <w:tmpl w:val="2414976E"/>
+    <w:lvl w:ilvl="0">
+      <w:start w:val="1"/>
+      <w:numFmt w:val="bullet"/>
+      <w:lvlText w:val=""/>
+      <w:lvlJc w:val="left"/>
+      <w:pPr>
+        <w:tabs>
+          <w:tab w:val="num" w:pos="720"/>
+        </w:tabs>
+        <w:ind w:left="720" w:hanging="360"/>
+      </w:pPr>
+      <w:rPr>
+        <w:rFonts w:ascii="Symbol" w:hAnsi="Symbol" w:hint="default"/>
+        <w:sz w:val="20"/>
+      </w:rPr>
+    </w:lvl>
+    <w:lvl w:ilvl="1" w:tentative="1">
+      <w:start w:val="1"/>
+      <w:numFmt w:val="bullet"/>
+      <w:lvlText w:val="o"/>
+      <w:lvlJc w:val="left"/>
+      <w:pPr>
+        <w:tabs>
+          <w:tab w:val="num" w:pos="1440"/>
+        </w:tabs>
+        <w:ind w:left="1440" w:hanging="360"/>
+      </w:pPr>
+      <w:rPr>
+        <w:rFonts w:ascii="Courier New" w:hAnsi="Courier New" w:hint="default"/>
+        <w:sz w:val="20"/>
+      </w:rPr>
+    </w:lvl>
+    <w:lvl w:ilvl="2" w:tentative="1">
+      <w:start w:val="1"/>
+      <w:numFmt w:val="bullet"/>
+      <w:lvlText w:val=""/>
+      <w:lvlJc w:val="left"/>
+      <w:pPr>
+        <w:tabs>
+          <w:tab w:val="num" w:pos="2160"/>
+        </w:tabs>
+        <w:ind w:left="2160" w:hanging="360"/>
+      </w:pPr>
+      <w:rPr>
+        <w:rFonts w:ascii="Wingdings" w:hAnsi="Wingdings" w:hint="default"/>
+        <w:sz w:val="20"/>
+      </w:rPr>
+    </w:lvl>
+    <w:lvl w:ilvl="3" w:tentative="1">
+      <w:start w:val="1"/>
+      <w:numFmt w:val="bullet"/>
+      <w:lvlText w:val=""/>
+      <w:lvlJc w:val="left"/>
+      <w:pPr>
+        <w:tabs>
+          <w:tab w:val="num" w:pos="2880"/>
+        </w:tabs>
+        <w:ind w:left="2880" w:hanging="360"/>
+      </w:pPr>
+      <w:rPr>
+        <w:rFonts w:ascii="Wingdings" w:hAnsi="Wingdings" w:hint="default"/>
+        <w:sz w:val="20"/>
+      </w:rPr>
+    </w:lvl>
+    <w:lvl w:ilvl="4" w:tentative="1">
+      <w:start w:val="1"/>
+      <w:numFmt w:val="bullet"/>
+      <w:lvlText w:val=""/>
+      <w:lvlJc w:val="left"/>
+      <w:pPr>
+        <w:tabs>
+          <w:tab w:val="num" w:pos="3600"/>
+        </w:tabs>
+        <w:ind w:left="3600" w:hanging="360"/>
+      </w:pPr>
+      <w:rPr>
+        <w:rFonts w:ascii="Wingdings" w:hAnsi="Wingdings" w:hint="default"/>
+        <w:sz w:val="20"/>
+      </w:rPr>
+    </w:lvl>
+    <w:lvl w:ilvl="5" w:tentative="1">
+      <w:start w:val="1"/>
+      <w:numFmt w:val="bullet"/>
+      <w:lvlText w:val=""/>
+      <w:lvlJc w:val="left"/>
+      <w:pPr>
+        <w:tabs>
+          <w:tab w:val="num" w:pos="4320"/>
+        </w:tabs>
+        <w:ind w:left="4320" w:hanging="360"/>
+      </w:pPr>
+      <w:rPr>
+        <w:rFonts w:ascii="Wingdings" w:hAnsi="Wingdings" w:hint="default"/>
+        <w:sz w:val="20"/>
+      </w:rPr>
+    </w:lvl>
+    <w:lvl w:ilvl="6" w:tentative="1">
+      <w:start w:val="1"/>
+      <w:numFmt w:val="bullet"/>
+      <w:lvlText w:val=""/>
+      <w:lvlJc w:val="left"/>
+      <w:pPr>
+        <w:tabs>
+          <w:tab w:val="num" w:pos="5040"/>
+        </w:tabs>
+        <w:ind w:left="5040" w:hanging="360"/>
+      </w:pPr>
+      <w:rPr>
+        <w:rFonts w:ascii="Wingdings" w:hAnsi="Wingdings" w:hint="default"/>
+        <w:sz w:val="20"/>
+      </w:rPr>
+    </w:lvl>
+    <w:lvl w:ilvl="7" w:tentative="1">
+      <w:start w:val="1"/>
+      <w:numFmt w:val="bullet"/>
+      <w:lvlText w:val=""/>
+      <w:lvlJc w:val="left"/>
+      <w:pPr>
+        <w:tabs>
+          <w:tab w:val="num" w:pos="5760"/>
+        </w:tabs>
+        <w:ind w:left="5760" w:hanging="360"/>
+      </w:pPr>
+      <w:rPr>
+        <w:rFonts w:ascii="Wingdings" w:hAnsi="Wingdings" w:hint="default"/>
+        <w:sz w:val="20"/>
+      </w:rPr>
+    </w:lvl>
+    <w:lvl w:ilvl="8" w:tentative="1">
+      <w:start w:val="1"/>
+      <w:numFmt w:val="bullet"/>
+      <w:lvlText w:val=""/>
+      <w:lvlJc w:val="left"/>
+      <w:pPr>
+        <w:tabs>
+          <w:tab w:val="num" w:pos="6480"/>
+        </w:tabs>
+        <w:ind w:left="6480" w:hanging="360"/>
+      </w:pPr>
+      <w:rPr>
+        <w:rFonts w:ascii="Wingdings" w:hAnsi="Wingdings" w:hint="default"/>
+        <w:sz w:val="20"/>
+      </w:rPr>
+    </w:lvl>
+  </w:abstractNum>
+  <w:abstractNum w:abstractNumId="9" w15:restartNumberingAfterBreak="0">
+    <w:nsid w:val="2D083A23"/>
+    <w:multiLevelType w:val="multilevel"/>
+    <w:tmpl w:val="3D1476A4"/>
+    <w:lvl w:ilvl="0">
+      <w:start w:val="1"/>
+      <w:numFmt w:val="bullet"/>
+      <w:lvlText w:val=""/>
+      <w:lvlJc w:val="left"/>
+      <w:pPr>
+        <w:tabs>
+          <w:tab w:val="num" w:pos="720"/>
+        </w:tabs>
+        <w:ind w:left="720" w:hanging="360"/>
+      </w:pPr>
+      <w:rPr>
+        <w:rFonts w:ascii="Symbol" w:hAnsi="Symbol" w:hint="default"/>
+        <w:sz w:val="20"/>
+      </w:rPr>
+    </w:lvl>
+    <w:lvl w:ilvl="1" w:tentative="1">
+      <w:start w:val="1"/>
+      <w:numFmt w:val="bullet"/>
+      <w:lvlText w:val="o"/>
+      <w:lvlJc w:val="left"/>
+      <w:pPr>
+        <w:tabs>
+          <w:tab w:val="num" w:pos="1440"/>
+        </w:tabs>
+        <w:ind w:left="1440" w:hanging="360"/>
+      </w:pPr>
+      <w:rPr>
+        <w:rFonts w:ascii="Courier New" w:hAnsi="Courier New" w:hint="default"/>
+        <w:sz w:val="20"/>
+      </w:rPr>
+    </w:lvl>
+    <w:lvl w:ilvl="2" w:tentative="1">
+      <w:start w:val="1"/>
+      <w:numFmt w:val="bullet"/>
+      <w:lvlText w:val=""/>
+      <w:lvlJc w:val="left"/>
+      <w:pPr>
+        <w:tabs>
+          <w:tab w:val="num" w:pos="2160"/>
+        </w:tabs>
+        <w:ind w:left="2160" w:hanging="360"/>
+      </w:pPr>
+      <w:rPr>
+        <w:rFonts w:ascii="Wingdings" w:hAnsi="Wingdings" w:hint="default"/>
+        <w:sz w:val="20"/>
+      </w:rPr>
+    </w:lvl>
+    <w:lvl w:ilvl="3" w:tentative="1">
+      <w:start w:val="1"/>
+      <w:numFmt w:val="bullet"/>
+      <w:lvlText w:val=""/>
+      <w:lvlJc w:val="left"/>
+      <w:pPr>
+        <w:tabs>
+          <w:tab w:val="num" w:pos="2880"/>
+        </w:tabs>
+        <w:ind w:left="2880" w:hanging="360"/>
+      </w:pPr>
+      <w:rPr>
+        <w:rFonts w:ascii="Wingdings" w:hAnsi="Wingdings" w:hint="default"/>
+        <w:sz w:val="20"/>
+      </w:rPr>
+    </w:lvl>
+    <w:lvl w:ilvl="4" w:tentative="1">
+      <w:start w:val="1"/>
+      <w:numFmt w:val="bullet"/>
+      <w:lvlText w:val=""/>
+      <w:lvlJc w:val="left"/>
+      <w:pPr>
+        <w:tabs>
+          <w:tab w:val="num" w:pos="3600"/>
+        </w:tabs>
+        <w:ind w:left="3600" w:hanging="360"/>
+      </w:pPr>
+      <w:rPr>
+        <w:rFonts w:ascii="Wingdings" w:hAnsi="Wingdings" w:hint="default"/>
+        <w:sz w:val="20"/>
+      </w:rPr>
+    </w:lvl>
+    <w:lvl w:ilvl="5" w:tentative="1">
+      <w:start w:val="1"/>
+      <w:numFmt w:val="bullet"/>
+      <w:lvlText w:val=""/>
+      <w:lvlJc w:val="left"/>
+      <w:pPr>
+        <w:tabs>
+          <w:tab w:val="num" w:pos="4320"/>
+        </w:tabs>
+        <w:ind w:left="4320" w:hanging="360"/>
+      </w:pPr>
+      <w:rPr>
+        <w:rFonts w:ascii="Wingdings" w:hAnsi="Wingdings" w:hint="default"/>
+        <w:sz w:val="20"/>
+      </w:rPr>
+    </w:lvl>
+    <w:lvl w:ilvl="6" w:tentative="1">
+      <w:start w:val="1"/>
+      <w:numFmt w:val="bullet"/>
+      <w:lvlText w:val=""/>
+      <w:lvlJc w:val="left"/>
+      <w:pPr>
+        <w:tabs>
+          <w:tab w:val="num" w:pos="5040"/>
+        </w:tabs>
+        <w:ind w:left="5040" w:hanging="360"/>
+      </w:pPr>
+      <w:rPr>
+        <w:rFonts w:ascii="Wingdings" w:hAnsi="Wingdings" w:hint="default"/>
+        <w:sz w:val="20"/>
+      </w:rPr>
+    </w:lvl>
+    <w:lvl w:ilvl="7" w:tentative="1">
+      <w:start w:val="1"/>
+      <w:numFmt w:val="bullet"/>
+      <w:lvlText w:val=""/>
+      <w:lvlJc w:val="left"/>
+      <w:pPr>
+        <w:tabs>
+          <w:tab w:val="num" w:pos="5760"/>
+        </w:tabs>
+        <w:ind w:left="5760" w:hanging="360"/>
+      </w:pPr>
+      <w:rPr>
+        <w:rFonts w:ascii="Wingdings" w:hAnsi="Wingdings" w:hint="default"/>
+        <w:sz w:val="20"/>
+      </w:rPr>
+    </w:lvl>
+    <w:lvl w:ilvl="8" w:tentative="1">
+      <w:start w:val="1"/>
+      <w:numFmt w:val="bullet"/>
+      <w:lvlText w:val=""/>
+      <w:lvlJc w:val="left"/>
+      <w:pPr>
+        <w:tabs>
+          <w:tab w:val="num" w:pos="6480"/>
+        </w:tabs>
+        <w:ind w:left="6480" w:hanging="360"/>
+      </w:pPr>
+      <w:rPr>
+        <w:rFonts w:ascii="Wingdings" w:hAnsi="Wingdings" w:hint="default"/>
+        <w:sz w:val="20"/>
+      </w:rPr>
+    </w:lvl>
+  </w:abstractNum>
+  <w:abstractNum w:abstractNumId="10" w15:restartNumberingAfterBreak="0">
+    <w:nsid w:val="2D652DE2"/>
+    <w:multiLevelType w:val="hybridMultilevel"/>
+    <w:tmpl w:val="D05618AA"/>
+    <w:lvl w:ilvl="0" w:tplc="1C090001">
+      <w:start w:val="1"/>
+      <w:numFmt w:val="bullet"/>
+      <w:lvlText w:val=""/>
+      <w:lvlJc w:val="left"/>
+      <w:pPr>
+        <w:ind w:left="720" w:hanging="360"/>
+      </w:pPr>
+      <w:rPr>
+        <w:rFonts w:ascii="Symbol" w:hAnsi="Symbol" w:hint="default"/>
+      </w:rPr>
+    </w:lvl>
+    <w:lvl w:ilvl="1" w:tplc="1C090003" w:tentative="1">
+      <w:start w:val="1"/>
+      <w:numFmt w:val="bullet"/>
+      <w:lvlText w:val="o"/>
+      <w:lvlJc w:val="left"/>
+      <w:pPr>
+        <w:ind w:left="1440" w:hanging="360"/>
+      </w:pPr>
+      <w:rPr>
+        <w:rFonts w:ascii="Courier New" w:hAnsi="Courier New" w:cs="Courier New" w:hint="default"/>
+      </w:rPr>
+    </w:lvl>
+    <w:lvl w:ilvl="2" w:tplc="1C090005" w:tentative="1">
+      <w:start w:val="1"/>
+      <w:numFmt w:val="bullet"/>
+      <w:lvlText w:val=""/>
+      <w:lvlJc w:val="left"/>
+      <w:pPr>
+        <w:ind w:left="2160" w:hanging="360"/>
+      </w:pPr>
+      <w:rPr>
+        <w:rFonts w:ascii="Wingdings" w:hAnsi="Wingdings" w:hint="default"/>
+      </w:rPr>
+    </w:lvl>
+    <w:lvl w:ilvl="3" w:tplc="1C090001" w:tentative="1">
+      <w:start w:val="1"/>
+      <w:numFmt w:val="bullet"/>
+      <w:lvlText w:val=""/>
+      <w:lvlJc w:val="left"/>
+      <w:pPr>
+        <w:ind w:left="2880" w:hanging="360"/>
+      </w:pPr>
+      <w:rPr>
+        <w:rFonts w:ascii="Symbol" w:hAnsi="Symbol" w:hint="default"/>
+      </w:rPr>
+    </w:lvl>
+    <w:lvl w:ilvl="4" w:tplc="1C090003" w:tentative="1">
+      <w:start w:val="1"/>
+      <w:numFmt w:val="bullet"/>
+      <w:lvlText w:val="o"/>
+      <w:lvlJc w:val="left"/>
+      <w:pPr>
+        <w:ind w:left="3600" w:hanging="360"/>
+      </w:pPr>
+      <w:rPr>
+        <w:rFonts w:ascii="Courier New" w:hAnsi="Courier New" w:cs="Courier New" w:hint="default"/>
+      </w:rPr>
+    </w:lvl>
+    <w:lvl w:ilvl="5" w:tplc="1C090005" w:tentative="1">
+      <w:start w:val="1"/>
+      <w:numFmt w:val="bullet"/>
+      <w:lvlText w:val=""/>
+      <w:lvlJc w:val="left"/>
+      <w:pPr>
+        <w:ind w:left="4320" w:hanging="360"/>
+      </w:pPr>
+      <w:rPr>
+        <w:rFonts w:ascii="Wingdings" w:hAnsi="Wingdings" w:hint="default"/>
+      </w:rPr>
+    </w:lvl>
+    <w:lvl w:ilvl="6" w:tplc="1C090001" w:tentative="1">
+      <w:start w:val="1"/>
+      <w:numFmt w:val="bullet"/>
+      <w:lvlText w:val=""/>
+      <w:lvlJc w:val="left"/>
+      <w:pPr>
+        <w:ind w:left="5040" w:hanging="360"/>
+      </w:pPr>
+      <w:rPr>
+        <w:rFonts w:ascii="Symbol" w:hAnsi="Symbol" w:hint="default"/>
+      </w:rPr>
+    </w:lvl>
+    <w:lvl w:ilvl="7" w:tplc="1C090003" w:tentative="1">
+      <w:start w:val="1"/>
+      <w:numFmt w:val="bullet"/>
+      <w:lvlText w:val="o"/>
+      <w:lvlJc w:val="left"/>
+      <w:pPr>
+        <w:ind w:left="5760" w:hanging="360"/>
+      </w:pPr>
+      <w:rPr>
+        <w:rFonts w:ascii="Courier New" w:hAnsi="Courier New" w:cs="Courier New" w:hint="default"/>
+      </w:rPr>
+    </w:lvl>
+    <w:lvl w:ilvl="8" w:tplc="1C090005" w:tentative="1">
+      <w:start w:val="1"/>
+      <w:numFmt w:val="bullet"/>
+      <w:lvlText w:val=""/>
+      <w:lvlJc w:val="left"/>
+      <w:pPr>
+        <w:ind w:left="6480" w:hanging="360"/>
+      </w:pPr>
+      <w:rPr>
+        <w:rFonts w:ascii="Wingdings" w:hAnsi="Wingdings" w:hint="default"/>
+      </w:rPr>
+    </w:lvl>
+  </w:abstractNum>
+  <w:abstractNum w:abstractNumId="11" w15:restartNumberingAfterBreak="0">
+    <w:nsid w:val="37737374"/>
+    <w:multiLevelType w:val="multilevel"/>
+    <w:tmpl w:val="EF5646CE"/>
+    <w:lvl w:ilvl="0">
+      <w:start w:val="1"/>
+      <w:numFmt w:val="bullet"/>
+      <w:lvlText w:val=""/>
+      <w:lvlJc w:val="left"/>
+      <w:pPr>
+        <w:tabs>
+          <w:tab w:val="num" w:pos="720"/>
+        </w:tabs>
+        <w:ind w:left="720" w:hanging="360"/>
+      </w:pPr>
+      <w:rPr>
+        <w:rFonts w:ascii="Symbol" w:hAnsi="Symbol" w:hint="default"/>
+        <w:sz w:val="20"/>
+      </w:rPr>
+    </w:lvl>
+    <w:lvl w:ilvl="1" w:tentative="1">
+      <w:start w:val="1"/>
+      <w:numFmt w:val="bullet"/>
+      <w:lvlText w:val="o"/>
+      <w:lvlJc w:val="left"/>
+      <w:pPr>
+        <w:tabs>
+          <w:tab w:val="num" w:pos="1440"/>
+        </w:tabs>
+        <w:ind w:left="1440" w:hanging="360"/>
+      </w:pPr>
+      <w:rPr>
+        <w:rFonts w:ascii="Courier New" w:hAnsi="Courier New" w:hint="default"/>
+        <w:sz w:val="20"/>
+      </w:rPr>
+    </w:lvl>
+    <w:lvl w:ilvl="2" w:tentative="1">
+      <w:start w:val="1"/>
+      <w:numFmt w:val="bullet"/>
+      <w:lvlText w:val=""/>
+      <w:lvlJc w:val="left"/>
+      <w:pPr>
+        <w:tabs>
+          <w:tab w:val="num" w:pos="2160"/>
+        </w:tabs>
+        <w:ind w:left="2160" w:hanging="360"/>
+      </w:pPr>
+      <w:rPr>
+        <w:rFonts w:ascii="Wingdings" w:hAnsi="Wingdings" w:hint="default"/>
+        <w:sz w:val="20"/>
+      </w:rPr>
+    </w:lvl>
+    <w:lvl w:ilvl="3" w:tentative="1">
+      <w:start w:val="1"/>
+      <w:numFmt w:val="bullet"/>
+      <w:lvlText w:val=""/>
+      <w:lvlJc w:val="left"/>
+      <w:pPr>
+        <w:tabs>
+          <w:tab w:val="num" w:pos="2880"/>
+        </w:tabs>
+        <w:ind w:left="2880" w:hanging="360"/>
+      </w:pPr>
+      <w:rPr>
+        <w:rFonts w:ascii="Wingdings" w:hAnsi="Wingdings" w:hint="default"/>
+        <w:sz w:val="20"/>
+      </w:rPr>
+    </w:lvl>
+    <w:lvl w:ilvl="4" w:tentative="1">
+      <w:start w:val="1"/>
+      <w:numFmt w:val="bullet"/>
+      <w:lvlText w:val=""/>
+      <w:lvlJc w:val="left"/>
+      <w:pPr>
+        <w:tabs>
+          <w:tab w:val="num" w:pos="3600"/>
+        </w:tabs>
+        <w:ind w:left="3600" w:hanging="360"/>
+      </w:pPr>
+      <w:rPr>
+        <w:rFonts w:ascii="Wingdings" w:hAnsi="Wingdings" w:hint="default"/>
+        <w:sz w:val="20"/>
+      </w:rPr>
+    </w:lvl>
+    <w:lvl w:ilvl="5" w:tentative="1">
+      <w:start w:val="1"/>
+      <w:numFmt w:val="bullet"/>
+      <w:lvlText w:val=""/>
+      <w:lvlJc w:val="left"/>
+      <w:pPr>
+        <w:tabs>
+          <w:tab w:val="num" w:pos="4320"/>
+        </w:tabs>
+        <w:ind w:left="4320" w:hanging="360"/>
+      </w:pPr>
+      <w:rPr>
+        <w:rFonts w:ascii="Wingdings" w:hAnsi="Wingdings" w:hint="default"/>
+        <w:sz w:val="20"/>
+      </w:rPr>
+    </w:lvl>
+    <w:lvl w:ilvl="6" w:tentative="1">
+      <w:start w:val="1"/>
+      <w:numFmt w:val="bullet"/>
+      <w:lvlText w:val=""/>
+      <w:lvlJc w:val="left"/>
+      <w:pPr>
+        <w:tabs>
+          <w:tab w:val="num" w:pos="5040"/>
+        </w:tabs>
+        <w:ind w:left="5040" w:hanging="360"/>
+      </w:pPr>
+      <w:rPr>
+        <w:rFonts w:ascii="Wingdings" w:hAnsi="Wingdings" w:hint="default"/>
+        <w:sz w:val="20"/>
+      </w:rPr>
+    </w:lvl>
+    <w:lvl w:ilvl="7" w:tentative="1">
+      <w:start w:val="1"/>
+      <w:numFmt w:val="bullet"/>
+      <w:lvlText w:val=""/>
+      <w:lvlJc w:val="left"/>
+      <w:pPr>
+        <w:tabs>
+          <w:tab w:val="num" w:pos="5760"/>
+        </w:tabs>
+        <w:ind w:left="5760" w:hanging="360"/>
+      </w:pPr>
+      <w:rPr>
+        <w:rFonts w:ascii="Wingdings" w:hAnsi="Wingdings" w:hint="default"/>
+        <w:sz w:val="20"/>
+      </w:rPr>
+    </w:lvl>
+    <w:lvl w:ilvl="8" w:tentative="1">
+      <w:start w:val="1"/>
+      <w:numFmt w:val="bullet"/>
+      <w:lvlText w:val=""/>
+      <w:lvlJc w:val="left"/>
+      <w:pPr>
+        <w:tabs>
+          <w:tab w:val="num" w:pos="6480"/>
+        </w:tabs>
+        <w:ind w:left="6480" w:hanging="360"/>
+      </w:pPr>
+      <w:rPr>
+        <w:rFonts w:ascii="Wingdings" w:hAnsi="Wingdings" w:hint="default"/>
+        <w:sz w:val="20"/>
+      </w:rPr>
+    </w:lvl>
+  </w:abstractNum>
+  <w:abstractNum w:abstractNumId="12" w15:restartNumberingAfterBreak="0">
     <w:nsid w:val="3B752722"/>
     <w:multiLevelType w:val="multilevel"/>
     <w:tmpl w:val="D4CE5E54"/>
@@ -1542,17 +5045,1312 @@
       </w:pPr>
     </w:lvl>
   </w:abstractNum>
+  <w:abstractNum w:abstractNumId="13" w15:restartNumberingAfterBreak="0">
+    <w:nsid w:val="60380F27"/>
+    <w:multiLevelType w:val="multilevel"/>
+    <w:tmpl w:val="066489E2"/>
+    <w:lvl w:ilvl="0">
+      <w:start w:val="1"/>
+      <w:numFmt w:val="bullet"/>
+      <w:lvlText w:val=""/>
+      <w:lvlJc w:val="left"/>
+      <w:pPr>
+        <w:tabs>
+          <w:tab w:val="num" w:pos="720"/>
+        </w:tabs>
+        <w:ind w:left="720" w:hanging="360"/>
+      </w:pPr>
+      <w:rPr>
+        <w:rFonts w:ascii="Symbol" w:hAnsi="Symbol" w:hint="default"/>
+        <w:sz w:val="20"/>
+      </w:rPr>
+    </w:lvl>
+    <w:lvl w:ilvl="1" w:tentative="1">
+      <w:start w:val="1"/>
+      <w:numFmt w:val="bullet"/>
+      <w:lvlText w:val="o"/>
+      <w:lvlJc w:val="left"/>
+      <w:pPr>
+        <w:tabs>
+          <w:tab w:val="num" w:pos="1440"/>
+        </w:tabs>
+        <w:ind w:left="1440" w:hanging="360"/>
+      </w:pPr>
+      <w:rPr>
+        <w:rFonts w:ascii="Courier New" w:hAnsi="Courier New" w:hint="default"/>
+        <w:sz w:val="20"/>
+      </w:rPr>
+    </w:lvl>
+    <w:lvl w:ilvl="2" w:tentative="1">
+      <w:start w:val="1"/>
+      <w:numFmt w:val="bullet"/>
+      <w:lvlText w:val=""/>
+      <w:lvlJc w:val="left"/>
+      <w:pPr>
+        <w:tabs>
+          <w:tab w:val="num" w:pos="2160"/>
+        </w:tabs>
+        <w:ind w:left="2160" w:hanging="360"/>
+      </w:pPr>
+      <w:rPr>
+        <w:rFonts w:ascii="Wingdings" w:hAnsi="Wingdings" w:hint="default"/>
+        <w:sz w:val="20"/>
+      </w:rPr>
+    </w:lvl>
+    <w:lvl w:ilvl="3" w:tentative="1">
+      <w:start w:val="1"/>
+      <w:numFmt w:val="bullet"/>
+      <w:lvlText w:val=""/>
+      <w:lvlJc w:val="left"/>
+      <w:pPr>
+        <w:tabs>
+          <w:tab w:val="num" w:pos="2880"/>
+        </w:tabs>
+        <w:ind w:left="2880" w:hanging="360"/>
+      </w:pPr>
+      <w:rPr>
+        <w:rFonts w:ascii="Wingdings" w:hAnsi="Wingdings" w:hint="default"/>
+        <w:sz w:val="20"/>
+      </w:rPr>
+    </w:lvl>
+    <w:lvl w:ilvl="4" w:tentative="1">
+      <w:start w:val="1"/>
+      <w:numFmt w:val="bullet"/>
+      <w:lvlText w:val=""/>
+      <w:lvlJc w:val="left"/>
+      <w:pPr>
+        <w:tabs>
+          <w:tab w:val="num" w:pos="3600"/>
+        </w:tabs>
+        <w:ind w:left="3600" w:hanging="360"/>
+      </w:pPr>
+      <w:rPr>
+        <w:rFonts w:ascii="Wingdings" w:hAnsi="Wingdings" w:hint="default"/>
+        <w:sz w:val="20"/>
+      </w:rPr>
+    </w:lvl>
+    <w:lvl w:ilvl="5" w:tentative="1">
+      <w:start w:val="1"/>
+      <w:numFmt w:val="bullet"/>
+      <w:lvlText w:val=""/>
+      <w:lvlJc w:val="left"/>
+      <w:pPr>
+        <w:tabs>
+          <w:tab w:val="num" w:pos="4320"/>
+        </w:tabs>
+        <w:ind w:left="4320" w:hanging="360"/>
+      </w:pPr>
+      <w:rPr>
+        <w:rFonts w:ascii="Wingdings" w:hAnsi="Wingdings" w:hint="default"/>
+        <w:sz w:val="20"/>
+      </w:rPr>
+    </w:lvl>
+    <w:lvl w:ilvl="6" w:tentative="1">
+      <w:start w:val="1"/>
+      <w:numFmt w:val="bullet"/>
+      <w:lvlText w:val=""/>
+      <w:lvlJc w:val="left"/>
+      <w:pPr>
+        <w:tabs>
+          <w:tab w:val="num" w:pos="5040"/>
+        </w:tabs>
+        <w:ind w:left="5040" w:hanging="360"/>
+      </w:pPr>
+      <w:rPr>
+        <w:rFonts w:ascii="Wingdings" w:hAnsi="Wingdings" w:hint="default"/>
+        <w:sz w:val="20"/>
+      </w:rPr>
+    </w:lvl>
+    <w:lvl w:ilvl="7" w:tentative="1">
+      <w:start w:val="1"/>
+      <w:numFmt w:val="bullet"/>
+      <w:lvlText w:val=""/>
+      <w:lvlJc w:val="left"/>
+      <w:pPr>
+        <w:tabs>
+          <w:tab w:val="num" w:pos="5760"/>
+        </w:tabs>
+        <w:ind w:left="5760" w:hanging="360"/>
+      </w:pPr>
+      <w:rPr>
+        <w:rFonts w:ascii="Wingdings" w:hAnsi="Wingdings" w:hint="default"/>
+        <w:sz w:val="20"/>
+      </w:rPr>
+    </w:lvl>
+    <w:lvl w:ilvl="8" w:tentative="1">
+      <w:start w:val="1"/>
+      <w:numFmt w:val="bullet"/>
+      <w:lvlText w:val=""/>
+      <w:lvlJc w:val="left"/>
+      <w:pPr>
+        <w:tabs>
+          <w:tab w:val="num" w:pos="6480"/>
+        </w:tabs>
+        <w:ind w:left="6480" w:hanging="360"/>
+      </w:pPr>
+      <w:rPr>
+        <w:rFonts w:ascii="Wingdings" w:hAnsi="Wingdings" w:hint="default"/>
+        <w:sz w:val="20"/>
+      </w:rPr>
+    </w:lvl>
+  </w:abstractNum>
+  <w:abstractNum w:abstractNumId="14" w15:restartNumberingAfterBreak="0">
+    <w:nsid w:val="622E57C1"/>
+    <w:multiLevelType w:val="multilevel"/>
+    <w:tmpl w:val="93C6B4D0"/>
+    <w:lvl w:ilvl="0">
+      <w:start w:val="1"/>
+      <w:numFmt w:val="bullet"/>
+      <w:lvlText w:val=""/>
+      <w:lvlJc w:val="left"/>
+      <w:pPr>
+        <w:tabs>
+          <w:tab w:val="num" w:pos="720"/>
+        </w:tabs>
+        <w:ind w:left="720" w:hanging="360"/>
+      </w:pPr>
+      <w:rPr>
+        <w:rFonts w:ascii="Symbol" w:hAnsi="Symbol" w:hint="default"/>
+        <w:sz w:val="20"/>
+      </w:rPr>
+    </w:lvl>
+    <w:lvl w:ilvl="1" w:tentative="1">
+      <w:start w:val="1"/>
+      <w:numFmt w:val="bullet"/>
+      <w:lvlText w:val="o"/>
+      <w:lvlJc w:val="left"/>
+      <w:pPr>
+        <w:tabs>
+          <w:tab w:val="num" w:pos="1440"/>
+        </w:tabs>
+        <w:ind w:left="1440" w:hanging="360"/>
+      </w:pPr>
+      <w:rPr>
+        <w:rFonts w:ascii="Courier New" w:hAnsi="Courier New" w:hint="default"/>
+        <w:sz w:val="20"/>
+      </w:rPr>
+    </w:lvl>
+    <w:lvl w:ilvl="2" w:tentative="1">
+      <w:start w:val="1"/>
+      <w:numFmt w:val="bullet"/>
+      <w:lvlText w:val=""/>
+      <w:lvlJc w:val="left"/>
+      <w:pPr>
+        <w:tabs>
+          <w:tab w:val="num" w:pos="2160"/>
+        </w:tabs>
+        <w:ind w:left="2160" w:hanging="360"/>
+      </w:pPr>
+      <w:rPr>
+        <w:rFonts w:ascii="Wingdings" w:hAnsi="Wingdings" w:hint="default"/>
+        <w:sz w:val="20"/>
+      </w:rPr>
+    </w:lvl>
+    <w:lvl w:ilvl="3" w:tentative="1">
+      <w:start w:val="1"/>
+      <w:numFmt w:val="bullet"/>
+      <w:lvlText w:val=""/>
+      <w:lvlJc w:val="left"/>
+      <w:pPr>
+        <w:tabs>
+          <w:tab w:val="num" w:pos="2880"/>
+        </w:tabs>
+        <w:ind w:left="2880" w:hanging="360"/>
+      </w:pPr>
+      <w:rPr>
+        <w:rFonts w:ascii="Wingdings" w:hAnsi="Wingdings" w:hint="default"/>
+        <w:sz w:val="20"/>
+      </w:rPr>
+    </w:lvl>
+    <w:lvl w:ilvl="4" w:tentative="1">
+      <w:start w:val="1"/>
+      <w:numFmt w:val="bullet"/>
+      <w:lvlText w:val=""/>
+      <w:lvlJc w:val="left"/>
+      <w:pPr>
+        <w:tabs>
+          <w:tab w:val="num" w:pos="3600"/>
+        </w:tabs>
+        <w:ind w:left="3600" w:hanging="360"/>
+      </w:pPr>
+      <w:rPr>
+        <w:rFonts w:ascii="Wingdings" w:hAnsi="Wingdings" w:hint="default"/>
+        <w:sz w:val="20"/>
+      </w:rPr>
+    </w:lvl>
+    <w:lvl w:ilvl="5" w:tentative="1">
+      <w:start w:val="1"/>
+      <w:numFmt w:val="bullet"/>
+      <w:lvlText w:val=""/>
+      <w:lvlJc w:val="left"/>
+      <w:pPr>
+        <w:tabs>
+          <w:tab w:val="num" w:pos="4320"/>
+        </w:tabs>
+        <w:ind w:left="4320" w:hanging="360"/>
+      </w:pPr>
+      <w:rPr>
+        <w:rFonts w:ascii="Wingdings" w:hAnsi="Wingdings" w:hint="default"/>
+        <w:sz w:val="20"/>
+      </w:rPr>
+    </w:lvl>
+    <w:lvl w:ilvl="6" w:tentative="1">
+      <w:start w:val="1"/>
+      <w:numFmt w:val="bullet"/>
+      <w:lvlText w:val=""/>
+      <w:lvlJc w:val="left"/>
+      <w:pPr>
+        <w:tabs>
+          <w:tab w:val="num" w:pos="5040"/>
+        </w:tabs>
+        <w:ind w:left="5040" w:hanging="360"/>
+      </w:pPr>
+      <w:rPr>
+        <w:rFonts w:ascii="Wingdings" w:hAnsi="Wingdings" w:hint="default"/>
+        <w:sz w:val="20"/>
+      </w:rPr>
+    </w:lvl>
+    <w:lvl w:ilvl="7" w:tentative="1">
+      <w:start w:val="1"/>
+      <w:numFmt w:val="bullet"/>
+      <w:lvlText w:val=""/>
+      <w:lvlJc w:val="left"/>
+      <w:pPr>
+        <w:tabs>
+          <w:tab w:val="num" w:pos="5760"/>
+        </w:tabs>
+        <w:ind w:left="5760" w:hanging="360"/>
+      </w:pPr>
+      <w:rPr>
+        <w:rFonts w:ascii="Wingdings" w:hAnsi="Wingdings" w:hint="default"/>
+        <w:sz w:val="20"/>
+      </w:rPr>
+    </w:lvl>
+    <w:lvl w:ilvl="8" w:tentative="1">
+      <w:start w:val="1"/>
+      <w:numFmt w:val="bullet"/>
+      <w:lvlText w:val=""/>
+      <w:lvlJc w:val="left"/>
+      <w:pPr>
+        <w:tabs>
+          <w:tab w:val="num" w:pos="6480"/>
+        </w:tabs>
+        <w:ind w:left="6480" w:hanging="360"/>
+      </w:pPr>
+      <w:rPr>
+        <w:rFonts w:ascii="Wingdings" w:hAnsi="Wingdings" w:hint="default"/>
+        <w:sz w:val="20"/>
+      </w:rPr>
+    </w:lvl>
+  </w:abstractNum>
+  <w:abstractNum w:abstractNumId="15" w15:restartNumberingAfterBreak="0">
+    <w:nsid w:val="66BC0288"/>
+    <w:multiLevelType w:val="multilevel"/>
+    <w:tmpl w:val="8564F488"/>
+    <w:lvl w:ilvl="0">
+      <w:start w:val="1"/>
+      <w:numFmt w:val="bullet"/>
+      <w:lvlText w:val=""/>
+      <w:lvlJc w:val="left"/>
+      <w:pPr>
+        <w:tabs>
+          <w:tab w:val="num" w:pos="720"/>
+        </w:tabs>
+        <w:ind w:left="720" w:hanging="360"/>
+      </w:pPr>
+      <w:rPr>
+        <w:rFonts w:ascii="Symbol" w:hAnsi="Symbol" w:hint="default"/>
+        <w:sz w:val="20"/>
+      </w:rPr>
+    </w:lvl>
+    <w:lvl w:ilvl="1" w:tentative="1">
+      <w:start w:val="1"/>
+      <w:numFmt w:val="bullet"/>
+      <w:lvlText w:val="o"/>
+      <w:lvlJc w:val="left"/>
+      <w:pPr>
+        <w:tabs>
+          <w:tab w:val="num" w:pos="1440"/>
+        </w:tabs>
+        <w:ind w:left="1440" w:hanging="360"/>
+      </w:pPr>
+      <w:rPr>
+        <w:rFonts w:ascii="Courier New" w:hAnsi="Courier New" w:hint="default"/>
+        <w:sz w:val="20"/>
+      </w:rPr>
+    </w:lvl>
+    <w:lvl w:ilvl="2" w:tentative="1">
+      <w:start w:val="1"/>
+      <w:numFmt w:val="bullet"/>
+      <w:lvlText w:val=""/>
+      <w:lvlJc w:val="left"/>
+      <w:pPr>
+        <w:tabs>
+          <w:tab w:val="num" w:pos="2160"/>
+        </w:tabs>
+        <w:ind w:left="2160" w:hanging="360"/>
+      </w:pPr>
+      <w:rPr>
+        <w:rFonts w:ascii="Wingdings" w:hAnsi="Wingdings" w:hint="default"/>
+        <w:sz w:val="20"/>
+      </w:rPr>
+    </w:lvl>
+    <w:lvl w:ilvl="3" w:tentative="1">
+      <w:start w:val="1"/>
+      <w:numFmt w:val="bullet"/>
+      <w:lvlText w:val=""/>
+      <w:lvlJc w:val="left"/>
+      <w:pPr>
+        <w:tabs>
+          <w:tab w:val="num" w:pos="2880"/>
+        </w:tabs>
+        <w:ind w:left="2880" w:hanging="360"/>
+      </w:pPr>
+      <w:rPr>
+        <w:rFonts w:ascii="Wingdings" w:hAnsi="Wingdings" w:hint="default"/>
+        <w:sz w:val="20"/>
+      </w:rPr>
+    </w:lvl>
+    <w:lvl w:ilvl="4" w:tentative="1">
+      <w:start w:val="1"/>
+      <w:numFmt w:val="bullet"/>
+      <w:lvlText w:val=""/>
+      <w:lvlJc w:val="left"/>
+      <w:pPr>
+        <w:tabs>
+          <w:tab w:val="num" w:pos="3600"/>
+        </w:tabs>
+        <w:ind w:left="3600" w:hanging="360"/>
+      </w:pPr>
+      <w:rPr>
+        <w:rFonts w:ascii="Wingdings" w:hAnsi="Wingdings" w:hint="default"/>
+        <w:sz w:val="20"/>
+      </w:rPr>
+    </w:lvl>
+    <w:lvl w:ilvl="5" w:tentative="1">
+      <w:start w:val="1"/>
+      <w:numFmt w:val="bullet"/>
+      <w:lvlText w:val=""/>
+      <w:lvlJc w:val="left"/>
+      <w:pPr>
+        <w:tabs>
+          <w:tab w:val="num" w:pos="4320"/>
+        </w:tabs>
+        <w:ind w:left="4320" w:hanging="360"/>
+      </w:pPr>
+      <w:rPr>
+        <w:rFonts w:ascii="Wingdings" w:hAnsi="Wingdings" w:hint="default"/>
+        <w:sz w:val="20"/>
+      </w:rPr>
+    </w:lvl>
+    <w:lvl w:ilvl="6" w:tentative="1">
+      <w:start w:val="1"/>
+      <w:numFmt w:val="bullet"/>
+      <w:lvlText w:val=""/>
+      <w:lvlJc w:val="left"/>
+      <w:pPr>
+        <w:tabs>
+          <w:tab w:val="num" w:pos="5040"/>
+        </w:tabs>
+        <w:ind w:left="5040" w:hanging="360"/>
+      </w:pPr>
+      <w:rPr>
+        <w:rFonts w:ascii="Wingdings" w:hAnsi="Wingdings" w:hint="default"/>
+        <w:sz w:val="20"/>
+      </w:rPr>
+    </w:lvl>
+    <w:lvl w:ilvl="7" w:tentative="1">
+      <w:start w:val="1"/>
+      <w:numFmt w:val="bullet"/>
+      <w:lvlText w:val=""/>
+      <w:lvlJc w:val="left"/>
+      <w:pPr>
+        <w:tabs>
+          <w:tab w:val="num" w:pos="5760"/>
+        </w:tabs>
+        <w:ind w:left="5760" w:hanging="360"/>
+      </w:pPr>
+      <w:rPr>
+        <w:rFonts w:ascii="Wingdings" w:hAnsi="Wingdings" w:hint="default"/>
+        <w:sz w:val="20"/>
+      </w:rPr>
+    </w:lvl>
+    <w:lvl w:ilvl="8" w:tentative="1">
+      <w:start w:val="1"/>
+      <w:numFmt w:val="bullet"/>
+      <w:lvlText w:val=""/>
+      <w:lvlJc w:val="left"/>
+      <w:pPr>
+        <w:tabs>
+          <w:tab w:val="num" w:pos="6480"/>
+        </w:tabs>
+        <w:ind w:left="6480" w:hanging="360"/>
+      </w:pPr>
+      <w:rPr>
+        <w:rFonts w:ascii="Wingdings" w:hAnsi="Wingdings" w:hint="default"/>
+        <w:sz w:val="20"/>
+      </w:rPr>
+    </w:lvl>
+  </w:abstractNum>
+  <w:abstractNum w:abstractNumId="16" w15:restartNumberingAfterBreak="0">
+    <w:nsid w:val="67712CE5"/>
+    <w:multiLevelType w:val="multilevel"/>
+    <w:tmpl w:val="29006652"/>
+    <w:lvl w:ilvl="0">
+      <w:start w:val="1"/>
+      <w:numFmt w:val="decimal"/>
+      <w:lvlText w:val="%1."/>
+      <w:lvlJc w:val="left"/>
+      <w:pPr>
+        <w:tabs>
+          <w:tab w:val="num" w:pos="720"/>
+        </w:tabs>
+        <w:ind w:left="720" w:hanging="360"/>
+      </w:pPr>
+    </w:lvl>
+    <w:lvl w:ilvl="1">
+      <w:start w:val="1"/>
+      <w:numFmt w:val="bullet"/>
+      <w:lvlText w:val="o"/>
+      <w:lvlJc w:val="left"/>
+      <w:pPr>
+        <w:tabs>
+          <w:tab w:val="num" w:pos="1440"/>
+        </w:tabs>
+        <w:ind w:left="1440" w:hanging="360"/>
+      </w:pPr>
+      <w:rPr>
+        <w:rFonts w:ascii="Courier New" w:hAnsi="Courier New" w:hint="default"/>
+        <w:sz w:val="20"/>
+      </w:rPr>
+    </w:lvl>
+    <w:lvl w:ilvl="2" w:tentative="1">
+      <w:start w:val="1"/>
+      <w:numFmt w:val="decimal"/>
+      <w:lvlText w:val="%3."/>
+      <w:lvlJc w:val="left"/>
+      <w:pPr>
+        <w:tabs>
+          <w:tab w:val="num" w:pos="2160"/>
+        </w:tabs>
+        <w:ind w:left="2160" w:hanging="360"/>
+      </w:pPr>
+    </w:lvl>
+    <w:lvl w:ilvl="3" w:tentative="1">
+      <w:start w:val="1"/>
+      <w:numFmt w:val="decimal"/>
+      <w:lvlText w:val="%4."/>
+      <w:lvlJc w:val="left"/>
+      <w:pPr>
+        <w:tabs>
+          <w:tab w:val="num" w:pos="2880"/>
+        </w:tabs>
+        <w:ind w:left="2880" w:hanging="360"/>
+      </w:pPr>
+    </w:lvl>
+    <w:lvl w:ilvl="4" w:tentative="1">
+      <w:start w:val="1"/>
+      <w:numFmt w:val="decimal"/>
+      <w:lvlText w:val="%5."/>
+      <w:lvlJc w:val="left"/>
+      <w:pPr>
+        <w:tabs>
+          <w:tab w:val="num" w:pos="3600"/>
+        </w:tabs>
+        <w:ind w:left="3600" w:hanging="360"/>
+      </w:pPr>
+    </w:lvl>
+    <w:lvl w:ilvl="5" w:tentative="1">
+      <w:start w:val="1"/>
+      <w:numFmt w:val="decimal"/>
+      <w:lvlText w:val="%6."/>
+      <w:lvlJc w:val="left"/>
+      <w:pPr>
+        <w:tabs>
+          <w:tab w:val="num" w:pos="4320"/>
+        </w:tabs>
+        <w:ind w:left="4320" w:hanging="360"/>
+      </w:pPr>
+    </w:lvl>
+    <w:lvl w:ilvl="6" w:tentative="1">
+      <w:start w:val="1"/>
+      <w:numFmt w:val="decimal"/>
+      <w:lvlText w:val="%7."/>
+      <w:lvlJc w:val="left"/>
+      <w:pPr>
+        <w:tabs>
+          <w:tab w:val="num" w:pos="5040"/>
+        </w:tabs>
+        <w:ind w:left="5040" w:hanging="360"/>
+      </w:pPr>
+    </w:lvl>
+    <w:lvl w:ilvl="7" w:tentative="1">
+      <w:start w:val="1"/>
+      <w:numFmt w:val="decimal"/>
+      <w:lvlText w:val="%8."/>
+      <w:lvlJc w:val="left"/>
+      <w:pPr>
+        <w:tabs>
+          <w:tab w:val="num" w:pos="5760"/>
+        </w:tabs>
+        <w:ind w:left="5760" w:hanging="360"/>
+      </w:pPr>
+    </w:lvl>
+    <w:lvl w:ilvl="8" w:tentative="1">
+      <w:start w:val="1"/>
+      <w:numFmt w:val="decimal"/>
+      <w:lvlText w:val="%9."/>
+      <w:lvlJc w:val="left"/>
+      <w:pPr>
+        <w:tabs>
+          <w:tab w:val="num" w:pos="6480"/>
+        </w:tabs>
+        <w:ind w:left="6480" w:hanging="360"/>
+      </w:pPr>
+    </w:lvl>
+  </w:abstractNum>
+  <w:abstractNum w:abstractNumId="17" w15:restartNumberingAfterBreak="0">
+    <w:nsid w:val="6BCF2772"/>
+    <w:multiLevelType w:val="multilevel"/>
+    <w:tmpl w:val="166467F6"/>
+    <w:lvl w:ilvl="0">
+      <w:start w:val="1"/>
+      <w:numFmt w:val="bullet"/>
+      <w:lvlText w:val=""/>
+      <w:lvlJc w:val="left"/>
+      <w:pPr>
+        <w:tabs>
+          <w:tab w:val="num" w:pos="720"/>
+        </w:tabs>
+        <w:ind w:left="720" w:hanging="360"/>
+      </w:pPr>
+      <w:rPr>
+        <w:rFonts w:ascii="Symbol" w:hAnsi="Symbol" w:hint="default"/>
+        <w:sz w:val="20"/>
+      </w:rPr>
+    </w:lvl>
+    <w:lvl w:ilvl="1" w:tentative="1">
+      <w:start w:val="1"/>
+      <w:numFmt w:val="bullet"/>
+      <w:lvlText w:val="o"/>
+      <w:lvlJc w:val="left"/>
+      <w:pPr>
+        <w:tabs>
+          <w:tab w:val="num" w:pos="1440"/>
+        </w:tabs>
+        <w:ind w:left="1440" w:hanging="360"/>
+      </w:pPr>
+      <w:rPr>
+        <w:rFonts w:ascii="Courier New" w:hAnsi="Courier New" w:hint="default"/>
+        <w:sz w:val="20"/>
+      </w:rPr>
+    </w:lvl>
+    <w:lvl w:ilvl="2" w:tentative="1">
+      <w:start w:val="1"/>
+      <w:numFmt w:val="bullet"/>
+      <w:lvlText w:val=""/>
+      <w:lvlJc w:val="left"/>
+      <w:pPr>
+        <w:tabs>
+          <w:tab w:val="num" w:pos="2160"/>
+        </w:tabs>
+        <w:ind w:left="2160" w:hanging="360"/>
+      </w:pPr>
+      <w:rPr>
+        <w:rFonts w:ascii="Wingdings" w:hAnsi="Wingdings" w:hint="default"/>
+        <w:sz w:val="20"/>
+      </w:rPr>
+    </w:lvl>
+    <w:lvl w:ilvl="3" w:tentative="1">
+      <w:start w:val="1"/>
+      <w:numFmt w:val="bullet"/>
+      <w:lvlText w:val=""/>
+      <w:lvlJc w:val="left"/>
+      <w:pPr>
+        <w:tabs>
+          <w:tab w:val="num" w:pos="2880"/>
+        </w:tabs>
+        <w:ind w:left="2880" w:hanging="360"/>
+      </w:pPr>
+      <w:rPr>
+        <w:rFonts w:ascii="Wingdings" w:hAnsi="Wingdings" w:hint="default"/>
+        <w:sz w:val="20"/>
+      </w:rPr>
+    </w:lvl>
+    <w:lvl w:ilvl="4" w:tentative="1">
+      <w:start w:val="1"/>
+      <w:numFmt w:val="bullet"/>
+      <w:lvlText w:val=""/>
+      <w:lvlJc w:val="left"/>
+      <w:pPr>
+        <w:tabs>
+          <w:tab w:val="num" w:pos="3600"/>
+        </w:tabs>
+        <w:ind w:left="3600" w:hanging="360"/>
+      </w:pPr>
+      <w:rPr>
+        <w:rFonts w:ascii="Wingdings" w:hAnsi="Wingdings" w:hint="default"/>
+        <w:sz w:val="20"/>
+      </w:rPr>
+    </w:lvl>
+    <w:lvl w:ilvl="5" w:tentative="1">
+      <w:start w:val="1"/>
+      <w:numFmt w:val="bullet"/>
+      <w:lvlText w:val=""/>
+      <w:lvlJc w:val="left"/>
+      <w:pPr>
+        <w:tabs>
+          <w:tab w:val="num" w:pos="4320"/>
+        </w:tabs>
+        <w:ind w:left="4320" w:hanging="360"/>
+      </w:pPr>
+      <w:rPr>
+        <w:rFonts w:ascii="Wingdings" w:hAnsi="Wingdings" w:hint="default"/>
+        <w:sz w:val="20"/>
+      </w:rPr>
+    </w:lvl>
+    <w:lvl w:ilvl="6" w:tentative="1">
+      <w:start w:val="1"/>
+      <w:numFmt w:val="bullet"/>
+      <w:lvlText w:val=""/>
+      <w:lvlJc w:val="left"/>
+      <w:pPr>
+        <w:tabs>
+          <w:tab w:val="num" w:pos="5040"/>
+        </w:tabs>
+        <w:ind w:left="5040" w:hanging="360"/>
+      </w:pPr>
+      <w:rPr>
+        <w:rFonts w:ascii="Wingdings" w:hAnsi="Wingdings" w:hint="default"/>
+        <w:sz w:val="20"/>
+      </w:rPr>
+    </w:lvl>
+    <w:lvl w:ilvl="7" w:tentative="1">
+      <w:start w:val="1"/>
+      <w:numFmt w:val="bullet"/>
+      <w:lvlText w:val=""/>
+      <w:lvlJc w:val="left"/>
+      <w:pPr>
+        <w:tabs>
+          <w:tab w:val="num" w:pos="5760"/>
+        </w:tabs>
+        <w:ind w:left="5760" w:hanging="360"/>
+      </w:pPr>
+      <w:rPr>
+        <w:rFonts w:ascii="Wingdings" w:hAnsi="Wingdings" w:hint="default"/>
+        <w:sz w:val="20"/>
+      </w:rPr>
+    </w:lvl>
+    <w:lvl w:ilvl="8" w:tentative="1">
+      <w:start w:val="1"/>
+      <w:numFmt w:val="bullet"/>
+      <w:lvlText w:val=""/>
+      <w:lvlJc w:val="left"/>
+      <w:pPr>
+        <w:tabs>
+          <w:tab w:val="num" w:pos="6480"/>
+        </w:tabs>
+        <w:ind w:left="6480" w:hanging="360"/>
+      </w:pPr>
+      <w:rPr>
+        <w:rFonts w:ascii="Wingdings" w:hAnsi="Wingdings" w:hint="default"/>
+        <w:sz w:val="20"/>
+      </w:rPr>
+    </w:lvl>
+  </w:abstractNum>
+  <w:abstractNum w:abstractNumId="18" w15:restartNumberingAfterBreak="0">
+    <w:nsid w:val="72127D28"/>
+    <w:multiLevelType w:val="multilevel"/>
+    <w:tmpl w:val="9834A6A8"/>
+    <w:lvl w:ilvl="0">
+      <w:start w:val="1"/>
+      <w:numFmt w:val="bullet"/>
+      <w:lvlText w:val=""/>
+      <w:lvlJc w:val="left"/>
+      <w:pPr>
+        <w:tabs>
+          <w:tab w:val="num" w:pos="720"/>
+        </w:tabs>
+        <w:ind w:left="720" w:hanging="360"/>
+      </w:pPr>
+      <w:rPr>
+        <w:rFonts w:ascii="Symbol" w:hAnsi="Symbol" w:hint="default"/>
+        <w:sz w:val="20"/>
+      </w:rPr>
+    </w:lvl>
+    <w:lvl w:ilvl="1" w:tentative="1">
+      <w:start w:val="1"/>
+      <w:numFmt w:val="bullet"/>
+      <w:lvlText w:val="o"/>
+      <w:lvlJc w:val="left"/>
+      <w:pPr>
+        <w:tabs>
+          <w:tab w:val="num" w:pos="1440"/>
+        </w:tabs>
+        <w:ind w:left="1440" w:hanging="360"/>
+      </w:pPr>
+      <w:rPr>
+        <w:rFonts w:ascii="Courier New" w:hAnsi="Courier New" w:hint="default"/>
+        <w:sz w:val="20"/>
+      </w:rPr>
+    </w:lvl>
+    <w:lvl w:ilvl="2" w:tentative="1">
+      <w:start w:val="1"/>
+      <w:numFmt w:val="bullet"/>
+      <w:lvlText w:val=""/>
+      <w:lvlJc w:val="left"/>
+      <w:pPr>
+        <w:tabs>
+          <w:tab w:val="num" w:pos="2160"/>
+        </w:tabs>
+        <w:ind w:left="2160" w:hanging="360"/>
+      </w:pPr>
+      <w:rPr>
+        <w:rFonts w:ascii="Wingdings" w:hAnsi="Wingdings" w:hint="default"/>
+        <w:sz w:val="20"/>
+      </w:rPr>
+    </w:lvl>
+    <w:lvl w:ilvl="3" w:tentative="1">
+      <w:start w:val="1"/>
+      <w:numFmt w:val="bullet"/>
+      <w:lvlText w:val=""/>
+      <w:lvlJc w:val="left"/>
+      <w:pPr>
+        <w:tabs>
+          <w:tab w:val="num" w:pos="2880"/>
+        </w:tabs>
+        <w:ind w:left="2880" w:hanging="360"/>
+      </w:pPr>
+      <w:rPr>
+        <w:rFonts w:ascii="Wingdings" w:hAnsi="Wingdings" w:hint="default"/>
+        <w:sz w:val="20"/>
+      </w:rPr>
+    </w:lvl>
+    <w:lvl w:ilvl="4" w:tentative="1">
+      <w:start w:val="1"/>
+      <w:numFmt w:val="bullet"/>
+      <w:lvlText w:val=""/>
+      <w:lvlJc w:val="left"/>
+      <w:pPr>
+        <w:tabs>
+          <w:tab w:val="num" w:pos="3600"/>
+        </w:tabs>
+        <w:ind w:left="3600" w:hanging="360"/>
+      </w:pPr>
+      <w:rPr>
+        <w:rFonts w:ascii="Wingdings" w:hAnsi="Wingdings" w:hint="default"/>
+        <w:sz w:val="20"/>
+      </w:rPr>
+    </w:lvl>
+    <w:lvl w:ilvl="5" w:tentative="1">
+      <w:start w:val="1"/>
+      <w:numFmt w:val="bullet"/>
+      <w:lvlText w:val=""/>
+      <w:lvlJc w:val="left"/>
+      <w:pPr>
+        <w:tabs>
+          <w:tab w:val="num" w:pos="4320"/>
+        </w:tabs>
+        <w:ind w:left="4320" w:hanging="360"/>
+      </w:pPr>
+      <w:rPr>
+        <w:rFonts w:ascii="Wingdings" w:hAnsi="Wingdings" w:hint="default"/>
+        <w:sz w:val="20"/>
+      </w:rPr>
+    </w:lvl>
+    <w:lvl w:ilvl="6" w:tentative="1">
+      <w:start w:val="1"/>
+      <w:numFmt w:val="bullet"/>
+      <w:lvlText w:val=""/>
+      <w:lvlJc w:val="left"/>
+      <w:pPr>
+        <w:tabs>
+          <w:tab w:val="num" w:pos="5040"/>
+        </w:tabs>
+        <w:ind w:left="5040" w:hanging="360"/>
+      </w:pPr>
+      <w:rPr>
+        <w:rFonts w:ascii="Wingdings" w:hAnsi="Wingdings" w:hint="default"/>
+        <w:sz w:val="20"/>
+      </w:rPr>
+    </w:lvl>
+    <w:lvl w:ilvl="7" w:tentative="1">
+      <w:start w:val="1"/>
+      <w:numFmt w:val="bullet"/>
+      <w:lvlText w:val=""/>
+      <w:lvlJc w:val="left"/>
+      <w:pPr>
+        <w:tabs>
+          <w:tab w:val="num" w:pos="5760"/>
+        </w:tabs>
+        <w:ind w:left="5760" w:hanging="360"/>
+      </w:pPr>
+      <w:rPr>
+        <w:rFonts w:ascii="Wingdings" w:hAnsi="Wingdings" w:hint="default"/>
+        <w:sz w:val="20"/>
+      </w:rPr>
+    </w:lvl>
+    <w:lvl w:ilvl="8" w:tentative="1">
+      <w:start w:val="1"/>
+      <w:numFmt w:val="bullet"/>
+      <w:lvlText w:val=""/>
+      <w:lvlJc w:val="left"/>
+      <w:pPr>
+        <w:tabs>
+          <w:tab w:val="num" w:pos="6480"/>
+        </w:tabs>
+        <w:ind w:left="6480" w:hanging="360"/>
+      </w:pPr>
+      <w:rPr>
+        <w:rFonts w:ascii="Wingdings" w:hAnsi="Wingdings" w:hint="default"/>
+        <w:sz w:val="20"/>
+      </w:rPr>
+    </w:lvl>
+  </w:abstractNum>
+  <w:abstractNum w:abstractNumId="19" w15:restartNumberingAfterBreak="0">
+    <w:nsid w:val="78EE14DD"/>
+    <w:multiLevelType w:val="multilevel"/>
+    <w:tmpl w:val="1996E740"/>
+    <w:lvl w:ilvl="0">
+      <w:start w:val="1"/>
+      <w:numFmt w:val="bullet"/>
+      <w:lvlText w:val=""/>
+      <w:lvlJc w:val="left"/>
+      <w:pPr>
+        <w:tabs>
+          <w:tab w:val="num" w:pos="720"/>
+        </w:tabs>
+        <w:ind w:left="720" w:hanging="360"/>
+      </w:pPr>
+      <w:rPr>
+        <w:rFonts w:ascii="Symbol" w:hAnsi="Symbol" w:hint="default"/>
+        <w:sz w:val="20"/>
+      </w:rPr>
+    </w:lvl>
+    <w:lvl w:ilvl="1" w:tentative="1">
+      <w:start w:val="1"/>
+      <w:numFmt w:val="bullet"/>
+      <w:lvlText w:val="o"/>
+      <w:lvlJc w:val="left"/>
+      <w:pPr>
+        <w:tabs>
+          <w:tab w:val="num" w:pos="1440"/>
+        </w:tabs>
+        <w:ind w:left="1440" w:hanging="360"/>
+      </w:pPr>
+      <w:rPr>
+        <w:rFonts w:ascii="Courier New" w:hAnsi="Courier New" w:hint="default"/>
+        <w:sz w:val="20"/>
+      </w:rPr>
+    </w:lvl>
+    <w:lvl w:ilvl="2" w:tentative="1">
+      <w:start w:val="1"/>
+      <w:numFmt w:val="bullet"/>
+      <w:lvlText w:val=""/>
+      <w:lvlJc w:val="left"/>
+      <w:pPr>
+        <w:tabs>
+          <w:tab w:val="num" w:pos="2160"/>
+        </w:tabs>
+        <w:ind w:left="2160" w:hanging="360"/>
+      </w:pPr>
+      <w:rPr>
+        <w:rFonts w:ascii="Wingdings" w:hAnsi="Wingdings" w:hint="default"/>
+        <w:sz w:val="20"/>
+      </w:rPr>
+    </w:lvl>
+    <w:lvl w:ilvl="3" w:tentative="1">
+      <w:start w:val="1"/>
+      <w:numFmt w:val="bullet"/>
+      <w:lvlText w:val=""/>
+      <w:lvlJc w:val="left"/>
+      <w:pPr>
+        <w:tabs>
+          <w:tab w:val="num" w:pos="2880"/>
+        </w:tabs>
+        <w:ind w:left="2880" w:hanging="360"/>
+      </w:pPr>
+      <w:rPr>
+        <w:rFonts w:ascii="Wingdings" w:hAnsi="Wingdings" w:hint="default"/>
+        <w:sz w:val="20"/>
+      </w:rPr>
+    </w:lvl>
+    <w:lvl w:ilvl="4" w:tentative="1">
+      <w:start w:val="1"/>
+      <w:numFmt w:val="bullet"/>
+      <w:lvlText w:val=""/>
+      <w:lvlJc w:val="left"/>
+      <w:pPr>
+        <w:tabs>
+          <w:tab w:val="num" w:pos="3600"/>
+        </w:tabs>
+        <w:ind w:left="3600" w:hanging="360"/>
+      </w:pPr>
+      <w:rPr>
+        <w:rFonts w:ascii="Wingdings" w:hAnsi="Wingdings" w:hint="default"/>
+        <w:sz w:val="20"/>
+      </w:rPr>
+    </w:lvl>
+    <w:lvl w:ilvl="5" w:tentative="1">
+      <w:start w:val="1"/>
+      <w:numFmt w:val="bullet"/>
+      <w:lvlText w:val=""/>
+      <w:lvlJc w:val="left"/>
+      <w:pPr>
+        <w:tabs>
+          <w:tab w:val="num" w:pos="4320"/>
+        </w:tabs>
+        <w:ind w:left="4320" w:hanging="360"/>
+      </w:pPr>
+      <w:rPr>
+        <w:rFonts w:ascii="Wingdings" w:hAnsi="Wingdings" w:hint="default"/>
+        <w:sz w:val="20"/>
+      </w:rPr>
+    </w:lvl>
+    <w:lvl w:ilvl="6" w:tentative="1">
+      <w:start w:val="1"/>
+      <w:numFmt w:val="bullet"/>
+      <w:lvlText w:val=""/>
+      <w:lvlJc w:val="left"/>
+      <w:pPr>
+        <w:tabs>
+          <w:tab w:val="num" w:pos="5040"/>
+        </w:tabs>
+        <w:ind w:left="5040" w:hanging="360"/>
+      </w:pPr>
+      <w:rPr>
+        <w:rFonts w:ascii="Wingdings" w:hAnsi="Wingdings" w:hint="default"/>
+        <w:sz w:val="20"/>
+      </w:rPr>
+    </w:lvl>
+    <w:lvl w:ilvl="7" w:tentative="1">
+      <w:start w:val="1"/>
+      <w:numFmt w:val="bullet"/>
+      <w:lvlText w:val=""/>
+      <w:lvlJc w:val="left"/>
+      <w:pPr>
+        <w:tabs>
+          <w:tab w:val="num" w:pos="5760"/>
+        </w:tabs>
+        <w:ind w:left="5760" w:hanging="360"/>
+      </w:pPr>
+      <w:rPr>
+        <w:rFonts w:ascii="Wingdings" w:hAnsi="Wingdings" w:hint="default"/>
+        <w:sz w:val="20"/>
+      </w:rPr>
+    </w:lvl>
+    <w:lvl w:ilvl="8" w:tentative="1">
+      <w:start w:val="1"/>
+      <w:numFmt w:val="bullet"/>
+      <w:lvlText w:val=""/>
+      <w:lvlJc w:val="left"/>
+      <w:pPr>
+        <w:tabs>
+          <w:tab w:val="num" w:pos="6480"/>
+        </w:tabs>
+        <w:ind w:left="6480" w:hanging="360"/>
+      </w:pPr>
+      <w:rPr>
+        <w:rFonts w:ascii="Wingdings" w:hAnsi="Wingdings" w:hint="default"/>
+        <w:sz w:val="20"/>
+      </w:rPr>
+    </w:lvl>
+  </w:abstractNum>
+  <w:abstractNum w:abstractNumId="20" w15:restartNumberingAfterBreak="0">
+    <w:nsid w:val="791E39ED"/>
+    <w:multiLevelType w:val="multilevel"/>
+    <w:tmpl w:val="059ED05E"/>
+    <w:lvl w:ilvl="0">
+      <w:start w:val="1"/>
+      <w:numFmt w:val="decimal"/>
+      <w:lvlText w:val="%1."/>
+      <w:lvlJc w:val="left"/>
+      <w:pPr>
+        <w:tabs>
+          <w:tab w:val="num" w:pos="720"/>
+        </w:tabs>
+        <w:ind w:left="720" w:hanging="360"/>
+      </w:pPr>
+    </w:lvl>
+    <w:lvl w:ilvl="1">
+      <w:start w:val="1"/>
+      <w:numFmt w:val="bullet"/>
+      <w:lvlText w:val="o"/>
+      <w:lvlJc w:val="left"/>
+      <w:pPr>
+        <w:tabs>
+          <w:tab w:val="num" w:pos="1440"/>
+        </w:tabs>
+        <w:ind w:left="1440" w:hanging="360"/>
+      </w:pPr>
+      <w:rPr>
+        <w:rFonts w:ascii="Courier New" w:hAnsi="Courier New" w:hint="default"/>
+        <w:sz w:val="20"/>
+      </w:rPr>
+    </w:lvl>
+    <w:lvl w:ilvl="2" w:tentative="1">
+      <w:start w:val="1"/>
+      <w:numFmt w:val="decimal"/>
+      <w:lvlText w:val="%3."/>
+      <w:lvlJc w:val="left"/>
+      <w:pPr>
+        <w:tabs>
+          <w:tab w:val="num" w:pos="2160"/>
+        </w:tabs>
+        <w:ind w:left="2160" w:hanging="360"/>
+      </w:pPr>
+    </w:lvl>
+    <w:lvl w:ilvl="3" w:tentative="1">
+      <w:start w:val="1"/>
+      <w:numFmt w:val="decimal"/>
+      <w:lvlText w:val="%4."/>
+      <w:lvlJc w:val="left"/>
+      <w:pPr>
+        <w:tabs>
+          <w:tab w:val="num" w:pos="2880"/>
+        </w:tabs>
+        <w:ind w:left="2880" w:hanging="360"/>
+      </w:pPr>
+    </w:lvl>
+    <w:lvl w:ilvl="4" w:tentative="1">
+      <w:start w:val="1"/>
+      <w:numFmt w:val="decimal"/>
+      <w:lvlText w:val="%5."/>
+      <w:lvlJc w:val="left"/>
+      <w:pPr>
+        <w:tabs>
+          <w:tab w:val="num" w:pos="3600"/>
+        </w:tabs>
+        <w:ind w:left="3600" w:hanging="360"/>
+      </w:pPr>
+    </w:lvl>
+    <w:lvl w:ilvl="5" w:tentative="1">
+      <w:start w:val="1"/>
+      <w:numFmt w:val="decimal"/>
+      <w:lvlText w:val="%6."/>
+      <w:lvlJc w:val="left"/>
+      <w:pPr>
+        <w:tabs>
+          <w:tab w:val="num" w:pos="4320"/>
+        </w:tabs>
+        <w:ind w:left="4320" w:hanging="360"/>
+      </w:pPr>
+    </w:lvl>
+    <w:lvl w:ilvl="6" w:tentative="1">
+      <w:start w:val="1"/>
+      <w:numFmt w:val="decimal"/>
+      <w:lvlText w:val="%7."/>
+      <w:lvlJc w:val="left"/>
+      <w:pPr>
+        <w:tabs>
+          <w:tab w:val="num" w:pos="5040"/>
+        </w:tabs>
+        <w:ind w:left="5040" w:hanging="360"/>
+      </w:pPr>
+    </w:lvl>
+    <w:lvl w:ilvl="7" w:tentative="1">
+      <w:start w:val="1"/>
+      <w:numFmt w:val="decimal"/>
+      <w:lvlText w:val="%8."/>
+      <w:lvlJc w:val="left"/>
+      <w:pPr>
+        <w:tabs>
+          <w:tab w:val="num" w:pos="5760"/>
+        </w:tabs>
+        <w:ind w:left="5760" w:hanging="360"/>
+      </w:pPr>
+    </w:lvl>
+    <w:lvl w:ilvl="8" w:tentative="1">
+      <w:start w:val="1"/>
+      <w:numFmt w:val="decimal"/>
+      <w:lvlText w:val="%9."/>
+      <w:lvlJc w:val="left"/>
+      <w:pPr>
+        <w:tabs>
+          <w:tab w:val="num" w:pos="6480"/>
+        </w:tabs>
+        <w:ind w:left="6480" w:hanging="360"/>
+      </w:pPr>
+    </w:lvl>
+  </w:abstractNum>
+  <w:abstractNum w:abstractNumId="21" w15:restartNumberingAfterBreak="0">
+    <w:nsid w:val="7D254362"/>
+    <w:multiLevelType w:val="multilevel"/>
+    <w:tmpl w:val="7468172A"/>
+    <w:lvl w:ilvl="0">
+      <w:start w:val="1"/>
+      <w:numFmt w:val="decimal"/>
+      <w:lvlText w:val="%1."/>
+      <w:lvlJc w:val="left"/>
+      <w:pPr>
+        <w:tabs>
+          <w:tab w:val="num" w:pos="720"/>
+        </w:tabs>
+        <w:ind w:left="720" w:hanging="360"/>
+      </w:pPr>
+    </w:lvl>
+    <w:lvl w:ilvl="1" w:tentative="1">
+      <w:start w:val="1"/>
+      <w:numFmt w:val="decimal"/>
+      <w:lvlText w:val="%2."/>
+      <w:lvlJc w:val="left"/>
+      <w:pPr>
+        <w:tabs>
+          <w:tab w:val="num" w:pos="1440"/>
+        </w:tabs>
+        <w:ind w:left="1440" w:hanging="360"/>
+      </w:pPr>
+    </w:lvl>
+    <w:lvl w:ilvl="2" w:tentative="1">
+      <w:start w:val="1"/>
+      <w:numFmt w:val="decimal"/>
+      <w:lvlText w:val="%3."/>
+      <w:lvlJc w:val="left"/>
+      <w:pPr>
+        <w:tabs>
+          <w:tab w:val="num" w:pos="2160"/>
+        </w:tabs>
+        <w:ind w:left="2160" w:hanging="360"/>
+      </w:pPr>
+    </w:lvl>
+    <w:lvl w:ilvl="3" w:tentative="1">
+      <w:start w:val="1"/>
+      <w:numFmt w:val="decimal"/>
+      <w:lvlText w:val="%4."/>
+      <w:lvlJc w:val="left"/>
+      <w:pPr>
+        <w:tabs>
+          <w:tab w:val="num" w:pos="2880"/>
+        </w:tabs>
+        <w:ind w:left="2880" w:hanging="360"/>
+      </w:pPr>
+    </w:lvl>
+    <w:lvl w:ilvl="4" w:tentative="1">
+      <w:start w:val="1"/>
+      <w:numFmt w:val="decimal"/>
+      <w:lvlText w:val="%5."/>
+      <w:lvlJc w:val="left"/>
+      <w:pPr>
+        <w:tabs>
+          <w:tab w:val="num" w:pos="3600"/>
+        </w:tabs>
+        <w:ind w:left="3600" w:hanging="360"/>
+      </w:pPr>
+    </w:lvl>
+    <w:lvl w:ilvl="5" w:tentative="1">
+      <w:start w:val="1"/>
+      <w:numFmt w:val="decimal"/>
+      <w:lvlText w:val="%6."/>
+      <w:lvlJc w:val="left"/>
+      <w:pPr>
+        <w:tabs>
+          <w:tab w:val="num" w:pos="4320"/>
+        </w:tabs>
+        <w:ind w:left="4320" w:hanging="360"/>
+      </w:pPr>
+    </w:lvl>
+    <w:lvl w:ilvl="6" w:tentative="1">
+      <w:start w:val="1"/>
+      <w:numFmt w:val="decimal"/>
+      <w:lvlText w:val="%7."/>
+      <w:lvlJc w:val="left"/>
+      <w:pPr>
+        <w:tabs>
+          <w:tab w:val="num" w:pos="5040"/>
+        </w:tabs>
+        <w:ind w:left="5040" w:hanging="360"/>
+      </w:pPr>
+    </w:lvl>
+    <w:lvl w:ilvl="7" w:tentative="1">
+      <w:start w:val="1"/>
+      <w:numFmt w:val="decimal"/>
+      <w:lvlText w:val="%8."/>
+      <w:lvlJc w:val="left"/>
+      <w:pPr>
+        <w:tabs>
+          <w:tab w:val="num" w:pos="5760"/>
+        </w:tabs>
+        <w:ind w:left="5760" w:hanging="360"/>
+      </w:pPr>
+    </w:lvl>
+    <w:lvl w:ilvl="8" w:tentative="1">
+      <w:start w:val="1"/>
+      <w:numFmt w:val="decimal"/>
+      <w:lvlText w:val="%9."/>
+      <w:lvlJc w:val="left"/>
+      <w:pPr>
+        <w:tabs>
+          <w:tab w:val="num" w:pos="6480"/>
+        </w:tabs>
+        <w:ind w:left="6480" w:hanging="360"/>
+      </w:pPr>
+    </w:lvl>
+  </w:abstractNum>
   <w:num w:numId="1" w16cid:durableId="1675918359">
+    <w:abstractNumId w:val="6"/>
+  </w:num>
+  <w:num w:numId="2" w16cid:durableId="2133210916">
+    <w:abstractNumId w:val="3"/>
+  </w:num>
+  <w:num w:numId="3" w16cid:durableId="663699958">
+    <w:abstractNumId w:val="4"/>
+  </w:num>
+  <w:num w:numId="4" w16cid:durableId="720598500">
+    <w:abstractNumId w:val="12"/>
+  </w:num>
+  <w:num w:numId="5" w16cid:durableId="247154936">
+    <w:abstractNumId w:val="21"/>
+  </w:num>
+  <w:num w:numId="6" w16cid:durableId="1685009413">
+    <w:abstractNumId w:val="16"/>
+  </w:num>
+  <w:num w:numId="7" w16cid:durableId="818619671">
+    <w:abstractNumId w:val="10"/>
+  </w:num>
+  <w:num w:numId="8" w16cid:durableId="808202761">
+    <w:abstractNumId w:val="20"/>
+  </w:num>
+  <w:num w:numId="9" w16cid:durableId="2139836911">
+    <w:abstractNumId w:val="8"/>
+  </w:num>
+  <w:num w:numId="10" w16cid:durableId="900756056">
+    <w:abstractNumId w:val="0"/>
+  </w:num>
+  <w:num w:numId="11" w16cid:durableId="1496453751">
+    <w:abstractNumId w:val="17"/>
+  </w:num>
+  <w:num w:numId="12" w16cid:durableId="91435926">
+    <w:abstractNumId w:val="7"/>
+  </w:num>
+  <w:num w:numId="13" w16cid:durableId="114763905">
+    <w:abstractNumId w:val="9"/>
+  </w:num>
+  <w:num w:numId="14" w16cid:durableId="558637974">
+    <w:abstractNumId w:val="5"/>
+  </w:num>
+  <w:num w:numId="15" w16cid:durableId="20280427">
+    <w:abstractNumId w:val="14"/>
+  </w:num>
+  <w:num w:numId="16" w16cid:durableId="1322388418">
     <w:abstractNumId w:val="2"/>
   </w:num>
-  <w:num w:numId="2" w16cid:durableId="2133210916">
-    <w:abstractNumId w:val="0"/>
+  <w:num w:numId="17" w16cid:durableId="1282803027">
+    <w:abstractNumId w:val="11"/>
   </w:num>
-  <w:num w:numId="3" w16cid:durableId="663699958">
+  <w:num w:numId="18" w16cid:durableId="101849328">
+    <w:abstractNumId w:val="19"/>
+  </w:num>
+  <w:num w:numId="19" w16cid:durableId="1239366241">
+    <w:abstractNumId w:val="15"/>
+  </w:num>
+  <w:num w:numId="20" w16cid:durableId="396631692">
+    <w:abstractNumId w:val="13"/>
+  </w:num>
+  <w:num w:numId="21" w16cid:durableId="1546258481">
     <w:abstractNumId w:val="1"/>
   </w:num>
-  <w:num w:numId="4" w16cid:durableId="720598500">
-    <w:abstractNumId w:val="3"/>
+  <w:num w:numId="22" w16cid:durableId="1928808258">
+    <w:abstractNumId w:val="18"/>
   </w:num>
 </w:numbering>
 </file>
@@ -2159,6 +6957,7 @@
   <w:style w:type="character" w:default="1" w:styleId="DefaultParagraphFont">
     <w:name w:val="Default Paragraph Font"/>
     <w:uiPriority w:val="1"/>
+    <w:semiHidden/>
     <w:unhideWhenUsed/>
   </w:style>
   <w:style w:type="table" w:default="1" w:styleId="TableNormal">
